--- a/Fase 2/Evidencias del Proyecto/SICMA_BDD_v1.1.docx
+++ b/Fase 2/Evidencias del Proyecto/SICMA_BDD_v1.1.docx
@@ -1341,7 +1341,7 @@
               <w:rPr>
                 <w:sz w:val="18"/>
               </w:rPr>
-              <w:t>Se actualizan las referencias a las versiones vigentes de los demás documentos (REQ 1.1, CUS 1.1, CLA 1.1, ACT 1.1, PRY 1.2 y ESO 1.1).</w:t>
+              <w:t>Se actualizan las referencias a las versiones vigentes de los demás documentos (REQ 1.1, CUS 1.1, CLA 1.1, ACT 1.1, PRY 1.2 y ESO 1.1). Corrección del mismo día: D-22 se actualiza, porque los demás documentos ya usan los estados del código.</w:t>
             </w:r>
           </w:p>
         </w:tc>
@@ -13625,7 +13625,7 @@
               <w:rPr>
                 <w:sz w:val="18"/>
               </w:rPr>
-              <w:t xml:space="preserve">Los estados de una intervención en la base (Pendiente, CambiosSolicitados, Aprobada, EnEjecucion, Ejecutada, Fallida, Cancelada) no son los de SICMA-CUS y SICMA-CLA (Pendiente, Aprobada, Rechazada, Asignada, En ejecución, Cerrada). Faltan Rechazada, Asignada y Cerrada.</w:t>
+              <w:t>Los estados de una intervención en el código son Pendiente, CambiosSolicitados, Aprobada, Rechazada, EnEjecucion, Ejecutada, Fallida y Cancelada. CambiosSolicitados no lo usa ningún flujo.</w:t>
             </w:r>
           </w:p>
         </w:tc>
@@ -13642,7 +13642,7 @@
               <w:rPr>
                 <w:sz w:val="18"/>
               </w:rPr>
-              <w:t xml:space="preserve">Se documenta la base tal cual. Ejecutada equivale a Cerrada y un rechazo queda solo en decision_intervencion.</w:t>
+              <w:t>SICMA-CUS, SICMA-CLA, SICMA-ACT y SICMA-CPR ya usan los estados del código, sin Asignada ni Cerrada. Falta decidir si se quita CambiosSolicitados.</w:t>
             </w:r>
           </w:p>
         </w:tc>
@@ -13676,7 +13676,7 @@
               <w:rPr>
                 <w:sz w:val="18"/>
               </w:rPr>
-              <w:t xml:space="preserve">Abierto</w:t>
+              <w:t>Resuelto</w:t>
             </w:r>
           </w:p>
         </w:tc>

--- a/Fase 2/Evidencias del Proyecto/SICMA_BDD_v1.1.docx
+++ b/Fase 2/Evidencias del Proyecto/SICMA_BDD_v1.1.docx
@@ -392,7 +392,7 @@
         <w:tab/>
       </w:r>
       <w:r>
-        <w:t>5</w:t>
+        <w:t>6</w:t>
       </w:r>
     </w:p>
     <w:p>
@@ -462,7 +462,7 @@
         <w:tab/>
       </w:r>
       <w:r>
-        <w:t>8</w:t>
+        <w:t>9</w:t>
       </w:r>
     </w:p>
     <w:p>
@@ -1341,7 +1341,7 @@
               <w:rPr>
                 <w:sz w:val="18"/>
               </w:rPr>
-              <w:t>Se actualizan las referencias a las versiones vigentes de los demás documentos (REQ 1.1, CUS 1.1, CLA 1.1, ACT 1.1, PRY 1.2 y ESO 1.1). Corrección del mismo día: D-22 se actualiza, porque los demás documentos ya usan los estados del código.</w:t>
+              <w:t>Se actualizan las referencias a las versiones vigentes de los demás documentos (REQ 1.1, CUS 1.1, CLA 1.1, ACT 1.1, PRY 1.2 y ESO 1.1). Corrección del mismo día: D-22 se actualiza, porque los demás documentos ya usan los estados del código. Se quita la mención del estado CambiosSolicitados en D-22. Las definiciones de columnas de intervencion y decision_intervencion siguen como están en el código.</w:t>
             </w:r>
           </w:p>
         </w:tc>
@@ -13625,7 +13625,7 @@
               <w:rPr>
                 <w:sz w:val="18"/>
               </w:rPr>
-              <w:t>Los estados de una intervención en el código son Pendiente, CambiosSolicitados, Aprobada, Rechazada, EnEjecucion, Ejecutada, Fallida y Cancelada. CambiosSolicitados no lo usa ningún flujo.</w:t>
+              <w:t>Los estados de una intervención en el código son Pendiente, Aprobada, Rechazada, EnEjecucion, Ejecutada, Fallida y Cancelada.</w:t>
             </w:r>
           </w:p>
         </w:tc>
@@ -13642,7 +13642,7 @@
               <w:rPr>
                 <w:sz w:val="18"/>
               </w:rPr>
-              <w:t>SICMA-CUS, SICMA-CLA, SICMA-ACT y SICMA-CPR ya usan los estados del código, sin Asignada ni Cerrada. Falta decidir si se quita CambiosSolicitados.</w:t>
+              <w:t>SICMA-CUS, SICMA-CLA, SICMA-ACT y SICMA-CPR ya usan los estados del código, sin Asignada ni Cerrada.</w:t>
             </w:r>
           </w:p>
         </w:tc>

--- a/Fase 2/Evidencias del Proyecto/SICMA_BDD_v1.1.docx
+++ b/Fase 2/Evidencias del Proyecto/SICMA_BDD_v1.1.docx
@@ -634,8 +634,8 @@
         </w:tblBorders>
       </w:tblPr>
       <w:tblGrid>
-        <w:gridCol w:w="3393"/>
-        <w:gridCol w:w="4524"/>
+        <w:gridCol w:w="3788"/>
+        <w:gridCol w:w="5050"/>
       </w:tblGrid>
       <w:tr>
         <w:trPr>
@@ -644,7 +644,7 @@
         </w:trPr>
         <w:tc>
           <w:tcPr>
-            <w:tcW w:w="3393" w:type="dxa"/>
+            <w:tcW w:w="3788" w:type="dxa"/>
             <w:shd w:val="clear" w:color="auto" w:fill="D9E2F3"/>
           </w:tcPr>
           <w:p>
@@ -663,7 +663,7 @@
         </w:tc>
         <w:tc>
           <w:tcPr>
-            <w:tcW w:w="4524" w:type="dxa"/>
+            <w:tcW w:w="5050" w:type="dxa"/>
             <w:shd w:val="clear" w:color="auto" w:fill="D9E2F3"/>
           </w:tcPr>
           <w:p>
@@ -687,7 +687,7 @@
         </w:trPr>
         <w:tc>
           <w:tcPr>
-            <w:tcW w:w="3393" w:type="dxa"/>
+            <w:tcW w:w="3788" w:type="dxa"/>
           </w:tcPr>
           <w:p>
             <w:pPr>
@@ -704,7 +704,7 @@
         </w:tc>
         <w:tc>
           <w:tcPr>
-            <w:tcW w:w="4524" w:type="dxa"/>
+            <w:tcW w:w="5050" w:type="dxa"/>
           </w:tcPr>
           <w:p>
             <w:pPr>
@@ -726,7 +726,7 @@
         </w:trPr>
         <w:tc>
           <w:tcPr>
-            <w:tcW w:w="3393" w:type="dxa"/>
+            <w:tcW w:w="3788" w:type="dxa"/>
           </w:tcPr>
           <w:p>
             <w:pPr>
@@ -743,7 +743,7 @@
         </w:tc>
         <w:tc>
           <w:tcPr>
-            <w:tcW w:w="4524" w:type="dxa"/>
+            <w:tcW w:w="5050" w:type="dxa"/>
           </w:tcPr>
           <w:p>
             <w:pPr>
@@ -765,7 +765,7 @@
         </w:trPr>
         <w:tc>
           <w:tcPr>
-            <w:tcW w:w="3393" w:type="dxa"/>
+            <w:tcW w:w="3788" w:type="dxa"/>
           </w:tcPr>
           <w:p>
             <w:pPr>
@@ -782,7 +782,7 @@
         </w:tc>
         <w:tc>
           <w:tcPr>
-            <w:tcW w:w="4524" w:type="dxa"/>
+            <w:tcW w:w="5050" w:type="dxa"/>
           </w:tcPr>
           <w:p>
             <w:pPr>
@@ -804,7 +804,7 @@
         </w:trPr>
         <w:tc>
           <w:tcPr>
-            <w:tcW w:w="3393" w:type="dxa"/>
+            <w:tcW w:w="3788" w:type="dxa"/>
           </w:tcPr>
           <w:p>
             <w:pPr>
@@ -821,7 +821,7 @@
         </w:tc>
         <w:tc>
           <w:tcPr>
-            <w:tcW w:w="4524" w:type="dxa"/>
+            <w:tcW w:w="5050" w:type="dxa"/>
           </w:tcPr>
           <w:p>
             <w:pPr>
@@ -843,7 +843,7 @@
         </w:trPr>
         <w:tc>
           <w:tcPr>
-            <w:tcW w:w="3393" w:type="dxa"/>
+            <w:tcW w:w="3788" w:type="dxa"/>
           </w:tcPr>
           <w:p>
             <w:pPr>
@@ -860,7 +860,7 @@
         </w:tc>
         <w:tc>
           <w:tcPr>
-            <w:tcW w:w="4524" w:type="dxa"/>
+            <w:tcW w:w="5050" w:type="dxa"/>
           </w:tcPr>
           <w:p>
             <w:pPr>
@@ -897,7 +897,7 @@
         <w:gridCol w:w="972"/>
         <w:gridCol w:w="1237"/>
         <w:gridCol w:w="1502"/>
-        <w:gridCol w:w="5126"/>
+        <w:gridCol w:w="5127"/>
       </w:tblGrid>
       <w:tr>
         <w:trPr>
@@ -963,7 +963,7 @@
         </w:tc>
         <w:tc>
           <w:tcPr>
-            <w:tcW w:w="5126" w:type="dxa"/>
+            <w:tcW w:w="5127" w:type="dxa"/>
             <w:shd w:val="clear" w:color="auto" w:fill="D9E2F3"/>
           </w:tcPr>
           <w:p>
@@ -1038,7 +1038,7 @@
         </w:tc>
         <w:tc>
           <w:tcPr>
-            <w:tcW w:w="5126" w:type="dxa"/>
+            <w:tcW w:w="5127" w:type="dxa"/>
           </w:tcPr>
           <w:p>
             <w:pPr>
@@ -1111,7 +1111,7 @@
         </w:tc>
         <w:tc>
           <w:tcPr>
-            <w:tcW w:w="5126" w:type="dxa"/>
+            <w:tcW w:w="5127" w:type="dxa"/>
           </w:tcPr>
           <w:p>
             <w:pPr>
@@ -1184,7 +1184,7 @@
         </w:tc>
         <w:tc>
           <w:tcPr>
-            <w:tcW w:w="5126" w:type="dxa"/>
+            <w:tcW w:w="5127" w:type="dxa"/>
           </w:tcPr>
           <w:p>
             <w:pPr>
@@ -1257,7 +1257,7 @@
         </w:tc>
         <w:tc>
           <w:tcPr>
-            <w:tcW w:w="5126" w:type="dxa"/>
+            <w:tcW w:w="5127" w:type="dxa"/>
           </w:tcPr>
           <w:p>
             <w:pPr>
@@ -1330,7 +1330,7 @@
         </w:tc>
         <w:tc>
           <w:tcPr>
-            <w:tcW w:w="5126" w:type="dxa"/>
+            <w:tcW w:w="5127" w:type="dxa"/>
           </w:tcPr>
           <w:p>
             <w:pPr>
@@ -1426,9 +1426,9 @@
         </w:tblBorders>
       </w:tblPr>
       <w:tblGrid>
-        <w:gridCol w:w="2425"/>
-        <w:gridCol w:w="3554"/>
-        <w:gridCol w:w="1933"/>
+        <w:gridCol w:w="2709"/>
+        <w:gridCol w:w="3970"/>
+        <w:gridCol w:w="2159"/>
       </w:tblGrid>
       <w:tr>
         <w:trPr>
@@ -1437,7 +1437,7 @@
         </w:trPr>
         <w:tc>
           <w:tcPr>
-            <w:tcW w:w="2425" w:type="dxa"/>
+            <w:tcW w:w="2709" w:type="dxa"/>
             <w:shd w:val="clear" w:color="auto" w:fill="D9E2F3"/>
           </w:tcPr>
           <w:p>
@@ -1456,7 +1456,7 @@
         </w:tc>
         <w:tc>
           <w:tcPr>
-            <w:tcW w:w="3554" w:type="dxa"/>
+            <w:tcW w:w="3970" w:type="dxa"/>
             <w:shd w:val="clear" w:color="auto" w:fill="D9E2F3"/>
           </w:tcPr>
           <w:p>
@@ -1475,7 +1475,7 @@
         </w:tc>
         <w:tc>
           <w:tcPr>
-            <w:tcW w:w="1933" w:type="dxa"/>
+            <w:tcW w:w="2159" w:type="dxa"/>
             <w:shd w:val="clear" w:color="auto" w:fill="D9E2F3"/>
           </w:tcPr>
           <w:p>
@@ -1499,7 +1499,7 @@
         </w:trPr>
         <w:tc>
           <w:tcPr>
-            <w:tcW w:w="2425" w:type="dxa"/>
+            <w:tcW w:w="2709" w:type="dxa"/>
           </w:tcPr>
           <w:p>
             <w:pPr>
@@ -1516,7 +1516,7 @@
         </w:tc>
         <w:tc>
           <w:tcPr>
-            <w:tcW w:w="3554" w:type="dxa"/>
+            <w:tcW w:w="3970" w:type="dxa"/>
           </w:tcPr>
           <w:p>
             <w:pPr>
@@ -1533,7 +1533,7 @@
         </w:tc>
         <w:tc>
           <w:tcPr>
-            <w:tcW w:w="1933" w:type="dxa"/>
+            <w:tcW w:w="2159" w:type="dxa"/>
           </w:tcPr>
           <w:p>
             <w:pPr>
@@ -1555,7 +1555,7 @@
         </w:trPr>
         <w:tc>
           <w:tcPr>
-            <w:tcW w:w="2425" w:type="dxa"/>
+            <w:tcW w:w="2709" w:type="dxa"/>
           </w:tcPr>
           <w:p>
             <w:pPr>
@@ -1572,7 +1572,7 @@
         </w:tc>
         <w:tc>
           <w:tcPr>
-            <w:tcW w:w="3554" w:type="dxa"/>
+            <w:tcW w:w="3970" w:type="dxa"/>
           </w:tcPr>
           <w:p>
             <w:pPr>
@@ -1589,7 +1589,7 @@
         </w:tc>
         <w:tc>
           <w:tcPr>
-            <w:tcW w:w="1933" w:type="dxa"/>
+            <w:tcW w:w="2159" w:type="dxa"/>
           </w:tcPr>
           <w:p>
             <w:pPr>
@@ -1611,7 +1611,7 @@
         </w:trPr>
         <w:tc>
           <w:tcPr>
-            <w:tcW w:w="2425" w:type="dxa"/>
+            <w:tcW w:w="2709" w:type="dxa"/>
           </w:tcPr>
           <w:p>
             <w:pPr>
@@ -1628,7 +1628,7 @@
         </w:tc>
         <w:tc>
           <w:tcPr>
-            <w:tcW w:w="3554" w:type="dxa"/>
+            <w:tcW w:w="3970" w:type="dxa"/>
           </w:tcPr>
           <w:p>
             <w:pPr>
@@ -1645,7 +1645,7 @@
         </w:tc>
         <w:tc>
           <w:tcPr>
-            <w:tcW w:w="1933" w:type="dxa"/>
+            <w:tcW w:w="2159" w:type="dxa"/>
           </w:tcPr>
           <w:p>
             <w:pPr>
@@ -1667,7 +1667,7 @@
         </w:trPr>
         <w:tc>
           <w:tcPr>
-            <w:tcW w:w="2425" w:type="dxa"/>
+            <w:tcW w:w="2709" w:type="dxa"/>
           </w:tcPr>
           <w:p>
             <w:pPr>
@@ -1684,7 +1684,7 @@
         </w:tc>
         <w:tc>
           <w:tcPr>
-            <w:tcW w:w="3554" w:type="dxa"/>
+            <w:tcW w:w="3970" w:type="dxa"/>
           </w:tcPr>
           <w:p>
             <w:pPr>
@@ -1701,7 +1701,7 @@
         </w:tc>
         <w:tc>
           <w:tcPr>
-            <w:tcW w:w="1933" w:type="dxa"/>
+            <w:tcW w:w="2159" w:type="dxa"/>
           </w:tcPr>
           <w:p>
             <w:pPr>
@@ -1723,7 +1723,7 @@
         </w:trPr>
         <w:tc>
           <w:tcPr>
-            <w:tcW w:w="2425" w:type="dxa"/>
+            <w:tcW w:w="2709" w:type="dxa"/>
           </w:tcPr>
           <w:p>
             <w:pPr>
@@ -1740,7 +1740,7 @@
         </w:tc>
         <w:tc>
           <w:tcPr>
-            <w:tcW w:w="3554" w:type="dxa"/>
+            <w:tcW w:w="3970" w:type="dxa"/>
           </w:tcPr>
           <w:p>
             <w:pPr>
@@ -1757,7 +1757,7 @@
         </w:tc>
         <w:tc>
           <w:tcPr>
-            <w:tcW w:w="1933" w:type="dxa"/>
+            <w:tcW w:w="2159" w:type="dxa"/>
           </w:tcPr>
           <w:p>
             <w:pPr>
@@ -1842,8 +1842,8 @@
         </w:tblBorders>
       </w:tblPr>
       <w:tblGrid>
-        <w:gridCol w:w="2597"/>
-        <w:gridCol w:w="5318"/>
+        <w:gridCol w:w="2900"/>
+        <w:gridCol w:w="5938"/>
       </w:tblGrid>
       <w:tr>
         <w:trPr>
@@ -1852,7 +1852,7 @@
         </w:trPr>
         <w:tc>
           <w:tcPr>
-            <w:tcW w:w="2597" w:type="dxa"/>
+            <w:tcW w:w="2900" w:type="dxa"/>
             <w:shd w:val="clear" w:color="auto" w:fill="D9E2F3"/>
           </w:tcPr>
           <w:p>
@@ -1871,7 +1871,7 @@
         </w:tc>
         <w:tc>
           <w:tcPr>
-            <w:tcW w:w="5318" w:type="dxa"/>
+            <w:tcW w:w="5938" w:type="dxa"/>
             <w:shd w:val="clear" w:color="auto" w:fill="D9E2F3"/>
           </w:tcPr>
           <w:p>
@@ -1895,7 +1895,7 @@
         </w:trPr>
         <w:tc>
           <w:tcPr>
-            <w:tcW w:w="2597" w:type="dxa"/>
+            <w:tcW w:w="2900" w:type="dxa"/>
           </w:tcPr>
           <w:p>
             <w:pPr>
@@ -1912,7 +1912,7 @@
         </w:tc>
         <w:tc>
           <w:tcPr>
-            <w:tcW w:w="5318" w:type="dxa"/>
+            <w:tcW w:w="5938" w:type="dxa"/>
           </w:tcPr>
           <w:p>
             <w:pPr>
@@ -1934,7 +1934,7 @@
         </w:trPr>
         <w:tc>
           <w:tcPr>
-            <w:tcW w:w="2597" w:type="dxa"/>
+            <w:tcW w:w="2900" w:type="dxa"/>
           </w:tcPr>
           <w:p>
             <w:pPr>
@@ -1951,7 +1951,7 @@
         </w:tc>
         <w:tc>
           <w:tcPr>
-            <w:tcW w:w="5318" w:type="dxa"/>
+            <w:tcW w:w="5938" w:type="dxa"/>
           </w:tcPr>
           <w:p>
             <w:pPr>
@@ -2011,7 +2011,7 @@
         </w:trPr>
         <w:tc>
           <w:tcPr>
-            <w:tcW w:w="2597" w:type="dxa"/>
+            <w:tcW w:w="2900" w:type="dxa"/>
           </w:tcPr>
           <w:p>
             <w:pPr>
@@ -2028,7 +2028,7 @@
         </w:tc>
         <w:tc>
           <w:tcPr>
-            <w:tcW w:w="5318" w:type="dxa"/>
+            <w:tcW w:w="5938" w:type="dxa"/>
           </w:tcPr>
           <w:p>
             <w:pPr>
@@ -2113,7 +2113,7 @@
         </w:trPr>
         <w:tc>
           <w:tcPr>
-            <w:tcW w:w="2597" w:type="dxa"/>
+            <w:tcW w:w="2900" w:type="dxa"/>
           </w:tcPr>
           <w:p>
             <w:pPr>
@@ -2130,7 +2130,7 @@
         </w:tc>
         <w:tc>
           <w:tcPr>
-            <w:tcW w:w="5318" w:type="dxa"/>
+            <w:tcW w:w="5938" w:type="dxa"/>
           </w:tcPr>
           <w:p>
             <w:pPr>
@@ -2215,7 +2215,7 @@
         </w:trPr>
         <w:tc>
           <w:tcPr>
-            <w:tcW w:w="2597" w:type="dxa"/>
+            <w:tcW w:w="2900" w:type="dxa"/>
           </w:tcPr>
           <w:p>
             <w:pPr>
@@ -2232,7 +2232,7 @@
         </w:tc>
         <w:tc>
           <w:tcPr>
-            <w:tcW w:w="5318" w:type="dxa"/>
+            <w:tcW w:w="5938" w:type="dxa"/>
           </w:tcPr>
           <w:p>
             <w:pPr>
@@ -2292,7 +2292,7 @@
         </w:trPr>
         <w:tc>
           <w:tcPr>
-            <w:tcW w:w="2597" w:type="dxa"/>
+            <w:tcW w:w="2900" w:type="dxa"/>
           </w:tcPr>
           <w:p>
             <w:pPr>
@@ -2309,7 +2309,7 @@
         </w:tc>
         <w:tc>
           <w:tcPr>
-            <w:tcW w:w="5318" w:type="dxa"/>
+            <w:tcW w:w="5938" w:type="dxa"/>
           </w:tcPr>
           <w:p>
             <w:pPr>
@@ -2369,7 +2369,7 @@
         </w:trPr>
         <w:tc>
           <w:tcPr>
-            <w:tcW w:w="2597" w:type="dxa"/>
+            <w:tcW w:w="2900" w:type="dxa"/>
           </w:tcPr>
           <w:p>
             <w:pPr>
@@ -2386,7 +2386,7 @@
         </w:tc>
         <w:tc>
           <w:tcPr>
-            <w:tcW w:w="5318" w:type="dxa"/>
+            <w:tcW w:w="5938" w:type="dxa"/>
           </w:tcPr>
           <w:p>
             <w:pPr>
@@ -2484,7 +2484,7 @@
         </w:trPr>
         <w:tc>
           <w:tcPr>
-            <w:tcW w:w="2597" w:type="dxa"/>
+            <w:tcW w:w="2900" w:type="dxa"/>
           </w:tcPr>
           <w:p>
             <w:pPr>
@@ -2501,7 +2501,7 @@
         </w:tc>
         <w:tc>
           <w:tcPr>
-            <w:tcW w:w="5318" w:type="dxa"/>
+            <w:tcW w:w="5938" w:type="dxa"/>
           </w:tcPr>
           <w:p>
             <w:pPr>
@@ -2523,7 +2523,7 @@
         </w:trPr>
         <w:tc>
           <w:tcPr>
-            <w:tcW w:w="2597" w:type="dxa"/>
+            <w:tcW w:w="2900" w:type="dxa"/>
           </w:tcPr>
           <w:p>
             <w:pPr>
@@ -2540,7 +2540,7 @@
         </w:tc>
         <w:tc>
           <w:tcPr>
-            <w:tcW w:w="5318" w:type="dxa"/>
+            <w:tcW w:w="5938" w:type="dxa"/>
           </w:tcPr>
           <w:p>
             <w:pPr>
@@ -3000,9 +3000,9 @@
         </w:tblBorders>
       </w:tblPr>
       <w:tblGrid>
-        <w:gridCol w:w="1636"/>
-        <w:gridCol w:w="2868"/>
-        <w:gridCol w:w="3409"/>
+        <w:gridCol w:w="1827"/>
+        <w:gridCol w:w="3203"/>
+        <w:gridCol w:w="3808"/>
       </w:tblGrid>
       <w:tr>
         <w:trPr>
@@ -3011,7 +3011,7 @@
         </w:trPr>
         <w:tc>
           <w:tcPr>
-            <w:tcW w:w="1636" w:type="dxa"/>
+            <w:tcW w:w="1827" w:type="dxa"/>
             <w:shd w:val="clear" w:color="auto" w:fill="D9E2F3"/>
           </w:tcPr>
           <w:p>
@@ -3030,7 +3030,7 @@
         </w:tc>
         <w:tc>
           <w:tcPr>
-            <w:tcW w:w="2868" w:type="dxa"/>
+            <w:tcW w:w="3203" w:type="dxa"/>
             <w:shd w:val="clear" w:color="auto" w:fill="D9E2F3"/>
           </w:tcPr>
           <w:p>
@@ -3049,7 +3049,7 @@
         </w:tc>
         <w:tc>
           <w:tcPr>
-            <w:tcW w:w="3409" w:type="dxa"/>
+            <w:tcW w:w="3808" w:type="dxa"/>
             <w:shd w:val="clear" w:color="auto" w:fill="D9E2F3"/>
           </w:tcPr>
           <w:p>
@@ -3073,7 +3073,7 @@
         </w:trPr>
         <w:tc>
           <w:tcPr>
-            <w:tcW w:w="1636" w:type="dxa"/>
+            <w:tcW w:w="1827" w:type="dxa"/>
           </w:tcPr>
           <w:p>
             <w:pPr>
@@ -3090,7 +3090,7 @@
         </w:tc>
         <w:tc>
           <w:tcPr>
-            <w:tcW w:w="2868" w:type="dxa"/>
+            <w:tcW w:w="3203" w:type="dxa"/>
           </w:tcPr>
           <w:p>
             <w:pPr>
@@ -3107,7 +3107,7 @@
         </w:tc>
         <w:tc>
           <w:tcPr>
-            <w:tcW w:w="3409" w:type="dxa"/>
+            <w:tcW w:w="3808" w:type="dxa"/>
           </w:tcPr>
           <w:p>
             <w:pPr>
@@ -3129,7 +3129,7 @@
         </w:trPr>
         <w:tc>
           <w:tcPr>
-            <w:tcW w:w="1636" w:type="dxa"/>
+            <w:tcW w:w="1827" w:type="dxa"/>
           </w:tcPr>
           <w:p>
             <w:pPr>
@@ -3146,7 +3146,7 @@
         </w:tc>
         <w:tc>
           <w:tcPr>
-            <w:tcW w:w="2868" w:type="dxa"/>
+            <w:tcW w:w="3203" w:type="dxa"/>
           </w:tcPr>
           <w:p>
             <w:pPr>
@@ -3163,7 +3163,7 @@
         </w:tc>
         <w:tc>
           <w:tcPr>
-            <w:tcW w:w="3409" w:type="dxa"/>
+            <w:tcW w:w="3808" w:type="dxa"/>
           </w:tcPr>
           <w:p>
             <w:pPr>
@@ -3185,7 +3185,7 @@
         </w:trPr>
         <w:tc>
           <w:tcPr>
-            <w:tcW w:w="1636" w:type="dxa"/>
+            <w:tcW w:w="1827" w:type="dxa"/>
           </w:tcPr>
           <w:p>
             <w:pPr>
@@ -3202,7 +3202,7 @@
         </w:tc>
         <w:tc>
           <w:tcPr>
-            <w:tcW w:w="2868" w:type="dxa"/>
+            <w:tcW w:w="3203" w:type="dxa"/>
           </w:tcPr>
           <w:p>
             <w:pPr>
@@ -3219,7 +3219,7 @@
         </w:tc>
         <w:tc>
           <w:tcPr>
-            <w:tcW w:w="3409" w:type="dxa"/>
+            <w:tcW w:w="3808" w:type="dxa"/>
           </w:tcPr>
           <w:p>
             <w:pPr>
@@ -3241,7 +3241,7 @@
         </w:trPr>
         <w:tc>
           <w:tcPr>
-            <w:tcW w:w="1636" w:type="dxa"/>
+            <w:tcW w:w="1827" w:type="dxa"/>
           </w:tcPr>
           <w:p>
             <w:pPr>
@@ -3258,7 +3258,7 @@
         </w:tc>
         <w:tc>
           <w:tcPr>
-            <w:tcW w:w="2868" w:type="dxa"/>
+            <w:tcW w:w="3203" w:type="dxa"/>
           </w:tcPr>
           <w:p>
             <w:pPr>
@@ -3275,7 +3275,7 @@
         </w:tc>
         <w:tc>
           <w:tcPr>
-            <w:tcW w:w="3409" w:type="dxa"/>
+            <w:tcW w:w="3808" w:type="dxa"/>
           </w:tcPr>
           <w:p>
             <w:pPr>
@@ -3318,9 +3318,9 @@
         </w:tblBorders>
       </w:tblPr>
       <w:tblGrid>
-        <w:gridCol w:w="1597"/>
-        <w:gridCol w:w="2986"/>
-        <w:gridCol w:w="3329"/>
+        <w:gridCol w:w="1784"/>
+        <w:gridCol w:w="3335"/>
+        <w:gridCol w:w="3719"/>
       </w:tblGrid>
       <w:tr>
         <w:trPr>
@@ -3329,7 +3329,7 @@
         </w:trPr>
         <w:tc>
           <w:tcPr>
-            <w:tcW w:w="1597" w:type="dxa"/>
+            <w:tcW w:w="1784" w:type="dxa"/>
             <w:shd w:val="clear" w:color="auto" w:fill="D9E2F3"/>
           </w:tcPr>
           <w:p>
@@ -3348,7 +3348,7 @@
         </w:tc>
         <w:tc>
           <w:tcPr>
-            <w:tcW w:w="2986" w:type="dxa"/>
+            <w:tcW w:w="3335" w:type="dxa"/>
             <w:shd w:val="clear" w:color="auto" w:fill="D9E2F3"/>
           </w:tcPr>
           <w:p>
@@ -3367,7 +3367,7 @@
         </w:tc>
         <w:tc>
           <w:tcPr>
-            <w:tcW w:w="3329" w:type="dxa"/>
+            <w:tcW w:w="3719" w:type="dxa"/>
             <w:shd w:val="clear" w:color="auto" w:fill="D9E2F3"/>
           </w:tcPr>
           <w:p>
@@ -3391,7 +3391,7 @@
         </w:trPr>
         <w:tc>
           <w:tcPr>
-            <w:tcW w:w="1597" w:type="dxa"/>
+            <w:tcW w:w="1784" w:type="dxa"/>
           </w:tcPr>
           <w:p>
             <w:pPr>
@@ -3408,7 +3408,7 @@
         </w:tc>
         <w:tc>
           <w:tcPr>
-            <w:tcW w:w="2986" w:type="dxa"/>
+            <w:tcW w:w="3335" w:type="dxa"/>
           </w:tcPr>
           <w:p>
             <w:pPr>
@@ -3425,7 +3425,7 @@
         </w:tc>
         <w:tc>
           <w:tcPr>
-            <w:tcW w:w="3329" w:type="dxa"/>
+            <w:tcW w:w="3719" w:type="dxa"/>
           </w:tcPr>
           <w:p>
             <w:pPr>
@@ -3447,7 +3447,7 @@
         </w:trPr>
         <w:tc>
           <w:tcPr>
-            <w:tcW w:w="1597" w:type="dxa"/>
+            <w:tcW w:w="1784" w:type="dxa"/>
           </w:tcPr>
           <w:p>
             <w:pPr>
@@ -3464,7 +3464,7 @@
         </w:tc>
         <w:tc>
           <w:tcPr>
-            <w:tcW w:w="2986" w:type="dxa"/>
+            <w:tcW w:w="3335" w:type="dxa"/>
           </w:tcPr>
           <w:p>
             <w:pPr>
@@ -3481,7 +3481,7 @@
         </w:tc>
         <w:tc>
           <w:tcPr>
-            <w:tcW w:w="3329" w:type="dxa"/>
+            <w:tcW w:w="3719" w:type="dxa"/>
           </w:tcPr>
           <w:p>
             <w:pPr>
@@ -3503,7 +3503,7 @@
         </w:trPr>
         <w:tc>
           <w:tcPr>
-            <w:tcW w:w="1597" w:type="dxa"/>
+            <w:tcW w:w="1784" w:type="dxa"/>
           </w:tcPr>
           <w:p>
             <w:pPr>
@@ -3520,7 +3520,7 @@
         </w:tc>
         <w:tc>
           <w:tcPr>
-            <w:tcW w:w="2986" w:type="dxa"/>
+            <w:tcW w:w="3335" w:type="dxa"/>
           </w:tcPr>
           <w:p>
             <w:pPr>
@@ -3537,7 +3537,7 @@
         </w:tc>
         <w:tc>
           <w:tcPr>
-            <w:tcW w:w="3329" w:type="dxa"/>
+            <w:tcW w:w="3719" w:type="dxa"/>
           </w:tcPr>
           <w:p>
             <w:pPr>
@@ -3559,7 +3559,7 @@
         </w:trPr>
         <w:tc>
           <w:tcPr>
-            <w:tcW w:w="1597" w:type="dxa"/>
+            <w:tcW w:w="1784" w:type="dxa"/>
           </w:tcPr>
           <w:p>
             <w:pPr>
@@ -3576,7 +3576,7 @@
         </w:tc>
         <w:tc>
           <w:tcPr>
-            <w:tcW w:w="2986" w:type="dxa"/>
+            <w:tcW w:w="3335" w:type="dxa"/>
           </w:tcPr>
           <w:p>
             <w:pPr>
@@ -3593,7 +3593,7 @@
         </w:tc>
         <w:tc>
           <w:tcPr>
-            <w:tcW w:w="3329" w:type="dxa"/>
+            <w:tcW w:w="3719" w:type="dxa"/>
           </w:tcPr>
           <w:p>
             <w:pPr>
@@ -3615,7 +3615,7 @@
         </w:trPr>
         <w:tc>
           <w:tcPr>
-            <w:tcW w:w="1597" w:type="dxa"/>
+            <w:tcW w:w="1784" w:type="dxa"/>
           </w:tcPr>
           <w:p>
             <w:pPr>
@@ -3632,7 +3632,7 @@
         </w:tc>
         <w:tc>
           <w:tcPr>
-            <w:tcW w:w="2986" w:type="dxa"/>
+            <w:tcW w:w="3335" w:type="dxa"/>
           </w:tcPr>
           <w:p>
             <w:pPr>
@@ -3649,7 +3649,7 @@
         </w:tc>
         <w:tc>
           <w:tcPr>
-            <w:tcW w:w="3329" w:type="dxa"/>
+            <w:tcW w:w="3719" w:type="dxa"/>
           </w:tcPr>
           <w:p>
             <w:pPr>
@@ -3671,7 +3671,7 @@
         </w:trPr>
         <w:tc>
           <w:tcPr>
-            <w:tcW w:w="1597" w:type="dxa"/>
+            <w:tcW w:w="1784" w:type="dxa"/>
           </w:tcPr>
           <w:p>
             <w:pPr>
@@ -3688,7 +3688,7 @@
         </w:tc>
         <w:tc>
           <w:tcPr>
-            <w:tcW w:w="2986" w:type="dxa"/>
+            <w:tcW w:w="3335" w:type="dxa"/>
           </w:tcPr>
           <w:p>
             <w:pPr>
@@ -3705,7 +3705,7 @@
         </w:tc>
         <w:tc>
           <w:tcPr>
-            <w:tcW w:w="3329" w:type="dxa"/>
+            <w:tcW w:w="3719" w:type="dxa"/>
           </w:tcPr>
           <w:p>
             <w:pPr>
@@ -3727,7 +3727,7 @@
         </w:trPr>
         <w:tc>
           <w:tcPr>
-            <w:tcW w:w="1597" w:type="dxa"/>
+            <w:tcW w:w="1784" w:type="dxa"/>
           </w:tcPr>
           <w:p>
             <w:pPr>
@@ -3744,7 +3744,7 @@
         </w:tc>
         <w:tc>
           <w:tcPr>
-            <w:tcW w:w="2986" w:type="dxa"/>
+            <w:tcW w:w="3335" w:type="dxa"/>
           </w:tcPr>
           <w:p>
             <w:pPr>
@@ -3761,7 +3761,7 @@
         </w:tc>
         <w:tc>
           <w:tcPr>
-            <w:tcW w:w="3329" w:type="dxa"/>
+            <w:tcW w:w="3719" w:type="dxa"/>
           </w:tcPr>
           <w:p>
             <w:pPr>
@@ -3783,7 +3783,7 @@
         </w:trPr>
         <w:tc>
           <w:tcPr>
-            <w:tcW w:w="1597" w:type="dxa"/>
+            <w:tcW w:w="1784" w:type="dxa"/>
           </w:tcPr>
           <w:p>
             <w:pPr>
@@ -3800,7 +3800,7 @@
         </w:tc>
         <w:tc>
           <w:tcPr>
-            <w:tcW w:w="2986" w:type="dxa"/>
+            <w:tcW w:w="3335" w:type="dxa"/>
           </w:tcPr>
           <w:p>
             <w:pPr>
@@ -3817,7 +3817,7 @@
         </w:tc>
         <w:tc>
           <w:tcPr>
-            <w:tcW w:w="3329" w:type="dxa"/>
+            <w:tcW w:w="3719" w:type="dxa"/>
           </w:tcPr>
           <w:p>
             <w:pPr>
@@ -3860,9 +3860,9 @@
         </w:tblBorders>
       </w:tblPr>
       <w:tblGrid>
-        <w:gridCol w:w="1793"/>
-        <w:gridCol w:w="2826"/>
-        <w:gridCol w:w="3294"/>
+        <w:gridCol w:w="2003"/>
+        <w:gridCol w:w="3156"/>
+        <w:gridCol w:w="3679"/>
       </w:tblGrid>
       <w:tr>
         <w:trPr>
@@ -3871,7 +3871,7 @@
         </w:trPr>
         <w:tc>
           <w:tcPr>
-            <w:tcW w:w="1793" w:type="dxa"/>
+            <w:tcW w:w="2003" w:type="dxa"/>
             <w:shd w:val="clear" w:color="auto" w:fill="D9E2F3"/>
           </w:tcPr>
           <w:p>
@@ -3890,7 +3890,7 @@
         </w:tc>
         <w:tc>
           <w:tcPr>
-            <w:tcW w:w="2826" w:type="dxa"/>
+            <w:tcW w:w="3156" w:type="dxa"/>
             <w:shd w:val="clear" w:color="auto" w:fill="D9E2F3"/>
           </w:tcPr>
           <w:p>
@@ -3909,7 +3909,7 @@
         </w:tc>
         <w:tc>
           <w:tcPr>
-            <w:tcW w:w="3294" w:type="dxa"/>
+            <w:tcW w:w="3679" w:type="dxa"/>
             <w:shd w:val="clear" w:color="auto" w:fill="D9E2F3"/>
           </w:tcPr>
           <w:p>
@@ -3933,7 +3933,7 @@
         </w:trPr>
         <w:tc>
           <w:tcPr>
-            <w:tcW w:w="1793" w:type="dxa"/>
+            <w:tcW w:w="2003" w:type="dxa"/>
           </w:tcPr>
           <w:p>
             <w:pPr>
@@ -3950,7 +3950,7 @@
         </w:tc>
         <w:tc>
           <w:tcPr>
-            <w:tcW w:w="2826" w:type="dxa"/>
+            <w:tcW w:w="3156" w:type="dxa"/>
           </w:tcPr>
           <w:p>
             <w:pPr>
@@ -3967,7 +3967,7 @@
         </w:tc>
         <w:tc>
           <w:tcPr>
-            <w:tcW w:w="3294" w:type="dxa"/>
+            <w:tcW w:w="3679" w:type="dxa"/>
           </w:tcPr>
           <w:p>
             <w:pPr>
@@ -3989,7 +3989,7 @@
         </w:trPr>
         <w:tc>
           <w:tcPr>
-            <w:tcW w:w="1793" w:type="dxa"/>
+            <w:tcW w:w="2003" w:type="dxa"/>
           </w:tcPr>
           <w:p>
             <w:pPr>
@@ -4006,7 +4006,7 @@
         </w:tc>
         <w:tc>
           <w:tcPr>
-            <w:tcW w:w="2826" w:type="dxa"/>
+            <w:tcW w:w="3156" w:type="dxa"/>
           </w:tcPr>
           <w:p>
             <w:pPr>
@@ -4023,7 +4023,7 @@
         </w:tc>
         <w:tc>
           <w:tcPr>
-            <w:tcW w:w="3294" w:type="dxa"/>
+            <w:tcW w:w="3679" w:type="dxa"/>
           </w:tcPr>
           <w:p>
             <w:pPr>
@@ -4045,7 +4045,7 @@
         </w:trPr>
         <w:tc>
           <w:tcPr>
-            <w:tcW w:w="1793" w:type="dxa"/>
+            <w:tcW w:w="2003" w:type="dxa"/>
           </w:tcPr>
           <w:p>
             <w:pPr>
@@ -4062,7 +4062,7 @@
         </w:tc>
         <w:tc>
           <w:tcPr>
-            <w:tcW w:w="2826" w:type="dxa"/>
+            <w:tcW w:w="3156" w:type="dxa"/>
           </w:tcPr>
           <w:p>
             <w:pPr>
@@ -4079,7 +4079,7 @@
         </w:tc>
         <w:tc>
           <w:tcPr>
-            <w:tcW w:w="3294" w:type="dxa"/>
+            <w:tcW w:w="3679" w:type="dxa"/>
           </w:tcPr>
           <w:p>
             <w:pPr>
@@ -4101,7 +4101,7 @@
         </w:trPr>
         <w:tc>
           <w:tcPr>
-            <w:tcW w:w="1793" w:type="dxa"/>
+            <w:tcW w:w="2003" w:type="dxa"/>
           </w:tcPr>
           <w:p>
             <w:pPr>
@@ -4118,7 +4118,7 @@
         </w:tc>
         <w:tc>
           <w:tcPr>
-            <w:tcW w:w="2826" w:type="dxa"/>
+            <w:tcW w:w="3156" w:type="dxa"/>
           </w:tcPr>
           <w:p>
             <w:pPr>
@@ -4135,7 +4135,7 @@
         </w:tc>
         <w:tc>
           <w:tcPr>
-            <w:tcW w:w="3294" w:type="dxa"/>
+            <w:tcW w:w="3679" w:type="dxa"/>
           </w:tcPr>
           <w:p>
             <w:pPr>
@@ -4157,7 +4157,7 @@
         </w:trPr>
         <w:tc>
           <w:tcPr>
-            <w:tcW w:w="1793" w:type="dxa"/>
+            <w:tcW w:w="2003" w:type="dxa"/>
           </w:tcPr>
           <w:p>
             <w:pPr>
@@ -4174,7 +4174,7 @@
         </w:tc>
         <w:tc>
           <w:tcPr>
-            <w:tcW w:w="2826" w:type="dxa"/>
+            <w:tcW w:w="3156" w:type="dxa"/>
           </w:tcPr>
           <w:p>
             <w:pPr>
@@ -4191,7 +4191,7 @@
         </w:tc>
         <w:tc>
           <w:tcPr>
-            <w:tcW w:w="3294" w:type="dxa"/>
+            <w:tcW w:w="3679" w:type="dxa"/>
           </w:tcPr>
           <w:p>
             <w:pPr>
@@ -4213,7 +4213,7 @@
         </w:trPr>
         <w:tc>
           <w:tcPr>
-            <w:tcW w:w="1793" w:type="dxa"/>
+            <w:tcW w:w="2003" w:type="dxa"/>
           </w:tcPr>
           <w:p>
             <w:pPr>
@@ -4230,7 +4230,7 @@
         </w:tc>
         <w:tc>
           <w:tcPr>
-            <w:tcW w:w="2826" w:type="dxa"/>
+            <w:tcW w:w="3156" w:type="dxa"/>
           </w:tcPr>
           <w:p>
             <w:pPr>
@@ -4247,7 +4247,7 @@
         </w:tc>
         <w:tc>
           <w:tcPr>
-            <w:tcW w:w="3294" w:type="dxa"/>
+            <w:tcW w:w="3679" w:type="dxa"/>
           </w:tcPr>
           <w:p>
             <w:pPr>
@@ -4269,7 +4269,7 @@
         </w:trPr>
         <w:tc>
           <w:tcPr>
-            <w:tcW w:w="1793" w:type="dxa"/>
+            <w:tcW w:w="2003" w:type="dxa"/>
           </w:tcPr>
           <w:p>
             <w:pPr>
@@ -4286,7 +4286,7 @@
         </w:tc>
         <w:tc>
           <w:tcPr>
-            <w:tcW w:w="2826" w:type="dxa"/>
+            <w:tcW w:w="3156" w:type="dxa"/>
           </w:tcPr>
           <w:p>
             <w:pPr>
@@ -4303,7 +4303,7 @@
         </w:tc>
         <w:tc>
           <w:tcPr>
-            <w:tcW w:w="3294" w:type="dxa"/>
+            <w:tcW w:w="3679" w:type="dxa"/>
           </w:tcPr>
           <w:p>
             <w:pPr>
@@ -4346,9 +4346,9 @@
         </w:tblBorders>
       </w:tblPr>
       <w:tblGrid>
-        <w:gridCol w:w="1720"/>
-        <w:gridCol w:w="2983"/>
-        <w:gridCol w:w="3209"/>
+        <w:gridCol w:w="1921"/>
+        <w:gridCol w:w="3332"/>
+        <w:gridCol w:w="3585"/>
       </w:tblGrid>
       <w:tr>
         <w:trPr>
@@ -4357,7 +4357,7 @@
         </w:trPr>
         <w:tc>
           <w:tcPr>
-            <w:tcW w:w="1720" w:type="dxa"/>
+            <w:tcW w:w="1921" w:type="dxa"/>
             <w:shd w:val="clear" w:color="auto" w:fill="D9E2F3"/>
           </w:tcPr>
           <w:p>
@@ -4376,7 +4376,7 @@
         </w:tc>
         <w:tc>
           <w:tcPr>
-            <w:tcW w:w="2983" w:type="dxa"/>
+            <w:tcW w:w="3332" w:type="dxa"/>
             <w:shd w:val="clear" w:color="auto" w:fill="D9E2F3"/>
           </w:tcPr>
           <w:p>
@@ -4395,7 +4395,7 @@
         </w:tc>
         <w:tc>
           <w:tcPr>
-            <w:tcW w:w="3209" w:type="dxa"/>
+            <w:tcW w:w="3585" w:type="dxa"/>
             <w:shd w:val="clear" w:color="auto" w:fill="D9E2F3"/>
           </w:tcPr>
           <w:p>
@@ -4419,7 +4419,7 @@
         </w:trPr>
         <w:tc>
           <w:tcPr>
-            <w:tcW w:w="1720" w:type="dxa"/>
+            <w:tcW w:w="1921" w:type="dxa"/>
           </w:tcPr>
           <w:p>
             <w:pPr>
@@ -4436,7 +4436,7 @@
         </w:tc>
         <w:tc>
           <w:tcPr>
-            <w:tcW w:w="2983" w:type="dxa"/>
+            <w:tcW w:w="3332" w:type="dxa"/>
           </w:tcPr>
           <w:p>
             <w:pPr>
@@ -4453,7 +4453,7 @@
         </w:tc>
         <w:tc>
           <w:tcPr>
-            <w:tcW w:w="3209" w:type="dxa"/>
+            <w:tcW w:w="3585" w:type="dxa"/>
           </w:tcPr>
           <w:p>
             <w:pPr>
@@ -4475,7 +4475,7 @@
         </w:trPr>
         <w:tc>
           <w:tcPr>
-            <w:tcW w:w="1720" w:type="dxa"/>
+            <w:tcW w:w="1921" w:type="dxa"/>
           </w:tcPr>
           <w:p>
             <w:pPr>
@@ -4492,7 +4492,7 @@
         </w:tc>
         <w:tc>
           <w:tcPr>
-            <w:tcW w:w="2983" w:type="dxa"/>
+            <w:tcW w:w="3332" w:type="dxa"/>
           </w:tcPr>
           <w:p>
             <w:pPr>
@@ -4509,7 +4509,7 @@
         </w:tc>
         <w:tc>
           <w:tcPr>
-            <w:tcW w:w="3209" w:type="dxa"/>
+            <w:tcW w:w="3585" w:type="dxa"/>
           </w:tcPr>
           <w:p>
             <w:pPr>
@@ -4531,7 +4531,7 @@
         </w:trPr>
         <w:tc>
           <w:tcPr>
-            <w:tcW w:w="1720" w:type="dxa"/>
+            <w:tcW w:w="1921" w:type="dxa"/>
           </w:tcPr>
           <w:p>
             <w:pPr>
@@ -4548,7 +4548,7 @@
         </w:tc>
         <w:tc>
           <w:tcPr>
-            <w:tcW w:w="2983" w:type="dxa"/>
+            <w:tcW w:w="3332" w:type="dxa"/>
           </w:tcPr>
           <w:p>
             <w:pPr>
@@ -4565,7 +4565,7 @@
         </w:tc>
         <w:tc>
           <w:tcPr>
-            <w:tcW w:w="3209" w:type="dxa"/>
+            <w:tcW w:w="3585" w:type="dxa"/>
           </w:tcPr>
           <w:p>
             <w:pPr>
@@ -4587,7 +4587,7 @@
         </w:trPr>
         <w:tc>
           <w:tcPr>
-            <w:tcW w:w="1720" w:type="dxa"/>
+            <w:tcW w:w="1921" w:type="dxa"/>
           </w:tcPr>
           <w:p>
             <w:pPr>
@@ -4604,7 +4604,7 @@
         </w:tc>
         <w:tc>
           <w:tcPr>
-            <w:tcW w:w="2983" w:type="dxa"/>
+            <w:tcW w:w="3332" w:type="dxa"/>
           </w:tcPr>
           <w:p>
             <w:pPr>
@@ -4621,7 +4621,7 @@
         </w:tc>
         <w:tc>
           <w:tcPr>
-            <w:tcW w:w="3209" w:type="dxa"/>
+            <w:tcW w:w="3585" w:type="dxa"/>
           </w:tcPr>
           <w:p>
             <w:pPr>
@@ -4643,7 +4643,7 @@
         </w:trPr>
         <w:tc>
           <w:tcPr>
-            <w:tcW w:w="1720" w:type="dxa"/>
+            <w:tcW w:w="1921" w:type="dxa"/>
           </w:tcPr>
           <w:p>
             <w:pPr>
@@ -4660,7 +4660,7 @@
         </w:tc>
         <w:tc>
           <w:tcPr>
-            <w:tcW w:w="2983" w:type="dxa"/>
+            <w:tcW w:w="3332" w:type="dxa"/>
           </w:tcPr>
           <w:p>
             <w:pPr>
@@ -4677,7 +4677,7 @@
         </w:tc>
         <w:tc>
           <w:tcPr>
-            <w:tcW w:w="3209" w:type="dxa"/>
+            <w:tcW w:w="3585" w:type="dxa"/>
           </w:tcPr>
           <w:p>
             <w:pPr>
@@ -4699,7 +4699,7 @@
         </w:trPr>
         <w:tc>
           <w:tcPr>
-            <w:tcW w:w="1720" w:type="dxa"/>
+            <w:tcW w:w="1921" w:type="dxa"/>
           </w:tcPr>
           <w:p>
             <w:pPr>
@@ -4716,7 +4716,7 @@
         </w:tc>
         <w:tc>
           <w:tcPr>
-            <w:tcW w:w="2983" w:type="dxa"/>
+            <w:tcW w:w="3332" w:type="dxa"/>
           </w:tcPr>
           <w:p>
             <w:pPr>
@@ -4733,7 +4733,7 @@
         </w:tc>
         <w:tc>
           <w:tcPr>
-            <w:tcW w:w="3209" w:type="dxa"/>
+            <w:tcW w:w="3585" w:type="dxa"/>
           </w:tcPr>
           <w:p>
             <w:pPr>
@@ -4790,8 +4790,8 @@
         </w:tblBorders>
       </w:tblPr>
       <w:tblGrid>
-        <w:gridCol w:w="3463"/>
-        <w:gridCol w:w="4452"/>
+        <w:gridCol w:w="3867"/>
+        <w:gridCol w:w="4971"/>
       </w:tblGrid>
       <w:tr>
         <w:trPr>
@@ -4800,7 +4800,7 @@
         </w:trPr>
         <w:tc>
           <w:tcPr>
-            <w:tcW w:w="3463" w:type="dxa"/>
+            <w:tcW w:w="3867" w:type="dxa"/>
             <w:shd w:val="clear" w:color="auto" w:fill="D9E2F3"/>
           </w:tcPr>
           <w:p>
@@ -4819,7 +4819,7 @@
         </w:tc>
         <w:tc>
           <w:tcPr>
-            <w:tcW w:w="4452" w:type="dxa"/>
+            <w:tcW w:w="4971" w:type="dxa"/>
             <w:shd w:val="clear" w:color="auto" w:fill="D9E2F3"/>
           </w:tcPr>
           <w:p>
@@ -4843,7 +4843,7 @@
         </w:trPr>
         <w:tc>
           <w:tcPr>
-            <w:tcW w:w="3463" w:type="dxa"/>
+            <w:tcW w:w="3867" w:type="dxa"/>
           </w:tcPr>
           <w:p>
             <w:pPr>
@@ -4860,7 +4860,7 @@
         </w:tc>
         <w:tc>
           <w:tcPr>
-            <w:tcW w:w="4452" w:type="dxa"/>
+            <w:tcW w:w="4971" w:type="dxa"/>
           </w:tcPr>
           <w:p>
             <w:pPr>
@@ -4882,7 +4882,7 @@
         </w:trPr>
         <w:tc>
           <w:tcPr>
-            <w:tcW w:w="3463" w:type="dxa"/>
+            <w:tcW w:w="3867" w:type="dxa"/>
           </w:tcPr>
           <w:p>
             <w:pPr>
@@ -4899,7 +4899,7 @@
         </w:tc>
         <w:tc>
           <w:tcPr>
-            <w:tcW w:w="4452" w:type="dxa"/>
+            <w:tcW w:w="4971" w:type="dxa"/>
           </w:tcPr>
           <w:p>
             <w:pPr>
@@ -4921,7 +4921,7 @@
         </w:trPr>
         <w:tc>
           <w:tcPr>
-            <w:tcW w:w="3463" w:type="dxa"/>
+            <w:tcW w:w="3867" w:type="dxa"/>
           </w:tcPr>
           <w:p>
             <w:pPr>
@@ -4938,7 +4938,7 @@
         </w:tc>
         <w:tc>
           <w:tcPr>
-            <w:tcW w:w="4452" w:type="dxa"/>
+            <w:tcW w:w="4971" w:type="dxa"/>
           </w:tcPr>
           <w:p>
             <w:pPr>
@@ -4960,7 +4960,7 @@
         </w:trPr>
         <w:tc>
           <w:tcPr>
-            <w:tcW w:w="3463" w:type="dxa"/>
+            <w:tcW w:w="3867" w:type="dxa"/>
           </w:tcPr>
           <w:p>
             <w:pPr>
@@ -4977,7 +4977,7 @@
         </w:tc>
         <w:tc>
           <w:tcPr>
-            <w:tcW w:w="4452" w:type="dxa"/>
+            <w:tcW w:w="4971" w:type="dxa"/>
           </w:tcPr>
           <w:p>
             <w:pPr>
@@ -4999,7 +4999,7 @@
         </w:trPr>
         <w:tc>
           <w:tcPr>
-            <w:tcW w:w="3463" w:type="dxa"/>
+            <w:tcW w:w="3867" w:type="dxa"/>
           </w:tcPr>
           <w:p>
             <w:pPr>
@@ -5016,7 +5016,7 @@
         </w:tc>
         <w:tc>
           <w:tcPr>
-            <w:tcW w:w="4452" w:type="dxa"/>
+            <w:tcW w:w="4971" w:type="dxa"/>
           </w:tcPr>
           <w:p>
             <w:pPr>
@@ -5038,7 +5038,7 @@
         </w:trPr>
         <w:tc>
           <w:tcPr>
-            <w:tcW w:w="3463" w:type="dxa"/>
+            <w:tcW w:w="3867" w:type="dxa"/>
           </w:tcPr>
           <w:p>
             <w:pPr>
@@ -5055,7 +5055,7 @@
         </w:tc>
         <w:tc>
           <w:tcPr>
-            <w:tcW w:w="4452" w:type="dxa"/>
+            <w:tcW w:w="4971" w:type="dxa"/>
           </w:tcPr>
           <w:p>
             <w:pPr>
@@ -5077,7 +5077,7 @@
         </w:trPr>
         <w:tc>
           <w:tcPr>
-            <w:tcW w:w="3463" w:type="dxa"/>
+            <w:tcW w:w="3867" w:type="dxa"/>
           </w:tcPr>
           <w:p>
             <w:pPr>
@@ -5094,7 +5094,7 @@
         </w:tc>
         <w:tc>
           <w:tcPr>
-            <w:tcW w:w="4452" w:type="dxa"/>
+            <w:tcW w:w="4971" w:type="dxa"/>
           </w:tcPr>
           <w:p>
             <w:pPr>
@@ -5152,11 +5152,11 @@
         </w:tblBorders>
       </w:tblPr>
       <w:tblGrid>
-        <w:gridCol w:w="1813"/>
-        <w:gridCol w:w="1733"/>
-        <w:gridCol w:w="1616"/>
-        <w:gridCol w:w="1224"/>
-        <w:gridCol w:w="1511"/>
+        <w:gridCol w:w="2029"/>
+        <w:gridCol w:w="1940"/>
+        <w:gridCol w:w="1809"/>
+        <w:gridCol w:w="1370"/>
+        <w:gridCol w:w="1690"/>
       </w:tblGrid>
       <w:tr>
         <w:trPr>
@@ -5165,7 +5165,7 @@
         </w:trPr>
         <w:tc>
           <w:tcPr>
-            <w:tcW w:w="1813" w:type="dxa"/>
+            <w:tcW w:w="2029" w:type="dxa"/>
             <w:shd w:val="clear" w:color="auto" w:fill="D9E2F3"/>
           </w:tcPr>
           <w:p>
@@ -5184,7 +5184,7 @@
         </w:tc>
         <w:tc>
           <w:tcPr>
-            <w:tcW w:w="1733" w:type="dxa"/>
+            <w:tcW w:w="1940" w:type="dxa"/>
             <w:shd w:val="clear" w:color="auto" w:fill="D9E2F3"/>
           </w:tcPr>
           <w:p>
@@ -5203,7 +5203,7 @@
         </w:tc>
         <w:tc>
           <w:tcPr>
-            <w:tcW w:w="1616" w:type="dxa"/>
+            <w:tcW w:w="1809" w:type="dxa"/>
             <w:shd w:val="clear" w:color="auto" w:fill="D9E2F3"/>
           </w:tcPr>
           <w:p>
@@ -5222,7 +5222,7 @@
         </w:tc>
         <w:tc>
           <w:tcPr>
-            <w:tcW w:w="1224" w:type="dxa"/>
+            <w:tcW w:w="1370" w:type="dxa"/>
             <w:shd w:val="clear" w:color="auto" w:fill="D9E2F3"/>
           </w:tcPr>
           <w:p>
@@ -5241,7 +5241,7 @@
         </w:tc>
         <w:tc>
           <w:tcPr>
-            <w:tcW w:w="1511" w:type="dxa"/>
+            <w:tcW w:w="1690" w:type="dxa"/>
             <w:shd w:val="clear" w:color="auto" w:fill="D9E2F3"/>
           </w:tcPr>
           <w:p>
@@ -5265,7 +5265,7 @@
         </w:trPr>
         <w:tc>
           <w:tcPr>
-            <w:tcW w:w="1813" w:type="dxa"/>
+            <w:tcW w:w="2029" w:type="dxa"/>
           </w:tcPr>
           <w:p>
             <w:pPr>
@@ -5282,7 +5282,7 @@
         </w:tc>
         <w:tc>
           <w:tcPr>
-            <w:tcW w:w="1733" w:type="dxa"/>
+            <w:tcW w:w="1940" w:type="dxa"/>
           </w:tcPr>
           <w:p>
             <w:pPr>
@@ -5299,7 +5299,7 @@
         </w:tc>
         <w:tc>
           <w:tcPr>
-            <w:tcW w:w="1616" w:type="dxa"/>
+            <w:tcW w:w="1809" w:type="dxa"/>
           </w:tcPr>
           <w:p>
             <w:pPr>
@@ -5316,7 +5316,7 @@
         </w:tc>
         <w:tc>
           <w:tcPr>
-            <w:tcW w:w="1224" w:type="dxa"/>
+            <w:tcW w:w="1370" w:type="dxa"/>
           </w:tcPr>
           <w:p>
             <w:pPr>
@@ -5333,7 +5333,7 @@
         </w:tc>
         <w:tc>
           <w:tcPr>
-            <w:tcW w:w="1511" w:type="dxa"/>
+            <w:tcW w:w="1690" w:type="dxa"/>
           </w:tcPr>
           <w:p>
             <w:pPr>
@@ -5355,7 +5355,7 @@
         </w:trPr>
         <w:tc>
           <w:tcPr>
-            <w:tcW w:w="1813" w:type="dxa"/>
+            <w:tcW w:w="2029" w:type="dxa"/>
           </w:tcPr>
           <w:p>
             <w:pPr>
@@ -5372,7 +5372,7 @@
         </w:tc>
         <w:tc>
           <w:tcPr>
-            <w:tcW w:w="1733" w:type="dxa"/>
+            <w:tcW w:w="1940" w:type="dxa"/>
           </w:tcPr>
           <w:p>
             <w:pPr>
@@ -5389,7 +5389,7 @@
         </w:tc>
         <w:tc>
           <w:tcPr>
-            <w:tcW w:w="1616" w:type="dxa"/>
+            <w:tcW w:w="1809" w:type="dxa"/>
           </w:tcPr>
           <w:p>
             <w:pPr>
@@ -5406,7 +5406,7 @@
         </w:tc>
         <w:tc>
           <w:tcPr>
-            <w:tcW w:w="1224" w:type="dxa"/>
+            <w:tcW w:w="1370" w:type="dxa"/>
           </w:tcPr>
           <w:p>
             <w:pPr>
@@ -5423,7 +5423,7 @@
         </w:tc>
         <w:tc>
           <w:tcPr>
-            <w:tcW w:w="1511" w:type="dxa"/>
+            <w:tcW w:w="1690" w:type="dxa"/>
           </w:tcPr>
           <w:p>
             <w:pPr>
@@ -5445,7 +5445,7 @@
         </w:trPr>
         <w:tc>
           <w:tcPr>
-            <w:tcW w:w="1813" w:type="dxa"/>
+            <w:tcW w:w="2029" w:type="dxa"/>
           </w:tcPr>
           <w:p>
             <w:pPr>
@@ -5462,7 +5462,7 @@
         </w:tc>
         <w:tc>
           <w:tcPr>
-            <w:tcW w:w="1733" w:type="dxa"/>
+            <w:tcW w:w="1940" w:type="dxa"/>
           </w:tcPr>
           <w:p>
             <w:pPr>
@@ -5479,7 +5479,7 @@
         </w:tc>
         <w:tc>
           <w:tcPr>
-            <w:tcW w:w="1616" w:type="dxa"/>
+            <w:tcW w:w="1809" w:type="dxa"/>
           </w:tcPr>
           <w:p>
             <w:pPr>
@@ -5496,7 +5496,7 @@
         </w:tc>
         <w:tc>
           <w:tcPr>
-            <w:tcW w:w="1224" w:type="dxa"/>
+            <w:tcW w:w="1370" w:type="dxa"/>
           </w:tcPr>
           <w:p>
             <w:pPr>
@@ -5513,7 +5513,7 @@
         </w:tc>
         <w:tc>
           <w:tcPr>
-            <w:tcW w:w="1511" w:type="dxa"/>
+            <w:tcW w:w="1690" w:type="dxa"/>
           </w:tcPr>
           <w:p>
             <w:pPr>
@@ -5535,7 +5535,7 @@
         </w:trPr>
         <w:tc>
           <w:tcPr>
-            <w:tcW w:w="1813" w:type="dxa"/>
+            <w:tcW w:w="2029" w:type="dxa"/>
           </w:tcPr>
           <w:p>
             <w:pPr>
@@ -5552,7 +5552,7 @@
         </w:tc>
         <w:tc>
           <w:tcPr>
-            <w:tcW w:w="1733" w:type="dxa"/>
+            <w:tcW w:w="1940" w:type="dxa"/>
           </w:tcPr>
           <w:p>
             <w:pPr>
@@ -5569,7 +5569,7 @@
         </w:tc>
         <w:tc>
           <w:tcPr>
-            <w:tcW w:w="1616" w:type="dxa"/>
+            <w:tcW w:w="1809" w:type="dxa"/>
           </w:tcPr>
           <w:p>
             <w:pPr>
@@ -5586,7 +5586,7 @@
         </w:tc>
         <w:tc>
           <w:tcPr>
-            <w:tcW w:w="1224" w:type="dxa"/>
+            <w:tcW w:w="1370" w:type="dxa"/>
           </w:tcPr>
           <w:p>
             <w:pPr>
@@ -5603,7 +5603,7 @@
         </w:tc>
         <w:tc>
           <w:tcPr>
-            <w:tcW w:w="1511" w:type="dxa"/>
+            <w:tcW w:w="1690" w:type="dxa"/>
           </w:tcPr>
           <w:p>
             <w:pPr>
@@ -5625,7 +5625,7 @@
         </w:trPr>
         <w:tc>
           <w:tcPr>
-            <w:tcW w:w="1813" w:type="dxa"/>
+            <w:tcW w:w="2029" w:type="dxa"/>
           </w:tcPr>
           <w:p>
             <w:pPr>
@@ -5642,7 +5642,7 @@
         </w:tc>
         <w:tc>
           <w:tcPr>
-            <w:tcW w:w="1733" w:type="dxa"/>
+            <w:tcW w:w="1940" w:type="dxa"/>
           </w:tcPr>
           <w:p>
             <w:pPr>
@@ -5659,7 +5659,7 @@
         </w:tc>
         <w:tc>
           <w:tcPr>
-            <w:tcW w:w="1616" w:type="dxa"/>
+            <w:tcW w:w="1809" w:type="dxa"/>
           </w:tcPr>
           <w:p>
             <w:pPr>
@@ -5676,7 +5676,7 @@
         </w:tc>
         <w:tc>
           <w:tcPr>
-            <w:tcW w:w="1224" w:type="dxa"/>
+            <w:tcW w:w="1370" w:type="dxa"/>
           </w:tcPr>
           <w:p>
             <w:pPr>
@@ -5693,7 +5693,7 @@
         </w:tc>
         <w:tc>
           <w:tcPr>
-            <w:tcW w:w="1511" w:type="dxa"/>
+            <w:tcW w:w="1690" w:type="dxa"/>
           </w:tcPr>
           <w:p>
             <w:pPr>
@@ -5715,7 +5715,7 @@
         </w:trPr>
         <w:tc>
           <w:tcPr>
-            <w:tcW w:w="1813" w:type="dxa"/>
+            <w:tcW w:w="2029" w:type="dxa"/>
           </w:tcPr>
           <w:p>
             <w:pPr>
@@ -5732,7 +5732,7 @@
         </w:tc>
         <w:tc>
           <w:tcPr>
-            <w:tcW w:w="1733" w:type="dxa"/>
+            <w:tcW w:w="1940" w:type="dxa"/>
           </w:tcPr>
           <w:p>
             <w:pPr>
@@ -5749,7 +5749,7 @@
         </w:tc>
         <w:tc>
           <w:tcPr>
-            <w:tcW w:w="1616" w:type="dxa"/>
+            <w:tcW w:w="1809" w:type="dxa"/>
           </w:tcPr>
           <w:p>
             <w:pPr>
@@ -5766,7 +5766,7 @@
         </w:tc>
         <w:tc>
           <w:tcPr>
-            <w:tcW w:w="1224" w:type="dxa"/>
+            <w:tcW w:w="1370" w:type="dxa"/>
           </w:tcPr>
           <w:p>
             <w:pPr>
@@ -5783,7 +5783,7 @@
         </w:tc>
         <w:tc>
           <w:tcPr>
-            <w:tcW w:w="1511" w:type="dxa"/>
+            <w:tcW w:w="1690" w:type="dxa"/>
           </w:tcPr>
           <w:p>
             <w:pPr>
@@ -5805,7 +5805,7 @@
         </w:trPr>
         <w:tc>
           <w:tcPr>
-            <w:tcW w:w="1813" w:type="dxa"/>
+            <w:tcW w:w="2029" w:type="dxa"/>
           </w:tcPr>
           <w:p>
             <w:pPr>
@@ -5822,7 +5822,7 @@
         </w:tc>
         <w:tc>
           <w:tcPr>
-            <w:tcW w:w="1733" w:type="dxa"/>
+            <w:tcW w:w="1940" w:type="dxa"/>
           </w:tcPr>
           <w:p>
             <w:pPr>
@@ -5839,7 +5839,7 @@
         </w:tc>
         <w:tc>
           <w:tcPr>
-            <w:tcW w:w="1616" w:type="dxa"/>
+            <w:tcW w:w="1809" w:type="dxa"/>
           </w:tcPr>
           <w:p>
             <w:pPr>
@@ -5856,7 +5856,7 @@
         </w:tc>
         <w:tc>
           <w:tcPr>
-            <w:tcW w:w="1224" w:type="dxa"/>
+            <w:tcW w:w="1370" w:type="dxa"/>
           </w:tcPr>
           <w:p>
             <w:pPr>
@@ -5873,7 +5873,7 @@
         </w:tc>
         <w:tc>
           <w:tcPr>
-            <w:tcW w:w="1511" w:type="dxa"/>
+            <w:tcW w:w="1690" w:type="dxa"/>
           </w:tcPr>
           <w:p>
             <w:pPr>
@@ -5895,7 +5895,7 @@
         </w:trPr>
         <w:tc>
           <w:tcPr>
-            <w:tcW w:w="1813" w:type="dxa"/>
+            <w:tcW w:w="2029" w:type="dxa"/>
           </w:tcPr>
           <w:p>
             <w:pPr>
@@ -5912,7 +5912,7 @@
         </w:tc>
         <w:tc>
           <w:tcPr>
-            <w:tcW w:w="1733" w:type="dxa"/>
+            <w:tcW w:w="1940" w:type="dxa"/>
           </w:tcPr>
           <w:p>
             <w:pPr>
@@ -5929,7 +5929,7 @@
         </w:tc>
         <w:tc>
           <w:tcPr>
-            <w:tcW w:w="1616" w:type="dxa"/>
+            <w:tcW w:w="1809" w:type="dxa"/>
           </w:tcPr>
           <w:p>
             <w:pPr>
@@ -5946,7 +5946,7 @@
         </w:tc>
         <w:tc>
           <w:tcPr>
-            <w:tcW w:w="1224" w:type="dxa"/>
+            <w:tcW w:w="1370" w:type="dxa"/>
           </w:tcPr>
           <w:p>
             <w:pPr>
@@ -5963,7 +5963,7 @@
         </w:tc>
         <w:tc>
           <w:tcPr>
-            <w:tcW w:w="1511" w:type="dxa"/>
+            <w:tcW w:w="1690" w:type="dxa"/>
           </w:tcPr>
           <w:p>
             <w:pPr>
@@ -5985,7 +5985,7 @@
         </w:trPr>
         <w:tc>
           <w:tcPr>
-            <w:tcW w:w="1813" w:type="dxa"/>
+            <w:tcW w:w="2029" w:type="dxa"/>
           </w:tcPr>
           <w:p>
             <w:pPr>
@@ -6002,7 +6002,7 @@
         </w:tc>
         <w:tc>
           <w:tcPr>
-            <w:tcW w:w="1733" w:type="dxa"/>
+            <w:tcW w:w="1940" w:type="dxa"/>
           </w:tcPr>
           <w:p>
             <w:pPr>
@@ -6019,7 +6019,7 @@
         </w:tc>
         <w:tc>
           <w:tcPr>
-            <w:tcW w:w="1616" w:type="dxa"/>
+            <w:tcW w:w="1809" w:type="dxa"/>
           </w:tcPr>
           <w:p>
             <w:pPr>
@@ -6036,7 +6036,7 @@
         </w:tc>
         <w:tc>
           <w:tcPr>
-            <w:tcW w:w="1224" w:type="dxa"/>
+            <w:tcW w:w="1370" w:type="dxa"/>
           </w:tcPr>
           <w:p>
             <w:pPr>
@@ -6053,7 +6053,7 @@
         </w:tc>
         <w:tc>
           <w:tcPr>
-            <w:tcW w:w="1511" w:type="dxa"/>
+            <w:tcW w:w="1690" w:type="dxa"/>
           </w:tcPr>
           <w:p>
             <w:pPr>
@@ -6075,7 +6075,7 @@
         </w:trPr>
         <w:tc>
           <w:tcPr>
-            <w:tcW w:w="1813" w:type="dxa"/>
+            <w:tcW w:w="2029" w:type="dxa"/>
           </w:tcPr>
           <w:p>
             <w:pPr>
@@ -6092,7 +6092,7 @@
         </w:tc>
         <w:tc>
           <w:tcPr>
-            <w:tcW w:w="1733" w:type="dxa"/>
+            <w:tcW w:w="1940" w:type="dxa"/>
           </w:tcPr>
           <w:p>
             <w:pPr>
@@ -6109,7 +6109,7 @@
         </w:tc>
         <w:tc>
           <w:tcPr>
-            <w:tcW w:w="1616" w:type="dxa"/>
+            <w:tcW w:w="1809" w:type="dxa"/>
           </w:tcPr>
           <w:p>
             <w:pPr>
@@ -6126,7 +6126,7 @@
         </w:tc>
         <w:tc>
           <w:tcPr>
-            <w:tcW w:w="1224" w:type="dxa"/>
+            <w:tcW w:w="1370" w:type="dxa"/>
           </w:tcPr>
           <w:p>
             <w:pPr>
@@ -6143,7 +6143,7 @@
         </w:tc>
         <w:tc>
           <w:tcPr>
-            <w:tcW w:w="1511" w:type="dxa"/>
+            <w:tcW w:w="1690" w:type="dxa"/>
           </w:tcPr>
           <w:p>
             <w:pPr>
@@ -6165,7 +6165,7 @@
         </w:trPr>
         <w:tc>
           <w:tcPr>
-            <w:tcW w:w="1813" w:type="dxa"/>
+            <w:tcW w:w="2029" w:type="dxa"/>
           </w:tcPr>
           <w:p>
             <w:pPr>
@@ -6182,7 +6182,7 @@
         </w:tc>
         <w:tc>
           <w:tcPr>
-            <w:tcW w:w="1733" w:type="dxa"/>
+            <w:tcW w:w="1940" w:type="dxa"/>
           </w:tcPr>
           <w:p>
             <w:pPr>
@@ -6199,7 +6199,7 @@
         </w:tc>
         <w:tc>
           <w:tcPr>
-            <w:tcW w:w="1616" w:type="dxa"/>
+            <w:tcW w:w="1809" w:type="dxa"/>
           </w:tcPr>
           <w:p>
             <w:pPr>
@@ -6216,7 +6216,7 @@
         </w:tc>
         <w:tc>
           <w:tcPr>
-            <w:tcW w:w="1224" w:type="dxa"/>
+            <w:tcW w:w="1370" w:type="dxa"/>
           </w:tcPr>
           <w:p>
             <w:pPr>
@@ -6233,7 +6233,7 @@
         </w:tc>
         <w:tc>
           <w:tcPr>
-            <w:tcW w:w="1511" w:type="dxa"/>
+            <w:tcW w:w="1690" w:type="dxa"/>
           </w:tcPr>
           <w:p>
             <w:pPr>
@@ -6255,7 +6255,7 @@
         </w:trPr>
         <w:tc>
           <w:tcPr>
-            <w:tcW w:w="1813" w:type="dxa"/>
+            <w:tcW w:w="2029" w:type="dxa"/>
           </w:tcPr>
           <w:p>
             <w:pPr>
@@ -6272,7 +6272,7 @@
         </w:tc>
         <w:tc>
           <w:tcPr>
-            <w:tcW w:w="1733" w:type="dxa"/>
+            <w:tcW w:w="1940" w:type="dxa"/>
           </w:tcPr>
           <w:p>
             <w:pPr>
@@ -6289,7 +6289,7 @@
         </w:tc>
         <w:tc>
           <w:tcPr>
-            <w:tcW w:w="1616" w:type="dxa"/>
+            <w:tcW w:w="1809" w:type="dxa"/>
           </w:tcPr>
           <w:p>
             <w:pPr>
@@ -6306,7 +6306,7 @@
         </w:tc>
         <w:tc>
           <w:tcPr>
-            <w:tcW w:w="1224" w:type="dxa"/>
+            <w:tcW w:w="1370" w:type="dxa"/>
           </w:tcPr>
           <w:p>
             <w:pPr>
@@ -6323,7 +6323,7 @@
         </w:tc>
         <w:tc>
           <w:tcPr>
-            <w:tcW w:w="1511" w:type="dxa"/>
+            <w:tcW w:w="1690" w:type="dxa"/>
           </w:tcPr>
           <w:p>
             <w:pPr>
@@ -6345,7 +6345,7 @@
         </w:trPr>
         <w:tc>
           <w:tcPr>
-            <w:tcW w:w="1813" w:type="dxa"/>
+            <w:tcW w:w="2029" w:type="dxa"/>
           </w:tcPr>
           <w:p>
             <w:pPr>
@@ -6362,7 +6362,7 @@
         </w:tc>
         <w:tc>
           <w:tcPr>
-            <w:tcW w:w="1733" w:type="dxa"/>
+            <w:tcW w:w="1940" w:type="dxa"/>
           </w:tcPr>
           <w:p>
             <w:pPr>
@@ -6379,7 +6379,7 @@
         </w:tc>
         <w:tc>
           <w:tcPr>
-            <w:tcW w:w="1616" w:type="dxa"/>
+            <w:tcW w:w="1809" w:type="dxa"/>
           </w:tcPr>
           <w:p>
             <w:pPr>
@@ -6396,7 +6396,7 @@
         </w:tc>
         <w:tc>
           <w:tcPr>
-            <w:tcW w:w="1224" w:type="dxa"/>
+            <w:tcW w:w="1370" w:type="dxa"/>
           </w:tcPr>
           <w:p>
             <w:pPr>
@@ -6413,7 +6413,7 @@
         </w:tc>
         <w:tc>
           <w:tcPr>
-            <w:tcW w:w="1511" w:type="dxa"/>
+            <w:tcW w:w="1690" w:type="dxa"/>
           </w:tcPr>
           <w:p>
             <w:pPr>
@@ -6435,7 +6435,7 @@
         </w:trPr>
         <w:tc>
           <w:tcPr>
-            <w:tcW w:w="1813" w:type="dxa"/>
+            <w:tcW w:w="2029" w:type="dxa"/>
           </w:tcPr>
           <w:p>
             <w:pPr>
@@ -6452,7 +6452,7 @@
         </w:tc>
         <w:tc>
           <w:tcPr>
-            <w:tcW w:w="1733" w:type="dxa"/>
+            <w:tcW w:w="1940" w:type="dxa"/>
           </w:tcPr>
           <w:p>
             <w:pPr>
@@ -6469,7 +6469,7 @@
         </w:tc>
         <w:tc>
           <w:tcPr>
-            <w:tcW w:w="1616" w:type="dxa"/>
+            <w:tcW w:w="1809" w:type="dxa"/>
           </w:tcPr>
           <w:p>
             <w:pPr>
@@ -6486,7 +6486,7 @@
         </w:tc>
         <w:tc>
           <w:tcPr>
-            <w:tcW w:w="1224" w:type="dxa"/>
+            <w:tcW w:w="1370" w:type="dxa"/>
           </w:tcPr>
           <w:p>
             <w:pPr>
@@ -6503,7 +6503,7 @@
         </w:tc>
         <w:tc>
           <w:tcPr>
-            <w:tcW w:w="1511" w:type="dxa"/>
+            <w:tcW w:w="1690" w:type="dxa"/>
           </w:tcPr>
           <w:p>
             <w:pPr>
@@ -6525,7 +6525,7 @@
         </w:trPr>
         <w:tc>
           <w:tcPr>
-            <w:tcW w:w="1813" w:type="dxa"/>
+            <w:tcW w:w="2029" w:type="dxa"/>
           </w:tcPr>
           <w:p>
             <w:pPr>
@@ -6542,7 +6542,7 @@
         </w:tc>
         <w:tc>
           <w:tcPr>
-            <w:tcW w:w="1733" w:type="dxa"/>
+            <w:tcW w:w="1940" w:type="dxa"/>
           </w:tcPr>
           <w:p>
             <w:pPr>
@@ -6559,7 +6559,7 @@
         </w:tc>
         <w:tc>
           <w:tcPr>
-            <w:tcW w:w="1616" w:type="dxa"/>
+            <w:tcW w:w="1809" w:type="dxa"/>
           </w:tcPr>
           <w:p>
             <w:pPr>
@@ -6576,7 +6576,7 @@
         </w:tc>
         <w:tc>
           <w:tcPr>
-            <w:tcW w:w="1224" w:type="dxa"/>
+            <w:tcW w:w="1370" w:type="dxa"/>
           </w:tcPr>
           <w:p>
             <w:pPr>
@@ -6593,7 +6593,7 @@
         </w:tc>
         <w:tc>
           <w:tcPr>
-            <w:tcW w:w="1511" w:type="dxa"/>
+            <w:tcW w:w="1690" w:type="dxa"/>
           </w:tcPr>
           <w:p>
             <w:pPr>
@@ -6615,7 +6615,7 @@
         </w:trPr>
         <w:tc>
           <w:tcPr>
-            <w:tcW w:w="1813" w:type="dxa"/>
+            <w:tcW w:w="2029" w:type="dxa"/>
           </w:tcPr>
           <w:p>
             <w:pPr>
@@ -6632,7 +6632,7 @@
         </w:tc>
         <w:tc>
           <w:tcPr>
-            <w:tcW w:w="1733" w:type="dxa"/>
+            <w:tcW w:w="1940" w:type="dxa"/>
           </w:tcPr>
           <w:p>
             <w:pPr>
@@ -6649,7 +6649,7 @@
         </w:tc>
         <w:tc>
           <w:tcPr>
-            <w:tcW w:w="1616" w:type="dxa"/>
+            <w:tcW w:w="1809" w:type="dxa"/>
           </w:tcPr>
           <w:p>
             <w:pPr>
@@ -6666,7 +6666,7 @@
         </w:tc>
         <w:tc>
           <w:tcPr>
-            <w:tcW w:w="1224" w:type="dxa"/>
+            <w:tcW w:w="1370" w:type="dxa"/>
           </w:tcPr>
           <w:p>
             <w:pPr>
@@ -6683,7 +6683,7 @@
         </w:tc>
         <w:tc>
           <w:tcPr>
-            <w:tcW w:w="1511" w:type="dxa"/>
+            <w:tcW w:w="1690" w:type="dxa"/>
           </w:tcPr>
           <w:p>
             <w:pPr>
@@ -6705,7 +6705,7 @@
         </w:trPr>
         <w:tc>
           <w:tcPr>
-            <w:tcW w:w="1813" w:type="dxa"/>
+            <w:tcW w:w="2029" w:type="dxa"/>
           </w:tcPr>
           <w:p>
             <w:pPr>
@@ -6722,7 +6722,7 @@
         </w:tc>
         <w:tc>
           <w:tcPr>
-            <w:tcW w:w="1733" w:type="dxa"/>
+            <w:tcW w:w="1940" w:type="dxa"/>
           </w:tcPr>
           <w:p>
             <w:pPr>
@@ -6739,7 +6739,7 @@
         </w:tc>
         <w:tc>
           <w:tcPr>
-            <w:tcW w:w="1616" w:type="dxa"/>
+            <w:tcW w:w="1809" w:type="dxa"/>
           </w:tcPr>
           <w:p>
             <w:pPr>
@@ -6756,7 +6756,7 @@
         </w:tc>
         <w:tc>
           <w:tcPr>
-            <w:tcW w:w="1224" w:type="dxa"/>
+            <w:tcW w:w="1370" w:type="dxa"/>
           </w:tcPr>
           <w:p>
             <w:pPr>
@@ -6773,7 +6773,7 @@
         </w:tc>
         <w:tc>
           <w:tcPr>
-            <w:tcW w:w="1511" w:type="dxa"/>
+            <w:tcW w:w="1690" w:type="dxa"/>
           </w:tcPr>
           <w:p>
             <w:pPr>
@@ -6795,7 +6795,7 @@
         </w:trPr>
         <w:tc>
           <w:tcPr>
-            <w:tcW w:w="1813" w:type="dxa"/>
+            <w:tcW w:w="2029" w:type="dxa"/>
           </w:tcPr>
           <w:p>
             <w:pPr>
@@ -6812,7 +6812,7 @@
         </w:tc>
         <w:tc>
           <w:tcPr>
-            <w:tcW w:w="1733" w:type="dxa"/>
+            <w:tcW w:w="1940" w:type="dxa"/>
           </w:tcPr>
           <w:p>
             <w:pPr>
@@ -6829,7 +6829,7 @@
         </w:tc>
         <w:tc>
           <w:tcPr>
-            <w:tcW w:w="1616" w:type="dxa"/>
+            <w:tcW w:w="1809" w:type="dxa"/>
           </w:tcPr>
           <w:p>
             <w:pPr>
@@ -6846,7 +6846,7 @@
         </w:tc>
         <w:tc>
           <w:tcPr>
-            <w:tcW w:w="1224" w:type="dxa"/>
+            <w:tcW w:w="1370" w:type="dxa"/>
           </w:tcPr>
           <w:p>
             <w:pPr>
@@ -6863,7 +6863,7 @@
         </w:tc>
         <w:tc>
           <w:tcPr>
-            <w:tcW w:w="1511" w:type="dxa"/>
+            <w:tcW w:w="1690" w:type="dxa"/>
           </w:tcPr>
           <w:p>
             <w:pPr>
@@ -6885,7 +6885,7 @@
         </w:trPr>
         <w:tc>
           <w:tcPr>
-            <w:tcW w:w="1813" w:type="dxa"/>
+            <w:tcW w:w="2029" w:type="dxa"/>
           </w:tcPr>
           <w:p>
             <w:pPr>
@@ -6902,7 +6902,7 @@
         </w:tc>
         <w:tc>
           <w:tcPr>
-            <w:tcW w:w="1733" w:type="dxa"/>
+            <w:tcW w:w="1940" w:type="dxa"/>
           </w:tcPr>
           <w:p>
             <w:pPr>
@@ -6919,7 +6919,7 @@
         </w:tc>
         <w:tc>
           <w:tcPr>
-            <w:tcW w:w="1616" w:type="dxa"/>
+            <w:tcW w:w="1809" w:type="dxa"/>
           </w:tcPr>
           <w:p>
             <w:pPr>
@@ -6936,7 +6936,7 @@
         </w:tc>
         <w:tc>
           <w:tcPr>
-            <w:tcW w:w="1224" w:type="dxa"/>
+            <w:tcW w:w="1370" w:type="dxa"/>
           </w:tcPr>
           <w:p>
             <w:pPr>
@@ -6953,7 +6953,7 @@
         </w:tc>
         <w:tc>
           <w:tcPr>
-            <w:tcW w:w="1511" w:type="dxa"/>
+            <w:tcW w:w="1690" w:type="dxa"/>
           </w:tcPr>
           <w:p>
             <w:pPr>
@@ -6975,7 +6975,7 @@
         </w:trPr>
         <w:tc>
           <w:tcPr>
-            <w:tcW w:w="1813" w:type="dxa"/>
+            <w:tcW w:w="2029" w:type="dxa"/>
           </w:tcPr>
           <w:p>
             <w:pPr>
@@ -6992,7 +6992,7 @@
         </w:tc>
         <w:tc>
           <w:tcPr>
-            <w:tcW w:w="1733" w:type="dxa"/>
+            <w:tcW w:w="1940" w:type="dxa"/>
           </w:tcPr>
           <w:p>
             <w:pPr>
@@ -7009,7 +7009,7 @@
         </w:tc>
         <w:tc>
           <w:tcPr>
-            <w:tcW w:w="1616" w:type="dxa"/>
+            <w:tcW w:w="1809" w:type="dxa"/>
           </w:tcPr>
           <w:p>
             <w:pPr>
@@ -7026,7 +7026,7 @@
         </w:tc>
         <w:tc>
           <w:tcPr>
-            <w:tcW w:w="1224" w:type="dxa"/>
+            <w:tcW w:w="1370" w:type="dxa"/>
           </w:tcPr>
           <w:p>
             <w:pPr>
@@ -7043,7 +7043,7 @@
         </w:tc>
         <w:tc>
           <w:tcPr>
-            <w:tcW w:w="1511" w:type="dxa"/>
+            <w:tcW w:w="1690" w:type="dxa"/>
           </w:tcPr>
           <w:p>
             <w:pPr>
@@ -7065,7 +7065,7 @@
         </w:trPr>
         <w:tc>
           <w:tcPr>
-            <w:tcW w:w="1813" w:type="dxa"/>
+            <w:tcW w:w="2029" w:type="dxa"/>
           </w:tcPr>
           <w:p>
             <w:pPr>
@@ -7082,7 +7082,7 @@
         </w:tc>
         <w:tc>
           <w:tcPr>
-            <w:tcW w:w="1733" w:type="dxa"/>
+            <w:tcW w:w="1940" w:type="dxa"/>
           </w:tcPr>
           <w:p>
             <w:pPr>
@@ -7099,7 +7099,7 @@
         </w:tc>
         <w:tc>
           <w:tcPr>
-            <w:tcW w:w="1616" w:type="dxa"/>
+            <w:tcW w:w="1809" w:type="dxa"/>
           </w:tcPr>
           <w:p>
             <w:pPr>
@@ -7116,7 +7116,7 @@
         </w:tc>
         <w:tc>
           <w:tcPr>
-            <w:tcW w:w="1224" w:type="dxa"/>
+            <w:tcW w:w="1370" w:type="dxa"/>
           </w:tcPr>
           <w:p>
             <w:pPr>
@@ -7133,7 +7133,7 @@
         </w:tc>
         <w:tc>
           <w:tcPr>
-            <w:tcW w:w="1511" w:type="dxa"/>
+            <w:tcW w:w="1690" w:type="dxa"/>
           </w:tcPr>
           <w:p>
             <w:pPr>
@@ -7155,7 +7155,7 @@
         </w:trPr>
         <w:tc>
           <w:tcPr>
-            <w:tcW w:w="1813" w:type="dxa"/>
+            <w:tcW w:w="2029" w:type="dxa"/>
           </w:tcPr>
           <w:p>
             <w:pPr>
@@ -7172,7 +7172,7 @@
         </w:tc>
         <w:tc>
           <w:tcPr>
-            <w:tcW w:w="1733" w:type="dxa"/>
+            <w:tcW w:w="1940" w:type="dxa"/>
           </w:tcPr>
           <w:p>
             <w:pPr>
@@ -7189,7 +7189,7 @@
         </w:tc>
         <w:tc>
           <w:tcPr>
-            <w:tcW w:w="1616" w:type="dxa"/>
+            <w:tcW w:w="1809" w:type="dxa"/>
           </w:tcPr>
           <w:p>
             <w:pPr>
@@ -7206,7 +7206,7 @@
         </w:tc>
         <w:tc>
           <w:tcPr>
-            <w:tcW w:w="1224" w:type="dxa"/>
+            <w:tcW w:w="1370" w:type="dxa"/>
           </w:tcPr>
           <w:p>
             <w:pPr>
@@ -7223,7 +7223,7 @@
         </w:tc>
         <w:tc>
           <w:tcPr>
-            <w:tcW w:w="1511" w:type="dxa"/>
+            <w:tcW w:w="1690" w:type="dxa"/>
           </w:tcPr>
           <w:p>
             <w:pPr>
@@ -7245,7 +7245,7 @@
         </w:trPr>
         <w:tc>
           <w:tcPr>
-            <w:tcW w:w="1813" w:type="dxa"/>
+            <w:tcW w:w="2029" w:type="dxa"/>
           </w:tcPr>
           <w:p>
             <w:pPr>
@@ -7262,7 +7262,7 @@
         </w:tc>
         <w:tc>
           <w:tcPr>
-            <w:tcW w:w="1733" w:type="dxa"/>
+            <w:tcW w:w="1940" w:type="dxa"/>
           </w:tcPr>
           <w:p>
             <w:pPr>
@@ -7279,7 +7279,7 @@
         </w:tc>
         <w:tc>
           <w:tcPr>
-            <w:tcW w:w="1616" w:type="dxa"/>
+            <w:tcW w:w="1809" w:type="dxa"/>
           </w:tcPr>
           <w:p>
             <w:pPr>
@@ -7296,7 +7296,7 @@
         </w:tc>
         <w:tc>
           <w:tcPr>
-            <w:tcW w:w="1224" w:type="dxa"/>
+            <w:tcW w:w="1370" w:type="dxa"/>
           </w:tcPr>
           <w:p>
             <w:pPr>
@@ -7313,7 +7313,7 @@
         </w:tc>
         <w:tc>
           <w:tcPr>
-            <w:tcW w:w="1511" w:type="dxa"/>
+            <w:tcW w:w="1690" w:type="dxa"/>
           </w:tcPr>
           <w:p>
             <w:pPr>
@@ -7335,7 +7335,7 @@
         </w:trPr>
         <w:tc>
           <w:tcPr>
-            <w:tcW w:w="1813" w:type="dxa"/>
+            <w:tcW w:w="2029" w:type="dxa"/>
           </w:tcPr>
           <w:p>
             <w:pPr>
@@ -7352,7 +7352,7 @@
         </w:tc>
         <w:tc>
           <w:tcPr>
-            <w:tcW w:w="1733" w:type="dxa"/>
+            <w:tcW w:w="1940" w:type="dxa"/>
           </w:tcPr>
           <w:p>
             <w:pPr>
@@ -7369,7 +7369,7 @@
         </w:tc>
         <w:tc>
           <w:tcPr>
-            <w:tcW w:w="1616" w:type="dxa"/>
+            <w:tcW w:w="1809" w:type="dxa"/>
           </w:tcPr>
           <w:p>
             <w:pPr>
@@ -7386,7 +7386,7 @@
         </w:tc>
         <w:tc>
           <w:tcPr>
-            <w:tcW w:w="1224" w:type="dxa"/>
+            <w:tcW w:w="1370" w:type="dxa"/>
           </w:tcPr>
           <w:p>
             <w:pPr>
@@ -7403,7 +7403,7 @@
         </w:tc>
         <w:tc>
           <w:tcPr>
-            <w:tcW w:w="1511" w:type="dxa"/>
+            <w:tcW w:w="1690" w:type="dxa"/>
           </w:tcPr>
           <w:p>
             <w:pPr>
@@ -7425,7 +7425,7 @@
         </w:trPr>
         <w:tc>
           <w:tcPr>
-            <w:tcW w:w="1813" w:type="dxa"/>
+            <w:tcW w:w="2029" w:type="dxa"/>
           </w:tcPr>
           <w:p>
             <w:pPr>
@@ -7442,7 +7442,7 @@
         </w:tc>
         <w:tc>
           <w:tcPr>
-            <w:tcW w:w="1733" w:type="dxa"/>
+            <w:tcW w:w="1940" w:type="dxa"/>
           </w:tcPr>
           <w:p>
             <w:pPr>
@@ -7459,7 +7459,7 @@
         </w:tc>
         <w:tc>
           <w:tcPr>
-            <w:tcW w:w="1616" w:type="dxa"/>
+            <w:tcW w:w="1809" w:type="dxa"/>
           </w:tcPr>
           <w:p>
             <w:pPr>
@@ -7476,7 +7476,7 @@
         </w:tc>
         <w:tc>
           <w:tcPr>
-            <w:tcW w:w="1224" w:type="dxa"/>
+            <w:tcW w:w="1370" w:type="dxa"/>
           </w:tcPr>
           <w:p>
             <w:pPr>
@@ -7493,7 +7493,7 @@
         </w:tc>
         <w:tc>
           <w:tcPr>
-            <w:tcW w:w="1511" w:type="dxa"/>
+            <w:tcW w:w="1690" w:type="dxa"/>
           </w:tcPr>
           <w:p>
             <w:pPr>
@@ -7515,7 +7515,7 @@
         </w:trPr>
         <w:tc>
           <w:tcPr>
-            <w:tcW w:w="1813" w:type="dxa"/>
+            <w:tcW w:w="2029" w:type="dxa"/>
           </w:tcPr>
           <w:p>
             <w:pPr>
@@ -7532,7 +7532,7 @@
         </w:tc>
         <w:tc>
           <w:tcPr>
-            <w:tcW w:w="1733" w:type="dxa"/>
+            <w:tcW w:w="1940" w:type="dxa"/>
           </w:tcPr>
           <w:p>
             <w:pPr>
@@ -7549,7 +7549,7 @@
         </w:tc>
         <w:tc>
           <w:tcPr>
-            <w:tcW w:w="1616" w:type="dxa"/>
+            <w:tcW w:w="1809" w:type="dxa"/>
           </w:tcPr>
           <w:p>
             <w:pPr>
@@ -7566,7 +7566,7 @@
         </w:tc>
         <w:tc>
           <w:tcPr>
-            <w:tcW w:w="1224" w:type="dxa"/>
+            <w:tcW w:w="1370" w:type="dxa"/>
           </w:tcPr>
           <w:p>
             <w:pPr>
@@ -7583,7 +7583,7 @@
         </w:tc>
         <w:tc>
           <w:tcPr>
-            <w:tcW w:w="1511" w:type="dxa"/>
+            <w:tcW w:w="1690" w:type="dxa"/>
           </w:tcPr>
           <w:p>
             <w:pPr>
@@ -7605,7 +7605,7 @@
         </w:trPr>
         <w:tc>
           <w:tcPr>
-            <w:tcW w:w="1813" w:type="dxa"/>
+            <w:tcW w:w="2029" w:type="dxa"/>
           </w:tcPr>
           <w:p>
             <w:pPr>
@@ -7622,7 +7622,7 @@
         </w:tc>
         <w:tc>
           <w:tcPr>
-            <w:tcW w:w="1733" w:type="dxa"/>
+            <w:tcW w:w="1940" w:type="dxa"/>
           </w:tcPr>
           <w:p>
             <w:pPr>
@@ -7639,7 +7639,7 @@
         </w:tc>
         <w:tc>
           <w:tcPr>
-            <w:tcW w:w="1616" w:type="dxa"/>
+            <w:tcW w:w="1809" w:type="dxa"/>
           </w:tcPr>
           <w:p>
             <w:pPr>
@@ -7656,7 +7656,7 @@
         </w:tc>
         <w:tc>
           <w:tcPr>
-            <w:tcW w:w="1224" w:type="dxa"/>
+            <w:tcW w:w="1370" w:type="dxa"/>
           </w:tcPr>
           <w:p>
             <w:pPr>
@@ -7673,7 +7673,7 @@
         </w:tc>
         <w:tc>
           <w:tcPr>
-            <w:tcW w:w="1511" w:type="dxa"/>
+            <w:tcW w:w="1690" w:type="dxa"/>
           </w:tcPr>
           <w:p>
             <w:pPr>
@@ -7695,7 +7695,7 @@
         </w:trPr>
         <w:tc>
           <w:tcPr>
-            <w:tcW w:w="1813" w:type="dxa"/>
+            <w:tcW w:w="2029" w:type="dxa"/>
           </w:tcPr>
           <w:p>
             <w:pPr>
@@ -7712,7 +7712,7 @@
         </w:tc>
         <w:tc>
           <w:tcPr>
-            <w:tcW w:w="1733" w:type="dxa"/>
+            <w:tcW w:w="1940" w:type="dxa"/>
           </w:tcPr>
           <w:p>
             <w:pPr>
@@ -7729,7 +7729,7 @@
         </w:tc>
         <w:tc>
           <w:tcPr>
-            <w:tcW w:w="1616" w:type="dxa"/>
+            <w:tcW w:w="1809" w:type="dxa"/>
           </w:tcPr>
           <w:p>
             <w:pPr>
@@ -7746,7 +7746,7 @@
         </w:tc>
         <w:tc>
           <w:tcPr>
-            <w:tcW w:w="1224" w:type="dxa"/>
+            <w:tcW w:w="1370" w:type="dxa"/>
           </w:tcPr>
           <w:p>
             <w:pPr>
@@ -7763,7 +7763,7 @@
         </w:tc>
         <w:tc>
           <w:tcPr>
-            <w:tcW w:w="1511" w:type="dxa"/>
+            <w:tcW w:w="1690" w:type="dxa"/>
           </w:tcPr>
           <w:p>
             <w:pPr>
@@ -7785,7 +7785,7 @@
         </w:trPr>
         <w:tc>
           <w:tcPr>
-            <w:tcW w:w="1813" w:type="dxa"/>
+            <w:tcW w:w="2029" w:type="dxa"/>
           </w:tcPr>
           <w:p>
             <w:pPr>
@@ -7802,7 +7802,7 @@
         </w:tc>
         <w:tc>
           <w:tcPr>
-            <w:tcW w:w="1733" w:type="dxa"/>
+            <w:tcW w:w="1940" w:type="dxa"/>
           </w:tcPr>
           <w:p>
             <w:pPr>
@@ -7819,7 +7819,7 @@
         </w:tc>
         <w:tc>
           <w:tcPr>
-            <w:tcW w:w="1616" w:type="dxa"/>
+            <w:tcW w:w="1809" w:type="dxa"/>
           </w:tcPr>
           <w:p>
             <w:pPr>
@@ -7836,7 +7836,7 @@
         </w:tc>
         <w:tc>
           <w:tcPr>
-            <w:tcW w:w="1224" w:type="dxa"/>
+            <w:tcW w:w="1370" w:type="dxa"/>
           </w:tcPr>
           <w:p>
             <w:pPr>
@@ -7853,7 +7853,7 @@
         </w:tc>
         <w:tc>
           <w:tcPr>
-            <w:tcW w:w="1511" w:type="dxa"/>
+            <w:tcW w:w="1690" w:type="dxa"/>
           </w:tcPr>
           <w:p>
             <w:pPr>
@@ -7875,7 +7875,7 @@
         </w:trPr>
         <w:tc>
           <w:tcPr>
-            <w:tcW w:w="1813" w:type="dxa"/>
+            <w:tcW w:w="2029" w:type="dxa"/>
           </w:tcPr>
           <w:p>
             <w:pPr>
@@ -7892,7 +7892,7 @@
         </w:tc>
         <w:tc>
           <w:tcPr>
-            <w:tcW w:w="1733" w:type="dxa"/>
+            <w:tcW w:w="1940" w:type="dxa"/>
           </w:tcPr>
           <w:p>
             <w:pPr>
@@ -7909,7 +7909,7 @@
         </w:tc>
         <w:tc>
           <w:tcPr>
-            <w:tcW w:w="1616" w:type="dxa"/>
+            <w:tcW w:w="1809" w:type="dxa"/>
           </w:tcPr>
           <w:p>
             <w:pPr>
@@ -7926,7 +7926,7 @@
         </w:tc>
         <w:tc>
           <w:tcPr>
-            <w:tcW w:w="1224" w:type="dxa"/>
+            <w:tcW w:w="1370" w:type="dxa"/>
           </w:tcPr>
           <w:p>
             <w:pPr>
@@ -7943,7 +7943,7 @@
         </w:tc>
         <w:tc>
           <w:tcPr>
-            <w:tcW w:w="1511" w:type="dxa"/>
+            <w:tcW w:w="1690" w:type="dxa"/>
           </w:tcPr>
           <w:p>
             <w:pPr>
@@ -7965,7 +7965,7 @@
         </w:trPr>
         <w:tc>
           <w:tcPr>
-            <w:tcW w:w="1813" w:type="dxa"/>
+            <w:tcW w:w="2029" w:type="dxa"/>
           </w:tcPr>
           <w:p>
             <w:pPr>
@@ -7982,7 +7982,7 @@
         </w:tc>
         <w:tc>
           <w:tcPr>
-            <w:tcW w:w="1733" w:type="dxa"/>
+            <w:tcW w:w="1940" w:type="dxa"/>
           </w:tcPr>
           <w:p>
             <w:pPr>
@@ -7999,7 +7999,7 @@
         </w:tc>
         <w:tc>
           <w:tcPr>
-            <w:tcW w:w="1616" w:type="dxa"/>
+            <w:tcW w:w="1809" w:type="dxa"/>
           </w:tcPr>
           <w:p>
             <w:pPr>
@@ -8016,7 +8016,7 @@
         </w:tc>
         <w:tc>
           <w:tcPr>
-            <w:tcW w:w="1224" w:type="dxa"/>
+            <w:tcW w:w="1370" w:type="dxa"/>
           </w:tcPr>
           <w:p>
             <w:pPr>
@@ -8033,7 +8033,7 @@
         </w:tc>
         <w:tc>
           <w:tcPr>
-            <w:tcW w:w="1511" w:type="dxa"/>
+            <w:tcW w:w="1690" w:type="dxa"/>
           </w:tcPr>
           <w:p>
             <w:pPr>
@@ -8055,7 +8055,7 @@
         </w:trPr>
         <w:tc>
           <w:tcPr>
-            <w:tcW w:w="1813" w:type="dxa"/>
+            <w:tcW w:w="2029" w:type="dxa"/>
           </w:tcPr>
           <w:p>
             <w:pPr>
@@ -8072,7 +8072,7 @@
         </w:tc>
         <w:tc>
           <w:tcPr>
-            <w:tcW w:w="1733" w:type="dxa"/>
+            <w:tcW w:w="1940" w:type="dxa"/>
           </w:tcPr>
           <w:p>
             <w:pPr>
@@ -8089,7 +8089,7 @@
         </w:tc>
         <w:tc>
           <w:tcPr>
-            <w:tcW w:w="1616" w:type="dxa"/>
+            <w:tcW w:w="1809" w:type="dxa"/>
           </w:tcPr>
           <w:p>
             <w:pPr>
@@ -8106,7 +8106,7 @@
         </w:tc>
         <w:tc>
           <w:tcPr>
-            <w:tcW w:w="1224" w:type="dxa"/>
+            <w:tcW w:w="1370" w:type="dxa"/>
           </w:tcPr>
           <w:p>
             <w:pPr>
@@ -8123,7 +8123,7 @@
         </w:tc>
         <w:tc>
           <w:tcPr>
-            <w:tcW w:w="1511" w:type="dxa"/>
+            <w:tcW w:w="1690" w:type="dxa"/>
           </w:tcPr>
           <w:p>
             <w:pPr>
@@ -8145,7 +8145,7 @@
         </w:trPr>
         <w:tc>
           <w:tcPr>
-            <w:tcW w:w="1813" w:type="dxa"/>
+            <w:tcW w:w="2029" w:type="dxa"/>
           </w:tcPr>
           <w:p>
             <w:pPr>
@@ -8162,7 +8162,7 @@
         </w:tc>
         <w:tc>
           <w:tcPr>
-            <w:tcW w:w="1733" w:type="dxa"/>
+            <w:tcW w:w="1940" w:type="dxa"/>
           </w:tcPr>
           <w:p>
             <w:pPr>
@@ -8179,7 +8179,7 @@
         </w:tc>
         <w:tc>
           <w:tcPr>
-            <w:tcW w:w="1616" w:type="dxa"/>
+            <w:tcW w:w="1809" w:type="dxa"/>
           </w:tcPr>
           <w:p>
             <w:pPr>
@@ -8196,7 +8196,7 @@
         </w:tc>
         <w:tc>
           <w:tcPr>
-            <w:tcW w:w="1224" w:type="dxa"/>
+            <w:tcW w:w="1370" w:type="dxa"/>
           </w:tcPr>
           <w:p>
             <w:pPr>
@@ -8213,7 +8213,7 @@
         </w:tc>
         <w:tc>
           <w:tcPr>
-            <w:tcW w:w="1511" w:type="dxa"/>
+            <w:tcW w:w="1690" w:type="dxa"/>
           </w:tcPr>
           <w:p>
             <w:pPr>
@@ -8235,7 +8235,7 @@
         </w:trPr>
         <w:tc>
           <w:tcPr>
-            <w:tcW w:w="1813" w:type="dxa"/>
+            <w:tcW w:w="2029" w:type="dxa"/>
           </w:tcPr>
           <w:p>
             <w:pPr>
@@ -8252,7 +8252,7 @@
         </w:tc>
         <w:tc>
           <w:tcPr>
-            <w:tcW w:w="1733" w:type="dxa"/>
+            <w:tcW w:w="1940" w:type="dxa"/>
           </w:tcPr>
           <w:p>
             <w:pPr>
@@ -8269,7 +8269,7 @@
         </w:tc>
         <w:tc>
           <w:tcPr>
-            <w:tcW w:w="1616" w:type="dxa"/>
+            <w:tcW w:w="1809" w:type="dxa"/>
           </w:tcPr>
           <w:p>
             <w:pPr>
@@ -8286,7 +8286,7 @@
         </w:tc>
         <w:tc>
           <w:tcPr>
-            <w:tcW w:w="1224" w:type="dxa"/>
+            <w:tcW w:w="1370" w:type="dxa"/>
           </w:tcPr>
           <w:p>
             <w:pPr>
@@ -8303,7 +8303,7 @@
         </w:tc>
         <w:tc>
           <w:tcPr>
-            <w:tcW w:w="1511" w:type="dxa"/>
+            <w:tcW w:w="1690" w:type="dxa"/>
           </w:tcPr>
           <w:p>
             <w:pPr>
@@ -8325,7 +8325,7 @@
         </w:trPr>
         <w:tc>
           <w:tcPr>
-            <w:tcW w:w="1813" w:type="dxa"/>
+            <w:tcW w:w="2029" w:type="dxa"/>
           </w:tcPr>
           <w:p>
             <w:pPr>
@@ -8342,7 +8342,7 @@
         </w:tc>
         <w:tc>
           <w:tcPr>
-            <w:tcW w:w="1733" w:type="dxa"/>
+            <w:tcW w:w="1940" w:type="dxa"/>
           </w:tcPr>
           <w:p>
             <w:pPr>
@@ -8359,7 +8359,7 @@
         </w:tc>
         <w:tc>
           <w:tcPr>
-            <w:tcW w:w="1616" w:type="dxa"/>
+            <w:tcW w:w="1809" w:type="dxa"/>
           </w:tcPr>
           <w:p>
             <w:pPr>
@@ -8376,7 +8376,7 @@
         </w:tc>
         <w:tc>
           <w:tcPr>
-            <w:tcW w:w="1224" w:type="dxa"/>
+            <w:tcW w:w="1370" w:type="dxa"/>
           </w:tcPr>
           <w:p>
             <w:pPr>
@@ -8393,7 +8393,7 @@
         </w:tc>
         <w:tc>
           <w:tcPr>
-            <w:tcW w:w="1511" w:type="dxa"/>
+            <w:tcW w:w="1690" w:type="dxa"/>
           </w:tcPr>
           <w:p>
             <w:pPr>
@@ -8647,9 +8647,9 @@
         </w:tblBorders>
       </w:tblPr>
       <w:tblGrid>
-        <w:gridCol w:w="2468"/>
-        <w:gridCol w:w="2309"/>
-        <w:gridCol w:w="3135"/>
+        <w:gridCol w:w="2757"/>
+        <w:gridCol w:w="2579"/>
+        <w:gridCol w:w="3502"/>
       </w:tblGrid>
       <w:tr>
         <w:trPr>
@@ -8658,7 +8658,7 @@
         </w:trPr>
         <w:tc>
           <w:tcPr>
-            <w:tcW w:w="2468" w:type="dxa"/>
+            <w:tcW w:w="2757" w:type="dxa"/>
             <w:shd w:val="clear" w:color="auto" w:fill="D9E2F3"/>
           </w:tcPr>
           <w:p>
@@ -8677,7 +8677,7 @@
         </w:tc>
         <w:tc>
           <w:tcPr>
-            <w:tcW w:w="2309" w:type="dxa"/>
+            <w:tcW w:w="2579" w:type="dxa"/>
             <w:shd w:val="clear" w:color="auto" w:fill="D9E2F3"/>
           </w:tcPr>
           <w:p>
@@ -8696,7 +8696,7 @@
         </w:tc>
         <w:tc>
           <w:tcPr>
-            <w:tcW w:w="3135" w:type="dxa"/>
+            <w:tcW w:w="3502" w:type="dxa"/>
             <w:shd w:val="clear" w:color="auto" w:fill="D9E2F3"/>
           </w:tcPr>
           <w:p>
@@ -8720,7 +8720,7 @@
         </w:trPr>
         <w:tc>
           <w:tcPr>
-            <w:tcW w:w="2468" w:type="dxa"/>
+            <w:tcW w:w="2757" w:type="dxa"/>
           </w:tcPr>
           <w:p>
             <w:pPr>
@@ -8737,7 +8737,7 @@
         </w:tc>
         <w:tc>
           <w:tcPr>
-            <w:tcW w:w="2309" w:type="dxa"/>
+            <w:tcW w:w="2579" w:type="dxa"/>
           </w:tcPr>
           <w:p>
             <w:pPr>
@@ -8754,7 +8754,7 @@
         </w:tc>
         <w:tc>
           <w:tcPr>
-            <w:tcW w:w="3135" w:type="dxa"/>
+            <w:tcW w:w="3502" w:type="dxa"/>
           </w:tcPr>
           <w:p>
             <w:pPr>
@@ -8776,7 +8776,7 @@
         </w:trPr>
         <w:tc>
           <w:tcPr>
-            <w:tcW w:w="2468" w:type="dxa"/>
+            <w:tcW w:w="2757" w:type="dxa"/>
           </w:tcPr>
           <w:p>
             <w:pPr>
@@ -8793,17 +8793,17 @@
         </w:tc>
         <w:tc>
           <w:tcPr>
-            <w:tcW w:w="2309" w:type="dxa"/>
-          </w:tcPr>
-          <w:p>
-            <w:pPr>
-              <w:pStyle w:val="Compact"/>
-            </w:pPr>
-          </w:p>
-        </w:tc>
-        <w:tc>
-          <w:tcPr>
-            <w:tcW w:w="3135" w:type="dxa"/>
+            <w:tcW w:w="2579" w:type="dxa"/>
+          </w:tcPr>
+          <w:p>
+            <w:pPr>
+              <w:pStyle w:val="Compact"/>
+            </w:pPr>
+          </w:p>
+        </w:tc>
+        <w:tc>
+          <w:tcPr>
+            <w:tcW w:w="3502" w:type="dxa"/>
           </w:tcPr>
           <w:p>
             <w:pPr>
@@ -8825,7 +8825,7 @@
         </w:trPr>
         <w:tc>
           <w:tcPr>
-            <w:tcW w:w="2468" w:type="dxa"/>
+            <w:tcW w:w="2757" w:type="dxa"/>
           </w:tcPr>
           <w:p>
             <w:pPr>
@@ -8842,17 +8842,17 @@
         </w:tc>
         <w:tc>
           <w:tcPr>
-            <w:tcW w:w="2309" w:type="dxa"/>
-          </w:tcPr>
-          <w:p>
-            <w:pPr>
-              <w:pStyle w:val="Compact"/>
-            </w:pPr>
-          </w:p>
-        </w:tc>
-        <w:tc>
-          <w:tcPr>
-            <w:tcW w:w="3135" w:type="dxa"/>
+            <w:tcW w:w="2579" w:type="dxa"/>
+          </w:tcPr>
+          <w:p>
+            <w:pPr>
+              <w:pStyle w:val="Compact"/>
+            </w:pPr>
+          </w:p>
+        </w:tc>
+        <w:tc>
+          <w:tcPr>
+            <w:tcW w:w="3502" w:type="dxa"/>
           </w:tcPr>
           <w:p>
             <w:pPr>
@@ -8874,7 +8874,7 @@
         </w:trPr>
         <w:tc>
           <w:tcPr>
-            <w:tcW w:w="2468" w:type="dxa"/>
+            <w:tcW w:w="2757" w:type="dxa"/>
           </w:tcPr>
           <w:p>
             <w:pPr>
@@ -8891,7 +8891,7 @@
         </w:tc>
         <w:tc>
           <w:tcPr>
-            <w:tcW w:w="2309" w:type="dxa"/>
+            <w:tcW w:w="2579" w:type="dxa"/>
           </w:tcPr>
           <w:p>
             <w:pPr>
@@ -8908,7 +8908,7 @@
         </w:tc>
         <w:tc>
           <w:tcPr>
-            <w:tcW w:w="3135" w:type="dxa"/>
+            <w:tcW w:w="3502" w:type="dxa"/>
           </w:tcPr>
           <w:p>
             <w:pPr>
@@ -8930,7 +8930,7 @@
         </w:trPr>
         <w:tc>
           <w:tcPr>
-            <w:tcW w:w="2468" w:type="dxa"/>
+            <w:tcW w:w="2757" w:type="dxa"/>
           </w:tcPr>
           <w:p>
             <w:pPr>
@@ -8947,17 +8947,17 @@
         </w:tc>
         <w:tc>
           <w:tcPr>
-            <w:tcW w:w="2309" w:type="dxa"/>
-          </w:tcPr>
-          <w:p>
-            <w:pPr>
-              <w:pStyle w:val="Compact"/>
-            </w:pPr>
-          </w:p>
-        </w:tc>
-        <w:tc>
-          <w:tcPr>
-            <w:tcW w:w="3135" w:type="dxa"/>
+            <w:tcW w:w="2579" w:type="dxa"/>
+          </w:tcPr>
+          <w:p>
+            <w:pPr>
+              <w:pStyle w:val="Compact"/>
+            </w:pPr>
+          </w:p>
+        </w:tc>
+        <w:tc>
+          <w:tcPr>
+            <w:tcW w:w="3502" w:type="dxa"/>
           </w:tcPr>
           <w:p>
             <w:pPr>
@@ -8979,7 +8979,7 @@
         </w:trPr>
         <w:tc>
           <w:tcPr>
-            <w:tcW w:w="2468" w:type="dxa"/>
+            <w:tcW w:w="2757" w:type="dxa"/>
           </w:tcPr>
           <w:p>
             <w:pPr>
@@ -8996,17 +8996,17 @@
         </w:tc>
         <w:tc>
           <w:tcPr>
-            <w:tcW w:w="2309" w:type="dxa"/>
-          </w:tcPr>
-          <w:p>
-            <w:pPr>
-              <w:pStyle w:val="Compact"/>
-            </w:pPr>
-          </w:p>
-        </w:tc>
-        <w:tc>
-          <w:tcPr>
-            <w:tcW w:w="3135" w:type="dxa"/>
+            <w:tcW w:w="2579" w:type="dxa"/>
+          </w:tcPr>
+          <w:p>
+            <w:pPr>
+              <w:pStyle w:val="Compact"/>
+            </w:pPr>
+          </w:p>
+        </w:tc>
+        <w:tc>
+          <w:tcPr>
+            <w:tcW w:w="3502" w:type="dxa"/>
           </w:tcPr>
           <w:p>
             <w:pPr>
@@ -9028,7 +9028,7 @@
         </w:trPr>
         <w:tc>
           <w:tcPr>
-            <w:tcW w:w="2468" w:type="dxa"/>
+            <w:tcW w:w="2757" w:type="dxa"/>
           </w:tcPr>
           <w:p>
             <w:pPr>
@@ -9045,17 +9045,17 @@
         </w:tc>
         <w:tc>
           <w:tcPr>
-            <w:tcW w:w="2309" w:type="dxa"/>
-          </w:tcPr>
-          <w:p>
-            <w:pPr>
-              <w:pStyle w:val="Compact"/>
-            </w:pPr>
-          </w:p>
-        </w:tc>
-        <w:tc>
-          <w:tcPr>
-            <w:tcW w:w="3135" w:type="dxa"/>
+            <w:tcW w:w="2579" w:type="dxa"/>
+          </w:tcPr>
+          <w:p>
+            <w:pPr>
+              <w:pStyle w:val="Compact"/>
+            </w:pPr>
+          </w:p>
+        </w:tc>
+        <w:tc>
+          <w:tcPr>
+            <w:tcW w:w="3502" w:type="dxa"/>
           </w:tcPr>
           <w:p>
             <w:pPr>
@@ -9077,7 +9077,7 @@
         </w:trPr>
         <w:tc>
           <w:tcPr>
-            <w:tcW w:w="2468" w:type="dxa"/>
+            <w:tcW w:w="2757" w:type="dxa"/>
           </w:tcPr>
           <w:p>
             <w:pPr>
@@ -9094,7 +9094,7 @@
         </w:tc>
         <w:tc>
           <w:tcPr>
-            <w:tcW w:w="2309" w:type="dxa"/>
+            <w:tcW w:w="2579" w:type="dxa"/>
           </w:tcPr>
           <w:p>
             <w:pPr>
@@ -9111,22 +9111,22 @@
         </w:tc>
         <w:tc>
           <w:tcPr>
-            <w:tcW w:w="3135" w:type="dxa"/>
-          </w:tcPr>
-          <w:p>
-            <w:pPr>
-              <w:pStyle w:val="Compact"/>
-            </w:pPr>
-          </w:p>
-        </w:tc>
-      </w:tr>
-      <w:tr>
-        <w:trPr>
-          <w:cantSplit/>
-        </w:trPr>
-        <w:tc>
-          <w:tcPr>
-            <w:tcW w:w="2468" w:type="dxa"/>
+            <w:tcW w:w="3502" w:type="dxa"/>
+          </w:tcPr>
+          <w:p>
+            <w:pPr>
+              <w:pStyle w:val="Compact"/>
+            </w:pPr>
+          </w:p>
+        </w:tc>
+      </w:tr>
+      <w:tr>
+        <w:trPr>
+          <w:cantSplit/>
+        </w:trPr>
+        <w:tc>
+          <w:tcPr>
+            <w:tcW w:w="2757" w:type="dxa"/>
           </w:tcPr>
           <w:p>
             <w:pPr>
@@ -9143,17 +9143,17 @@
         </w:tc>
         <w:tc>
           <w:tcPr>
-            <w:tcW w:w="2309" w:type="dxa"/>
-          </w:tcPr>
-          <w:p>
-            <w:pPr>
-              <w:pStyle w:val="Compact"/>
-            </w:pPr>
-          </w:p>
-        </w:tc>
-        <w:tc>
-          <w:tcPr>
-            <w:tcW w:w="3135" w:type="dxa"/>
+            <w:tcW w:w="2579" w:type="dxa"/>
+          </w:tcPr>
+          <w:p>
+            <w:pPr>
+              <w:pStyle w:val="Compact"/>
+            </w:pPr>
+          </w:p>
+        </w:tc>
+        <w:tc>
+          <w:tcPr>
+            <w:tcW w:w="3502" w:type="dxa"/>
           </w:tcPr>
           <w:p>
             <w:pPr>
@@ -9175,7 +9175,7 @@
         </w:trPr>
         <w:tc>
           <w:tcPr>
-            <w:tcW w:w="2468" w:type="dxa"/>
+            <w:tcW w:w="2757" w:type="dxa"/>
           </w:tcPr>
           <w:p>
             <w:pPr>
@@ -9192,7 +9192,7 @@
         </w:tc>
         <w:tc>
           <w:tcPr>
-            <w:tcW w:w="2309" w:type="dxa"/>
+            <w:tcW w:w="2579" w:type="dxa"/>
           </w:tcPr>
           <w:p>
             <w:pPr>
@@ -9209,22 +9209,22 @@
         </w:tc>
         <w:tc>
           <w:tcPr>
-            <w:tcW w:w="3135" w:type="dxa"/>
-          </w:tcPr>
-          <w:p>
-            <w:pPr>
-              <w:pStyle w:val="Compact"/>
-            </w:pPr>
-          </w:p>
-        </w:tc>
-      </w:tr>
-      <w:tr>
-        <w:trPr>
-          <w:cantSplit/>
-        </w:trPr>
-        <w:tc>
-          <w:tcPr>
-            <w:tcW w:w="2468" w:type="dxa"/>
+            <w:tcW w:w="3502" w:type="dxa"/>
+          </w:tcPr>
+          <w:p>
+            <w:pPr>
+              <w:pStyle w:val="Compact"/>
+            </w:pPr>
+          </w:p>
+        </w:tc>
+      </w:tr>
+      <w:tr>
+        <w:trPr>
+          <w:cantSplit/>
+        </w:trPr>
+        <w:tc>
+          <w:tcPr>
+            <w:tcW w:w="2757" w:type="dxa"/>
           </w:tcPr>
           <w:p>
             <w:pPr>
@@ -9241,7 +9241,7 @@
         </w:tc>
         <w:tc>
           <w:tcPr>
-            <w:tcW w:w="2309" w:type="dxa"/>
+            <w:tcW w:w="2579" w:type="dxa"/>
           </w:tcPr>
           <w:p>
             <w:pPr>
@@ -9258,22 +9258,22 @@
         </w:tc>
         <w:tc>
           <w:tcPr>
-            <w:tcW w:w="3135" w:type="dxa"/>
-          </w:tcPr>
-          <w:p>
-            <w:pPr>
-              <w:pStyle w:val="Compact"/>
-            </w:pPr>
-          </w:p>
-        </w:tc>
-      </w:tr>
-      <w:tr>
-        <w:trPr>
-          <w:cantSplit/>
-        </w:trPr>
-        <w:tc>
-          <w:tcPr>
-            <w:tcW w:w="2468" w:type="dxa"/>
+            <w:tcW w:w="3502" w:type="dxa"/>
+          </w:tcPr>
+          <w:p>
+            <w:pPr>
+              <w:pStyle w:val="Compact"/>
+            </w:pPr>
+          </w:p>
+        </w:tc>
+      </w:tr>
+      <w:tr>
+        <w:trPr>
+          <w:cantSplit/>
+        </w:trPr>
+        <w:tc>
+          <w:tcPr>
+            <w:tcW w:w="2757" w:type="dxa"/>
           </w:tcPr>
           <w:p>
             <w:pPr>
@@ -9290,7 +9290,7 @@
         </w:tc>
         <w:tc>
           <w:tcPr>
-            <w:tcW w:w="2309" w:type="dxa"/>
+            <w:tcW w:w="2579" w:type="dxa"/>
           </w:tcPr>
           <w:p>
             <w:pPr>
@@ -9307,22 +9307,22 @@
         </w:tc>
         <w:tc>
           <w:tcPr>
-            <w:tcW w:w="3135" w:type="dxa"/>
-          </w:tcPr>
-          <w:p>
-            <w:pPr>
-              <w:pStyle w:val="Compact"/>
-            </w:pPr>
-          </w:p>
-        </w:tc>
-      </w:tr>
-      <w:tr>
-        <w:trPr>
-          <w:cantSplit/>
-        </w:trPr>
-        <w:tc>
-          <w:tcPr>
-            <w:tcW w:w="2468" w:type="dxa"/>
+            <w:tcW w:w="3502" w:type="dxa"/>
+          </w:tcPr>
+          <w:p>
+            <w:pPr>
+              <w:pStyle w:val="Compact"/>
+            </w:pPr>
+          </w:p>
+        </w:tc>
+      </w:tr>
+      <w:tr>
+        <w:trPr>
+          <w:cantSplit/>
+        </w:trPr>
+        <w:tc>
+          <w:tcPr>
+            <w:tcW w:w="2757" w:type="dxa"/>
           </w:tcPr>
           <w:p>
             <w:pPr>
@@ -9339,7 +9339,7 @@
         </w:tc>
         <w:tc>
           <w:tcPr>
-            <w:tcW w:w="2309" w:type="dxa"/>
+            <w:tcW w:w="2579" w:type="dxa"/>
           </w:tcPr>
           <w:p>
             <w:pPr>
@@ -9356,7 +9356,7 @@
         </w:tc>
         <w:tc>
           <w:tcPr>
-            <w:tcW w:w="3135" w:type="dxa"/>
+            <w:tcW w:w="3502" w:type="dxa"/>
           </w:tcPr>
           <w:p>
             <w:pPr>
@@ -9429,9 +9429,9 @@
         </w:tblBorders>
       </w:tblPr>
       <w:tblGrid>
-        <w:gridCol w:w="2091"/>
-        <w:gridCol w:w="2576"/>
-        <w:gridCol w:w="3245"/>
+        <w:gridCol w:w="2336"/>
+        <w:gridCol w:w="2877"/>
+        <w:gridCol w:w="3625"/>
       </w:tblGrid>
       <w:tr>
         <w:trPr>
@@ -9440,7 +9440,7 @@
         </w:trPr>
         <w:tc>
           <w:tcPr>
-            <w:tcW w:w="2091" w:type="dxa"/>
+            <w:tcW w:w="2336" w:type="dxa"/>
             <w:shd w:val="clear" w:color="auto" w:fill="D9E2F3"/>
           </w:tcPr>
           <w:p>
@@ -9459,7 +9459,7 @@
         </w:tc>
         <w:tc>
           <w:tcPr>
-            <w:tcW w:w="2576" w:type="dxa"/>
+            <w:tcW w:w="2877" w:type="dxa"/>
             <w:shd w:val="clear" w:color="auto" w:fill="D9E2F3"/>
           </w:tcPr>
           <w:p>
@@ -9478,7 +9478,7 @@
         </w:tc>
         <w:tc>
           <w:tcPr>
-            <w:tcW w:w="3245" w:type="dxa"/>
+            <w:tcW w:w="3625" w:type="dxa"/>
             <w:shd w:val="clear" w:color="auto" w:fill="D9E2F3"/>
           </w:tcPr>
           <w:p>
@@ -9502,7 +9502,7 @@
         </w:trPr>
         <w:tc>
           <w:tcPr>
-            <w:tcW w:w="2091" w:type="dxa"/>
+            <w:tcW w:w="2336" w:type="dxa"/>
           </w:tcPr>
           <w:p>
             <w:pPr>
@@ -9519,7 +9519,7 @@
         </w:tc>
         <w:tc>
           <w:tcPr>
-            <w:tcW w:w="2576" w:type="dxa"/>
+            <w:tcW w:w="2877" w:type="dxa"/>
           </w:tcPr>
           <w:p>
             <w:pPr>
@@ -9536,7 +9536,7 @@
         </w:tc>
         <w:tc>
           <w:tcPr>
-            <w:tcW w:w="3245" w:type="dxa"/>
+            <w:tcW w:w="3625" w:type="dxa"/>
           </w:tcPr>
           <w:p>
             <w:pPr>
@@ -9558,7 +9558,7 @@
         </w:trPr>
         <w:tc>
           <w:tcPr>
-            <w:tcW w:w="2091" w:type="dxa"/>
+            <w:tcW w:w="2336" w:type="dxa"/>
           </w:tcPr>
           <w:p>
             <w:pPr>
@@ -9575,7 +9575,7 @@
         </w:tc>
         <w:tc>
           <w:tcPr>
-            <w:tcW w:w="2576" w:type="dxa"/>
+            <w:tcW w:w="2877" w:type="dxa"/>
           </w:tcPr>
           <w:p>
             <w:pPr>
@@ -9592,7 +9592,7 @@
         </w:tc>
         <w:tc>
           <w:tcPr>
-            <w:tcW w:w="3245" w:type="dxa"/>
+            <w:tcW w:w="3625" w:type="dxa"/>
           </w:tcPr>
           <w:p>
             <w:pPr>
@@ -9614,7 +9614,7 @@
         </w:trPr>
         <w:tc>
           <w:tcPr>
-            <w:tcW w:w="2091" w:type="dxa"/>
+            <w:tcW w:w="2336" w:type="dxa"/>
           </w:tcPr>
           <w:p>
             <w:pPr>
@@ -9631,7 +9631,7 @@
         </w:tc>
         <w:tc>
           <w:tcPr>
-            <w:tcW w:w="2576" w:type="dxa"/>
+            <w:tcW w:w="2877" w:type="dxa"/>
           </w:tcPr>
           <w:p>
             <w:pPr>
@@ -9648,7 +9648,7 @@
         </w:tc>
         <w:tc>
           <w:tcPr>
-            <w:tcW w:w="3245" w:type="dxa"/>
+            <w:tcW w:w="3625" w:type="dxa"/>
           </w:tcPr>
           <w:p>
             <w:pPr>
@@ -9670,7 +9670,7 @@
         </w:trPr>
         <w:tc>
           <w:tcPr>
-            <w:tcW w:w="2091" w:type="dxa"/>
+            <w:tcW w:w="2336" w:type="dxa"/>
           </w:tcPr>
           <w:p>
             <w:pPr>
@@ -9687,7 +9687,7 @@
         </w:tc>
         <w:tc>
           <w:tcPr>
-            <w:tcW w:w="2576" w:type="dxa"/>
+            <w:tcW w:w="2877" w:type="dxa"/>
           </w:tcPr>
           <w:p>
             <w:pPr>
@@ -9704,7 +9704,7 @@
         </w:tc>
         <w:tc>
           <w:tcPr>
-            <w:tcW w:w="3245" w:type="dxa"/>
+            <w:tcW w:w="3625" w:type="dxa"/>
           </w:tcPr>
           <w:p>
             <w:pPr>
@@ -9726,7 +9726,7 @@
         </w:trPr>
         <w:tc>
           <w:tcPr>
-            <w:tcW w:w="2091" w:type="dxa"/>
+            <w:tcW w:w="2336" w:type="dxa"/>
           </w:tcPr>
           <w:p>
             <w:pPr>
@@ -9743,7 +9743,7 @@
         </w:tc>
         <w:tc>
           <w:tcPr>
-            <w:tcW w:w="2576" w:type="dxa"/>
+            <w:tcW w:w="2877" w:type="dxa"/>
           </w:tcPr>
           <w:p>
             <w:pPr>
@@ -9760,7 +9760,7 @@
         </w:tc>
         <w:tc>
           <w:tcPr>
-            <w:tcW w:w="3245" w:type="dxa"/>
+            <w:tcW w:w="3625" w:type="dxa"/>
           </w:tcPr>
           <w:p>
             <w:pPr>
@@ -9782,7 +9782,7 @@
         </w:trPr>
         <w:tc>
           <w:tcPr>
-            <w:tcW w:w="2091" w:type="dxa"/>
+            <w:tcW w:w="2336" w:type="dxa"/>
           </w:tcPr>
           <w:p>
             <w:pPr>
@@ -9799,7 +9799,7 @@
         </w:tc>
         <w:tc>
           <w:tcPr>
-            <w:tcW w:w="2576" w:type="dxa"/>
+            <w:tcW w:w="2877" w:type="dxa"/>
           </w:tcPr>
           <w:p>
             <w:pPr>
@@ -9816,7 +9816,7 @@
         </w:tc>
         <w:tc>
           <w:tcPr>
-            <w:tcW w:w="3245" w:type="dxa"/>
+            <w:tcW w:w="3625" w:type="dxa"/>
           </w:tcPr>
           <w:p>
             <w:pPr>
@@ -9838,7 +9838,7 @@
         </w:trPr>
         <w:tc>
           <w:tcPr>
-            <w:tcW w:w="2091" w:type="dxa"/>
+            <w:tcW w:w="2336" w:type="dxa"/>
           </w:tcPr>
           <w:p>
             <w:pPr>
@@ -9855,7 +9855,7 @@
         </w:tc>
         <w:tc>
           <w:tcPr>
-            <w:tcW w:w="2576" w:type="dxa"/>
+            <w:tcW w:w="2877" w:type="dxa"/>
           </w:tcPr>
           <w:p>
             <w:pPr>
@@ -9872,7 +9872,7 @@
         </w:tc>
         <w:tc>
           <w:tcPr>
-            <w:tcW w:w="3245" w:type="dxa"/>
+            <w:tcW w:w="3625" w:type="dxa"/>
           </w:tcPr>
           <w:p>
             <w:pPr>
@@ -9894,7 +9894,7 @@
         </w:trPr>
         <w:tc>
           <w:tcPr>
-            <w:tcW w:w="2091" w:type="dxa"/>
+            <w:tcW w:w="2336" w:type="dxa"/>
           </w:tcPr>
           <w:p>
             <w:pPr>
@@ -9911,7 +9911,7 @@
         </w:tc>
         <w:tc>
           <w:tcPr>
-            <w:tcW w:w="2576" w:type="dxa"/>
+            <w:tcW w:w="2877" w:type="dxa"/>
           </w:tcPr>
           <w:p>
             <w:pPr>
@@ -9928,7 +9928,7 @@
         </w:tc>
         <w:tc>
           <w:tcPr>
-            <w:tcW w:w="3245" w:type="dxa"/>
+            <w:tcW w:w="3625" w:type="dxa"/>
           </w:tcPr>
           <w:p>
             <w:pPr>
@@ -9950,7 +9950,7 @@
         </w:trPr>
         <w:tc>
           <w:tcPr>
-            <w:tcW w:w="2091" w:type="dxa"/>
+            <w:tcW w:w="2336" w:type="dxa"/>
           </w:tcPr>
           <w:p>
             <w:pPr>
@@ -9967,7 +9967,7 @@
         </w:tc>
         <w:tc>
           <w:tcPr>
-            <w:tcW w:w="2576" w:type="dxa"/>
+            <w:tcW w:w="2877" w:type="dxa"/>
           </w:tcPr>
           <w:p>
             <w:pPr>
@@ -9984,7 +9984,7 @@
         </w:tc>
         <w:tc>
           <w:tcPr>
-            <w:tcW w:w="3245" w:type="dxa"/>
+            <w:tcW w:w="3625" w:type="dxa"/>
           </w:tcPr>
           <w:p>
             <w:pPr>
@@ -10006,7 +10006,7 @@
         </w:trPr>
         <w:tc>
           <w:tcPr>
-            <w:tcW w:w="2091" w:type="dxa"/>
+            <w:tcW w:w="2336" w:type="dxa"/>
           </w:tcPr>
           <w:p>
             <w:pPr>
@@ -10023,7 +10023,7 @@
         </w:tc>
         <w:tc>
           <w:tcPr>
-            <w:tcW w:w="2576" w:type="dxa"/>
+            <w:tcW w:w="2877" w:type="dxa"/>
           </w:tcPr>
           <w:p>
             <w:pPr>
@@ -10040,7 +10040,7 @@
         </w:tc>
         <w:tc>
           <w:tcPr>
-            <w:tcW w:w="3245" w:type="dxa"/>
+            <w:tcW w:w="3625" w:type="dxa"/>
           </w:tcPr>
           <w:p>
             <w:pPr>
@@ -10062,7 +10062,7 @@
         </w:trPr>
         <w:tc>
           <w:tcPr>
-            <w:tcW w:w="2091" w:type="dxa"/>
+            <w:tcW w:w="2336" w:type="dxa"/>
           </w:tcPr>
           <w:p>
             <w:pPr>
@@ -10079,7 +10079,7 @@
         </w:tc>
         <w:tc>
           <w:tcPr>
-            <w:tcW w:w="2576" w:type="dxa"/>
+            <w:tcW w:w="2877" w:type="dxa"/>
           </w:tcPr>
           <w:p>
             <w:pPr>
@@ -10096,7 +10096,7 @@
         </w:tc>
         <w:tc>
           <w:tcPr>
-            <w:tcW w:w="3245" w:type="dxa"/>
+            <w:tcW w:w="3625" w:type="dxa"/>
           </w:tcPr>
           <w:p>
             <w:pPr>
@@ -10118,7 +10118,7 @@
         </w:trPr>
         <w:tc>
           <w:tcPr>
-            <w:tcW w:w="2091" w:type="dxa"/>
+            <w:tcW w:w="2336" w:type="dxa"/>
           </w:tcPr>
           <w:p>
             <w:pPr>
@@ -10135,7 +10135,7 @@
         </w:tc>
         <w:tc>
           <w:tcPr>
-            <w:tcW w:w="2576" w:type="dxa"/>
+            <w:tcW w:w="2877" w:type="dxa"/>
           </w:tcPr>
           <w:p>
             <w:pPr>
@@ -10152,7 +10152,7 @@
         </w:tc>
         <w:tc>
           <w:tcPr>
-            <w:tcW w:w="3245" w:type="dxa"/>
+            <w:tcW w:w="3625" w:type="dxa"/>
           </w:tcPr>
           <w:p>
             <w:pPr>
@@ -10174,7 +10174,7 @@
         </w:trPr>
         <w:tc>
           <w:tcPr>
-            <w:tcW w:w="2091" w:type="dxa"/>
+            <w:tcW w:w="2336" w:type="dxa"/>
           </w:tcPr>
           <w:p>
             <w:pPr>
@@ -10191,7 +10191,7 @@
         </w:tc>
         <w:tc>
           <w:tcPr>
-            <w:tcW w:w="2576" w:type="dxa"/>
+            <w:tcW w:w="2877" w:type="dxa"/>
           </w:tcPr>
           <w:p>
             <w:pPr>
@@ -10208,7 +10208,7 @@
         </w:tc>
         <w:tc>
           <w:tcPr>
-            <w:tcW w:w="3245" w:type="dxa"/>
+            <w:tcW w:w="3625" w:type="dxa"/>
           </w:tcPr>
           <w:p>
             <w:pPr>
@@ -10230,7 +10230,7 @@
         </w:trPr>
         <w:tc>
           <w:tcPr>
-            <w:tcW w:w="2091" w:type="dxa"/>
+            <w:tcW w:w="2336" w:type="dxa"/>
           </w:tcPr>
           <w:p>
             <w:pPr>
@@ -10247,7 +10247,7 @@
         </w:tc>
         <w:tc>
           <w:tcPr>
-            <w:tcW w:w="2576" w:type="dxa"/>
+            <w:tcW w:w="2877" w:type="dxa"/>
           </w:tcPr>
           <w:p>
             <w:pPr>
@@ -10264,7 +10264,7 @@
         </w:tc>
         <w:tc>
           <w:tcPr>
-            <w:tcW w:w="3245" w:type="dxa"/>
+            <w:tcW w:w="3625" w:type="dxa"/>
           </w:tcPr>
           <w:p>
             <w:pPr>
@@ -10286,7 +10286,7 @@
         </w:trPr>
         <w:tc>
           <w:tcPr>
-            <w:tcW w:w="2091" w:type="dxa"/>
+            <w:tcW w:w="2336" w:type="dxa"/>
           </w:tcPr>
           <w:p>
             <w:pPr>
@@ -10303,7 +10303,7 @@
         </w:tc>
         <w:tc>
           <w:tcPr>
-            <w:tcW w:w="2576" w:type="dxa"/>
+            <w:tcW w:w="2877" w:type="dxa"/>
           </w:tcPr>
           <w:p>
             <w:pPr>
@@ -10320,7 +10320,7 @@
         </w:tc>
         <w:tc>
           <w:tcPr>
-            <w:tcW w:w="3245" w:type="dxa"/>
+            <w:tcW w:w="3625" w:type="dxa"/>
           </w:tcPr>
           <w:p>
             <w:pPr>
@@ -10342,7 +10342,7 @@
         </w:trPr>
         <w:tc>
           <w:tcPr>
-            <w:tcW w:w="2091" w:type="dxa"/>
+            <w:tcW w:w="2336" w:type="dxa"/>
           </w:tcPr>
           <w:p>
             <w:pPr>
@@ -10359,7 +10359,7 @@
         </w:tc>
         <w:tc>
           <w:tcPr>
-            <w:tcW w:w="2576" w:type="dxa"/>
+            <w:tcW w:w="2877" w:type="dxa"/>
           </w:tcPr>
           <w:p>
             <w:pPr>
@@ -10376,7 +10376,7 @@
         </w:tc>
         <w:tc>
           <w:tcPr>
-            <w:tcW w:w="3245" w:type="dxa"/>
+            <w:tcW w:w="3625" w:type="dxa"/>
           </w:tcPr>
           <w:p>
             <w:pPr>
@@ -10398,7 +10398,7 @@
         </w:trPr>
         <w:tc>
           <w:tcPr>
-            <w:tcW w:w="2091" w:type="dxa"/>
+            <w:tcW w:w="2336" w:type="dxa"/>
           </w:tcPr>
           <w:p>
             <w:pPr>
@@ -10415,7 +10415,7 @@
         </w:tc>
         <w:tc>
           <w:tcPr>
-            <w:tcW w:w="2576" w:type="dxa"/>
+            <w:tcW w:w="2877" w:type="dxa"/>
           </w:tcPr>
           <w:p>
             <w:pPr>
@@ -10432,7 +10432,7 @@
         </w:tc>
         <w:tc>
           <w:tcPr>
-            <w:tcW w:w="3245" w:type="dxa"/>
+            <w:tcW w:w="3625" w:type="dxa"/>
           </w:tcPr>
           <w:p>
             <w:pPr>
@@ -10454,7 +10454,7 @@
         </w:trPr>
         <w:tc>
           <w:tcPr>
-            <w:tcW w:w="2091" w:type="dxa"/>
+            <w:tcW w:w="2336" w:type="dxa"/>
           </w:tcPr>
           <w:p>
             <w:pPr>
@@ -10471,7 +10471,7 @@
         </w:tc>
         <w:tc>
           <w:tcPr>
-            <w:tcW w:w="2576" w:type="dxa"/>
+            <w:tcW w:w="2877" w:type="dxa"/>
           </w:tcPr>
           <w:p>
             <w:pPr>
@@ -10488,7 +10488,7 @@
         </w:tc>
         <w:tc>
           <w:tcPr>
-            <w:tcW w:w="3245" w:type="dxa"/>
+            <w:tcW w:w="3625" w:type="dxa"/>
           </w:tcPr>
           <w:p>
             <w:pPr>
@@ -10510,7 +10510,7 @@
         </w:trPr>
         <w:tc>
           <w:tcPr>
-            <w:tcW w:w="2091" w:type="dxa"/>
+            <w:tcW w:w="2336" w:type="dxa"/>
           </w:tcPr>
           <w:p>
             <w:pPr>
@@ -10527,7 +10527,7 @@
         </w:tc>
         <w:tc>
           <w:tcPr>
-            <w:tcW w:w="2576" w:type="dxa"/>
+            <w:tcW w:w="2877" w:type="dxa"/>
           </w:tcPr>
           <w:p>
             <w:pPr>
@@ -10544,7 +10544,7 @@
         </w:tc>
         <w:tc>
           <w:tcPr>
-            <w:tcW w:w="3245" w:type="dxa"/>
+            <w:tcW w:w="3625" w:type="dxa"/>
           </w:tcPr>
           <w:p>
             <w:pPr>
@@ -10566,7 +10566,7 @@
         </w:trPr>
         <w:tc>
           <w:tcPr>
-            <w:tcW w:w="2091" w:type="dxa"/>
+            <w:tcW w:w="2336" w:type="dxa"/>
           </w:tcPr>
           <w:p>
             <w:pPr>
@@ -10583,7 +10583,7 @@
         </w:tc>
         <w:tc>
           <w:tcPr>
-            <w:tcW w:w="2576" w:type="dxa"/>
+            <w:tcW w:w="2877" w:type="dxa"/>
           </w:tcPr>
           <w:p>
             <w:pPr>
@@ -10600,7 +10600,7 @@
         </w:tc>
         <w:tc>
           <w:tcPr>
-            <w:tcW w:w="3245" w:type="dxa"/>
+            <w:tcW w:w="3625" w:type="dxa"/>
           </w:tcPr>
           <w:p>
             <w:pPr>
@@ -10622,7 +10622,7 @@
         </w:trPr>
         <w:tc>
           <w:tcPr>
-            <w:tcW w:w="2091" w:type="dxa"/>
+            <w:tcW w:w="2336" w:type="dxa"/>
           </w:tcPr>
           <w:p>
             <w:pPr>
@@ -10639,7 +10639,7 @@
         </w:tc>
         <w:tc>
           <w:tcPr>
-            <w:tcW w:w="2576" w:type="dxa"/>
+            <w:tcW w:w="2877" w:type="dxa"/>
           </w:tcPr>
           <w:p>
             <w:pPr>
@@ -10656,7 +10656,7 @@
         </w:tc>
         <w:tc>
           <w:tcPr>
-            <w:tcW w:w="3245" w:type="dxa"/>
+            <w:tcW w:w="3625" w:type="dxa"/>
           </w:tcPr>
           <w:p>
             <w:pPr>
@@ -10678,7 +10678,7 @@
         </w:trPr>
         <w:tc>
           <w:tcPr>
-            <w:tcW w:w="2091" w:type="dxa"/>
+            <w:tcW w:w="2336" w:type="dxa"/>
           </w:tcPr>
           <w:p>
             <w:pPr>
@@ -10695,7 +10695,7 @@
         </w:tc>
         <w:tc>
           <w:tcPr>
-            <w:tcW w:w="2576" w:type="dxa"/>
+            <w:tcW w:w="2877" w:type="dxa"/>
           </w:tcPr>
           <w:p>
             <w:pPr>
@@ -10712,7 +10712,7 @@
         </w:tc>
         <w:tc>
           <w:tcPr>
-            <w:tcW w:w="3245" w:type="dxa"/>
+            <w:tcW w:w="3625" w:type="dxa"/>
           </w:tcPr>
           <w:p>
             <w:pPr>
@@ -10734,7 +10734,7 @@
         </w:trPr>
         <w:tc>
           <w:tcPr>
-            <w:tcW w:w="2091" w:type="dxa"/>
+            <w:tcW w:w="2336" w:type="dxa"/>
           </w:tcPr>
           <w:p>
             <w:pPr>
@@ -10751,7 +10751,7 @@
         </w:tc>
         <w:tc>
           <w:tcPr>
-            <w:tcW w:w="2576" w:type="dxa"/>
+            <w:tcW w:w="2877" w:type="dxa"/>
           </w:tcPr>
           <w:p>
             <w:pPr>
@@ -10768,7 +10768,7 @@
         </w:tc>
         <w:tc>
           <w:tcPr>
-            <w:tcW w:w="3245" w:type="dxa"/>
+            <w:tcW w:w="3625" w:type="dxa"/>
           </w:tcPr>
           <w:p>
             <w:pPr>
@@ -10790,7 +10790,7 @@
         </w:trPr>
         <w:tc>
           <w:tcPr>
-            <w:tcW w:w="2091" w:type="dxa"/>
+            <w:tcW w:w="2336" w:type="dxa"/>
           </w:tcPr>
           <w:p>
             <w:pPr>
@@ -10807,7 +10807,7 @@
         </w:tc>
         <w:tc>
           <w:tcPr>
-            <w:tcW w:w="2576" w:type="dxa"/>
+            <w:tcW w:w="2877" w:type="dxa"/>
           </w:tcPr>
           <w:p>
             <w:pPr>
@@ -10824,7 +10824,7 @@
         </w:tc>
         <w:tc>
           <w:tcPr>
-            <w:tcW w:w="3245" w:type="dxa"/>
+            <w:tcW w:w="3625" w:type="dxa"/>
           </w:tcPr>
           <w:p>
             <w:pPr>
@@ -10846,7 +10846,7 @@
         </w:trPr>
         <w:tc>
           <w:tcPr>
-            <w:tcW w:w="2091" w:type="dxa"/>
+            <w:tcW w:w="2336" w:type="dxa"/>
           </w:tcPr>
           <w:p>
             <w:pPr>
@@ -10863,7 +10863,7 @@
         </w:tc>
         <w:tc>
           <w:tcPr>
-            <w:tcW w:w="2576" w:type="dxa"/>
+            <w:tcW w:w="2877" w:type="dxa"/>
           </w:tcPr>
           <w:p>
             <w:pPr>
@@ -10880,7 +10880,7 @@
         </w:tc>
         <w:tc>
           <w:tcPr>
-            <w:tcW w:w="3245" w:type="dxa"/>
+            <w:tcW w:w="3625" w:type="dxa"/>
           </w:tcPr>
           <w:p>
             <w:pPr>
@@ -10902,7 +10902,7 @@
         </w:trPr>
         <w:tc>
           <w:tcPr>
-            <w:tcW w:w="2091" w:type="dxa"/>
+            <w:tcW w:w="2336" w:type="dxa"/>
           </w:tcPr>
           <w:p>
             <w:pPr>
@@ -10919,7 +10919,7 @@
         </w:tc>
         <w:tc>
           <w:tcPr>
-            <w:tcW w:w="2576" w:type="dxa"/>
+            <w:tcW w:w="2877" w:type="dxa"/>
           </w:tcPr>
           <w:p>
             <w:pPr>
@@ -10936,7 +10936,7 @@
         </w:tc>
         <w:tc>
           <w:tcPr>
-            <w:tcW w:w="3245" w:type="dxa"/>
+            <w:tcW w:w="3625" w:type="dxa"/>
           </w:tcPr>
           <w:p>
             <w:pPr>
@@ -11209,9 +11209,9 @@
         </w:tblBorders>
       </w:tblPr>
       <w:tblGrid>
-        <w:gridCol w:w="2782"/>
-        <w:gridCol w:w="3487"/>
-        <w:gridCol w:w="1644"/>
+        <w:gridCol w:w="3107"/>
+        <w:gridCol w:w="3895"/>
+        <w:gridCol w:w="1836"/>
       </w:tblGrid>
       <w:tr>
         <w:trPr>
@@ -11220,7 +11220,7 @@
         </w:trPr>
         <w:tc>
           <w:tcPr>
-            <w:tcW w:w="2782" w:type="dxa"/>
+            <w:tcW w:w="3107" w:type="dxa"/>
             <w:shd w:val="clear" w:color="auto" w:fill="D9E2F3"/>
           </w:tcPr>
           <w:p>
@@ -11239,7 +11239,7 @@
         </w:tc>
         <w:tc>
           <w:tcPr>
-            <w:tcW w:w="3487" w:type="dxa"/>
+            <w:tcW w:w="3895" w:type="dxa"/>
             <w:shd w:val="clear" w:color="auto" w:fill="D9E2F3"/>
           </w:tcPr>
           <w:p>
@@ -11258,7 +11258,7 @@
         </w:tc>
         <w:tc>
           <w:tcPr>
-            <w:tcW w:w="1644" w:type="dxa"/>
+            <w:tcW w:w="1836" w:type="dxa"/>
             <w:shd w:val="clear" w:color="auto" w:fill="D9E2F3"/>
           </w:tcPr>
           <w:p>
@@ -11282,7 +11282,7 @@
         </w:trPr>
         <w:tc>
           <w:tcPr>
-            <w:tcW w:w="2782" w:type="dxa"/>
+            <w:tcW w:w="3107" w:type="dxa"/>
           </w:tcPr>
           <w:p>
             <w:pPr>
@@ -11299,7 +11299,7 @@
         </w:tc>
         <w:tc>
           <w:tcPr>
-            <w:tcW w:w="3487" w:type="dxa"/>
+            <w:tcW w:w="3895" w:type="dxa"/>
           </w:tcPr>
           <w:p>
             <w:pPr>
@@ -11341,7 +11341,7 @@
         </w:tc>
         <w:tc>
           <w:tcPr>
-            <w:tcW w:w="1644" w:type="dxa"/>
+            <w:tcW w:w="1836" w:type="dxa"/>
           </w:tcPr>
           <w:p>
             <w:pPr>
@@ -11363,7 +11363,7 @@
         </w:trPr>
         <w:tc>
           <w:tcPr>
-            <w:tcW w:w="2782" w:type="dxa"/>
+            <w:tcW w:w="3107" w:type="dxa"/>
           </w:tcPr>
           <w:p>
             <w:pPr>
@@ -11380,7 +11380,7 @@
         </w:tc>
         <w:tc>
           <w:tcPr>
-            <w:tcW w:w="3487" w:type="dxa"/>
+            <w:tcW w:w="3895" w:type="dxa"/>
           </w:tcPr>
           <w:p>
             <w:pPr>
@@ -11397,7 +11397,7 @@
         </w:tc>
         <w:tc>
           <w:tcPr>
-            <w:tcW w:w="1644" w:type="dxa"/>
+            <w:tcW w:w="1836" w:type="dxa"/>
           </w:tcPr>
           <w:p>
             <w:pPr>
@@ -11419,7 +11419,7 @@
         </w:trPr>
         <w:tc>
           <w:tcPr>
-            <w:tcW w:w="2782" w:type="dxa"/>
+            <w:tcW w:w="3107" w:type="dxa"/>
           </w:tcPr>
           <w:p>
             <w:pPr>
@@ -11436,7 +11436,7 @@
         </w:tc>
         <w:tc>
           <w:tcPr>
-            <w:tcW w:w="3487" w:type="dxa"/>
+            <w:tcW w:w="3895" w:type="dxa"/>
           </w:tcPr>
           <w:p>
             <w:pPr>
@@ -11453,7 +11453,7 @@
         </w:tc>
         <w:tc>
           <w:tcPr>
-            <w:tcW w:w="1644" w:type="dxa"/>
+            <w:tcW w:w="1836" w:type="dxa"/>
           </w:tcPr>
           <w:p>
             <w:pPr>
@@ -11475,7 +11475,7 @@
         </w:trPr>
         <w:tc>
           <w:tcPr>
-            <w:tcW w:w="2782" w:type="dxa"/>
+            <w:tcW w:w="3107" w:type="dxa"/>
           </w:tcPr>
           <w:p>
             <w:pPr>
@@ -11492,7 +11492,7 @@
         </w:tc>
         <w:tc>
           <w:tcPr>
-            <w:tcW w:w="3487" w:type="dxa"/>
+            <w:tcW w:w="3895" w:type="dxa"/>
           </w:tcPr>
           <w:p>
             <w:pPr>
@@ -11509,7 +11509,7 @@
         </w:tc>
         <w:tc>
           <w:tcPr>
-            <w:tcW w:w="1644" w:type="dxa"/>
+            <w:tcW w:w="1836" w:type="dxa"/>
           </w:tcPr>
           <w:p>
             <w:pPr>
@@ -11531,7 +11531,7 @@
         </w:trPr>
         <w:tc>
           <w:tcPr>
-            <w:tcW w:w="2782" w:type="dxa"/>
+            <w:tcW w:w="3107" w:type="dxa"/>
           </w:tcPr>
           <w:p>
             <w:pPr>
@@ -11548,7 +11548,7 @@
         </w:tc>
         <w:tc>
           <w:tcPr>
-            <w:tcW w:w="3487" w:type="dxa"/>
+            <w:tcW w:w="3895" w:type="dxa"/>
           </w:tcPr>
           <w:p>
             <w:pPr>
@@ -11565,7 +11565,7 @@
         </w:tc>
         <w:tc>
           <w:tcPr>
-            <w:tcW w:w="1644" w:type="dxa"/>
+            <w:tcW w:w="1836" w:type="dxa"/>
           </w:tcPr>
           <w:p>
             <w:pPr>
@@ -11587,7 +11587,7 @@
         </w:trPr>
         <w:tc>
           <w:tcPr>
-            <w:tcW w:w="2782" w:type="dxa"/>
+            <w:tcW w:w="3107" w:type="dxa"/>
           </w:tcPr>
           <w:p>
             <w:pPr>
@@ -11604,7 +11604,7 @@
         </w:tc>
         <w:tc>
           <w:tcPr>
-            <w:tcW w:w="3487" w:type="dxa"/>
+            <w:tcW w:w="3895" w:type="dxa"/>
           </w:tcPr>
           <w:p>
             <w:pPr>
@@ -11621,7 +11621,7 @@
         </w:tc>
         <w:tc>
           <w:tcPr>
-            <w:tcW w:w="1644" w:type="dxa"/>
+            <w:tcW w:w="1836" w:type="dxa"/>
           </w:tcPr>
           <w:p>
             <w:pPr>
@@ -11643,7 +11643,7 @@
         </w:trPr>
         <w:tc>
           <w:tcPr>
-            <w:tcW w:w="2782" w:type="dxa"/>
+            <w:tcW w:w="3107" w:type="dxa"/>
           </w:tcPr>
           <w:p>
             <w:pPr>
@@ -11660,7 +11660,7 @@
         </w:tc>
         <w:tc>
           <w:tcPr>
-            <w:tcW w:w="3487" w:type="dxa"/>
+            <w:tcW w:w="3895" w:type="dxa"/>
           </w:tcPr>
           <w:p>
             <w:pPr>
@@ -11677,7 +11677,7 @@
         </w:tc>
         <w:tc>
           <w:tcPr>
-            <w:tcW w:w="1644" w:type="dxa"/>
+            <w:tcW w:w="1836" w:type="dxa"/>
           </w:tcPr>
           <w:p>
             <w:pPr>
@@ -11699,7 +11699,7 @@
         </w:trPr>
         <w:tc>
           <w:tcPr>
-            <w:tcW w:w="2782" w:type="dxa"/>
+            <w:tcW w:w="3107" w:type="dxa"/>
           </w:tcPr>
           <w:p>
             <w:pPr>
@@ -11716,7 +11716,7 @@
         </w:tc>
         <w:tc>
           <w:tcPr>
-            <w:tcW w:w="3487" w:type="dxa"/>
+            <w:tcW w:w="3895" w:type="dxa"/>
           </w:tcPr>
           <w:p>
             <w:pPr>
@@ -11733,7 +11733,7 @@
         </w:tc>
         <w:tc>
           <w:tcPr>
-            <w:tcW w:w="1644" w:type="dxa"/>
+            <w:tcW w:w="1836" w:type="dxa"/>
           </w:tcPr>
           <w:p>
             <w:pPr>
@@ -11755,7 +11755,7 @@
         </w:trPr>
         <w:tc>
           <w:tcPr>
-            <w:tcW w:w="2782" w:type="dxa"/>
+            <w:tcW w:w="3107" w:type="dxa"/>
           </w:tcPr>
           <w:p>
             <w:pPr>
@@ -11772,7 +11772,7 @@
         </w:tc>
         <w:tc>
           <w:tcPr>
-            <w:tcW w:w="3487" w:type="dxa"/>
+            <w:tcW w:w="3895" w:type="dxa"/>
           </w:tcPr>
           <w:p>
             <w:pPr>
@@ -11789,7 +11789,7 @@
         </w:tc>
         <w:tc>
           <w:tcPr>
-            <w:tcW w:w="1644" w:type="dxa"/>
+            <w:tcW w:w="1836" w:type="dxa"/>
           </w:tcPr>
           <w:p>
             <w:pPr>
@@ -11811,7 +11811,7 @@
         </w:trPr>
         <w:tc>
           <w:tcPr>
-            <w:tcW w:w="2782" w:type="dxa"/>
+            <w:tcW w:w="3107" w:type="dxa"/>
           </w:tcPr>
           <w:p>
             <w:pPr>
@@ -11828,7 +11828,7 @@
         </w:tc>
         <w:tc>
           <w:tcPr>
-            <w:tcW w:w="3487" w:type="dxa"/>
+            <w:tcW w:w="3895" w:type="dxa"/>
           </w:tcPr>
           <w:p>
             <w:pPr>
@@ -11845,7 +11845,7 @@
         </w:tc>
         <w:tc>
           <w:tcPr>
-            <w:tcW w:w="1644" w:type="dxa"/>
+            <w:tcW w:w="1836" w:type="dxa"/>
           </w:tcPr>
           <w:p>
             <w:pPr>
@@ -11867,7 +11867,7 @@
         </w:trPr>
         <w:tc>
           <w:tcPr>
-            <w:tcW w:w="2782" w:type="dxa"/>
+            <w:tcW w:w="3107" w:type="dxa"/>
           </w:tcPr>
           <w:p>
             <w:pPr>
@@ -11884,7 +11884,7 @@
         </w:tc>
         <w:tc>
           <w:tcPr>
-            <w:tcW w:w="3487" w:type="dxa"/>
+            <w:tcW w:w="3895" w:type="dxa"/>
           </w:tcPr>
           <w:p>
             <w:pPr>
@@ -11901,7 +11901,7 @@
         </w:tc>
         <w:tc>
           <w:tcPr>
-            <w:tcW w:w="1644" w:type="dxa"/>
+            <w:tcW w:w="1836" w:type="dxa"/>
           </w:tcPr>
           <w:p>
             <w:pPr>
@@ -11923,7 +11923,7 @@
         </w:trPr>
         <w:tc>
           <w:tcPr>
-            <w:tcW w:w="2782" w:type="dxa"/>
+            <w:tcW w:w="3107" w:type="dxa"/>
           </w:tcPr>
           <w:p>
             <w:pPr>
@@ -11940,7 +11940,7 @@
         </w:tc>
         <w:tc>
           <w:tcPr>
-            <w:tcW w:w="3487" w:type="dxa"/>
+            <w:tcW w:w="3895" w:type="dxa"/>
           </w:tcPr>
           <w:p>
             <w:pPr>
@@ -11957,7 +11957,7 @@
         </w:tc>
         <w:tc>
           <w:tcPr>
-            <w:tcW w:w="1644" w:type="dxa"/>
+            <w:tcW w:w="1836" w:type="dxa"/>
           </w:tcPr>
           <w:p>
             <w:pPr>
@@ -11979,7 +11979,7 @@
         </w:trPr>
         <w:tc>
           <w:tcPr>
-            <w:tcW w:w="2782" w:type="dxa"/>
+            <w:tcW w:w="3107" w:type="dxa"/>
           </w:tcPr>
           <w:p>
             <w:pPr>
@@ -11996,7 +11996,7 @@
         </w:tc>
         <w:tc>
           <w:tcPr>
-            <w:tcW w:w="3487" w:type="dxa"/>
+            <w:tcW w:w="3895" w:type="dxa"/>
           </w:tcPr>
           <w:p>
             <w:pPr>
@@ -12013,7 +12013,7 @@
         </w:tc>
         <w:tc>
           <w:tcPr>
-            <w:tcW w:w="1644" w:type="dxa"/>
+            <w:tcW w:w="1836" w:type="dxa"/>
           </w:tcPr>
           <w:p>
             <w:pPr>
@@ -12035,7 +12035,7 @@
         </w:trPr>
         <w:tc>
           <w:tcPr>
-            <w:tcW w:w="2782" w:type="dxa"/>
+            <w:tcW w:w="3107" w:type="dxa"/>
           </w:tcPr>
           <w:p>
             <w:pPr>
@@ -12052,7 +12052,7 @@
         </w:tc>
         <w:tc>
           <w:tcPr>
-            <w:tcW w:w="3487" w:type="dxa"/>
+            <w:tcW w:w="3895" w:type="dxa"/>
           </w:tcPr>
           <w:p>
             <w:pPr>
@@ -12069,7 +12069,7 @@
         </w:tc>
         <w:tc>
           <w:tcPr>
-            <w:tcW w:w="1644" w:type="dxa"/>
+            <w:tcW w:w="1836" w:type="dxa"/>
           </w:tcPr>
           <w:p>
             <w:pPr>
@@ -12091,7 +12091,7 @@
         </w:trPr>
         <w:tc>
           <w:tcPr>
-            <w:tcW w:w="2782" w:type="dxa"/>
+            <w:tcW w:w="3107" w:type="dxa"/>
           </w:tcPr>
           <w:p>
             <w:pPr>
@@ -12108,7 +12108,7 @@
         </w:tc>
         <w:tc>
           <w:tcPr>
-            <w:tcW w:w="3487" w:type="dxa"/>
+            <w:tcW w:w="3895" w:type="dxa"/>
           </w:tcPr>
           <w:p>
             <w:pPr>
@@ -12125,7 +12125,7 @@
         </w:tc>
         <w:tc>
           <w:tcPr>
-            <w:tcW w:w="1644" w:type="dxa"/>
+            <w:tcW w:w="1836" w:type="dxa"/>
           </w:tcPr>
           <w:p>
             <w:pPr>
@@ -12147,7 +12147,7 @@
         </w:trPr>
         <w:tc>
           <w:tcPr>
-            <w:tcW w:w="2782" w:type="dxa"/>
+            <w:tcW w:w="3107" w:type="dxa"/>
           </w:tcPr>
           <w:p>
             <w:pPr>
@@ -12164,7 +12164,7 @@
         </w:tc>
         <w:tc>
           <w:tcPr>
-            <w:tcW w:w="3487" w:type="dxa"/>
+            <w:tcW w:w="3895" w:type="dxa"/>
           </w:tcPr>
           <w:p>
             <w:pPr>
@@ -12181,7 +12181,7 @@
         </w:tc>
         <w:tc>
           <w:tcPr>
-            <w:tcW w:w="1644" w:type="dxa"/>
+            <w:tcW w:w="1836" w:type="dxa"/>
           </w:tcPr>
           <w:p>
             <w:pPr>
@@ -12203,7 +12203,7 @@
         </w:trPr>
         <w:tc>
           <w:tcPr>
-            <w:tcW w:w="2782" w:type="dxa"/>
+            <w:tcW w:w="3107" w:type="dxa"/>
           </w:tcPr>
           <w:p>
             <w:pPr>
@@ -12220,7 +12220,7 @@
         </w:tc>
         <w:tc>
           <w:tcPr>
-            <w:tcW w:w="3487" w:type="dxa"/>
+            <w:tcW w:w="3895" w:type="dxa"/>
           </w:tcPr>
           <w:p>
             <w:pPr>
@@ -12237,7 +12237,7 @@
         </w:tc>
         <w:tc>
           <w:tcPr>
-            <w:tcW w:w="1644" w:type="dxa"/>
+            <w:tcW w:w="1836" w:type="dxa"/>
           </w:tcPr>
           <w:p>
             <w:pPr>
@@ -12259,7 +12259,7 @@
         </w:trPr>
         <w:tc>
           <w:tcPr>
-            <w:tcW w:w="2782" w:type="dxa"/>
+            <w:tcW w:w="3107" w:type="dxa"/>
           </w:tcPr>
           <w:p>
             <w:pPr>
@@ -12276,7 +12276,7 @@
         </w:tc>
         <w:tc>
           <w:tcPr>
-            <w:tcW w:w="3487" w:type="dxa"/>
+            <w:tcW w:w="3895" w:type="dxa"/>
           </w:tcPr>
           <w:p>
             <w:pPr>
@@ -12293,7 +12293,7 @@
         </w:tc>
         <w:tc>
           <w:tcPr>
-            <w:tcW w:w="1644" w:type="dxa"/>
+            <w:tcW w:w="1836" w:type="dxa"/>
           </w:tcPr>
           <w:p>
             <w:pPr>
@@ -12315,7 +12315,7 @@
         </w:trPr>
         <w:tc>
           <w:tcPr>
-            <w:tcW w:w="2782" w:type="dxa"/>
+            <w:tcW w:w="3107" w:type="dxa"/>
           </w:tcPr>
           <w:p>
             <w:pPr>
@@ -12332,7 +12332,7 @@
         </w:tc>
         <w:tc>
           <w:tcPr>
-            <w:tcW w:w="3487" w:type="dxa"/>
+            <w:tcW w:w="3895" w:type="dxa"/>
           </w:tcPr>
           <w:p>
             <w:pPr>
@@ -12349,7 +12349,7 @@
         </w:tc>
         <w:tc>
           <w:tcPr>
-            <w:tcW w:w="1644" w:type="dxa"/>
+            <w:tcW w:w="1836" w:type="dxa"/>
           </w:tcPr>
           <w:p>
             <w:pPr>
@@ -12406,8 +12406,8 @@
         </w:tblBorders>
       </w:tblPr>
       <w:tblGrid>
-        <w:gridCol w:w="3783"/>
-        <w:gridCol w:w="4132"/>
+        <w:gridCol w:w="4224"/>
+        <w:gridCol w:w="4614"/>
       </w:tblGrid>
       <w:tr>
         <w:trPr>
@@ -12416,7 +12416,7 @@
         </w:trPr>
         <w:tc>
           <w:tcPr>
-            <w:tcW w:w="3783" w:type="dxa"/>
+            <w:tcW w:w="4224" w:type="dxa"/>
             <w:shd w:val="clear" w:color="auto" w:fill="D9E2F3"/>
           </w:tcPr>
           <w:p>
@@ -12435,7 +12435,7 @@
         </w:tc>
         <w:tc>
           <w:tcPr>
-            <w:tcW w:w="4132" w:type="dxa"/>
+            <w:tcW w:w="4614" w:type="dxa"/>
             <w:shd w:val="clear" w:color="auto" w:fill="D9E2F3"/>
           </w:tcPr>
           <w:p>
@@ -12459,7 +12459,7 @@
         </w:trPr>
         <w:tc>
           <w:tcPr>
-            <w:tcW w:w="3783" w:type="dxa"/>
+            <w:tcW w:w="4224" w:type="dxa"/>
           </w:tcPr>
           <w:p>
             <w:pPr>
@@ -12476,7 +12476,7 @@
         </w:tc>
         <w:tc>
           <w:tcPr>
-            <w:tcW w:w="4132" w:type="dxa"/>
+            <w:tcW w:w="4614" w:type="dxa"/>
           </w:tcPr>
           <w:p>
             <w:pPr>
@@ -12498,7 +12498,7 @@
         </w:trPr>
         <w:tc>
           <w:tcPr>
-            <w:tcW w:w="3783" w:type="dxa"/>
+            <w:tcW w:w="4224" w:type="dxa"/>
           </w:tcPr>
           <w:p>
             <w:pPr>
@@ -12515,7 +12515,7 @@
         </w:tc>
         <w:tc>
           <w:tcPr>
-            <w:tcW w:w="4132" w:type="dxa"/>
+            <w:tcW w:w="4614" w:type="dxa"/>
           </w:tcPr>
           <w:p>
             <w:pPr>
@@ -12537,7 +12537,7 @@
         </w:trPr>
         <w:tc>
           <w:tcPr>
-            <w:tcW w:w="3783" w:type="dxa"/>
+            <w:tcW w:w="4224" w:type="dxa"/>
           </w:tcPr>
           <w:p>
             <w:pPr>
@@ -12554,7 +12554,7 @@
         </w:tc>
         <w:tc>
           <w:tcPr>
-            <w:tcW w:w="4132" w:type="dxa"/>
+            <w:tcW w:w="4614" w:type="dxa"/>
           </w:tcPr>
           <w:p>
             <w:pPr>
@@ -12576,7 +12576,7 @@
         </w:trPr>
         <w:tc>
           <w:tcPr>
-            <w:tcW w:w="3783" w:type="dxa"/>
+            <w:tcW w:w="4224" w:type="dxa"/>
           </w:tcPr>
           <w:p>
             <w:pPr>
@@ -12593,7 +12593,7 @@
         </w:tc>
         <w:tc>
           <w:tcPr>
-            <w:tcW w:w="4132" w:type="dxa"/>
+            <w:tcW w:w="4614" w:type="dxa"/>
           </w:tcPr>
           <w:p>
             <w:pPr>
@@ -12615,7 +12615,7 @@
         </w:trPr>
         <w:tc>
           <w:tcPr>
-            <w:tcW w:w="3783" w:type="dxa"/>
+            <w:tcW w:w="4224" w:type="dxa"/>
           </w:tcPr>
           <w:p>
             <w:pPr>
@@ -12632,7 +12632,7 @@
         </w:tc>
         <w:tc>
           <w:tcPr>
-            <w:tcW w:w="4132" w:type="dxa"/>
+            <w:tcW w:w="4614" w:type="dxa"/>
           </w:tcPr>
           <w:p>
             <w:pPr>
@@ -12654,7 +12654,7 @@
         </w:trPr>
         <w:tc>
           <w:tcPr>
-            <w:tcW w:w="3783" w:type="dxa"/>
+            <w:tcW w:w="4224" w:type="dxa"/>
           </w:tcPr>
           <w:p>
             <w:pPr>
@@ -12671,7 +12671,7 @@
         </w:tc>
         <w:tc>
           <w:tcPr>
-            <w:tcW w:w="4132" w:type="dxa"/>
+            <w:tcW w:w="4614" w:type="dxa"/>
           </w:tcPr>
           <w:p>
             <w:pPr>
@@ -12693,7 +12693,7 @@
         </w:trPr>
         <w:tc>
           <w:tcPr>
-            <w:tcW w:w="3783" w:type="dxa"/>
+            <w:tcW w:w="4224" w:type="dxa"/>
           </w:tcPr>
           <w:p>
             <w:pPr>
@@ -12710,7 +12710,7 @@
         </w:tc>
         <w:tc>
           <w:tcPr>
-            <w:tcW w:w="4132" w:type="dxa"/>
+            <w:tcW w:w="4614" w:type="dxa"/>
           </w:tcPr>
           <w:p>
             <w:pPr>
@@ -12732,7 +12732,7 @@
         </w:trPr>
         <w:tc>
           <w:tcPr>
-            <w:tcW w:w="3783" w:type="dxa"/>
+            <w:tcW w:w="4224" w:type="dxa"/>
           </w:tcPr>
           <w:p>
             <w:pPr>
@@ -12749,7 +12749,7 @@
         </w:tc>
         <w:tc>
           <w:tcPr>
-            <w:tcW w:w="4132" w:type="dxa"/>
+            <w:tcW w:w="4614" w:type="dxa"/>
           </w:tcPr>
           <w:p>
             <w:pPr>
@@ -12771,7 +12771,7 @@
         </w:trPr>
         <w:tc>
           <w:tcPr>
-            <w:tcW w:w="3783" w:type="dxa"/>
+            <w:tcW w:w="4224" w:type="dxa"/>
           </w:tcPr>
           <w:p>
             <w:pPr>
@@ -12788,7 +12788,7 @@
         </w:tc>
         <w:tc>
           <w:tcPr>
-            <w:tcW w:w="4132" w:type="dxa"/>
+            <w:tcW w:w="4614" w:type="dxa"/>
           </w:tcPr>
           <w:p>
             <w:pPr>
@@ -12810,7 +12810,7 @@
         </w:trPr>
         <w:tc>
           <w:tcPr>
-            <w:tcW w:w="3783" w:type="dxa"/>
+            <w:tcW w:w="4224" w:type="dxa"/>
           </w:tcPr>
           <w:p>
             <w:pPr>
@@ -12827,7 +12827,7 @@
         </w:tc>
         <w:tc>
           <w:tcPr>
-            <w:tcW w:w="4132" w:type="dxa"/>
+            <w:tcW w:w="4614" w:type="dxa"/>
           </w:tcPr>
           <w:p>
             <w:pPr>
@@ -12849,7 +12849,7 @@
         </w:trPr>
         <w:tc>
           <w:tcPr>
-            <w:tcW w:w="3783" w:type="dxa"/>
+            <w:tcW w:w="4224" w:type="dxa"/>
           </w:tcPr>
           <w:p>
             <w:pPr>
@@ -12866,7 +12866,7 @@
         </w:tc>
         <w:tc>
           <w:tcPr>
-            <w:tcW w:w="4132" w:type="dxa"/>
+            <w:tcW w:w="4614" w:type="dxa"/>
           </w:tcPr>
           <w:p>
             <w:pPr>
@@ -12888,7 +12888,7 @@
         </w:trPr>
         <w:tc>
           <w:tcPr>
-            <w:tcW w:w="3783" w:type="dxa"/>
+            <w:tcW w:w="4224" w:type="dxa"/>
           </w:tcPr>
           <w:p>
             <w:pPr>
@@ -12905,7 +12905,7 @@
         </w:tc>
         <w:tc>
           <w:tcPr>
-            <w:tcW w:w="4132" w:type="dxa"/>
+            <w:tcW w:w="4614" w:type="dxa"/>
           </w:tcPr>
           <w:p>
             <w:pPr>
@@ -12927,7 +12927,7 @@
         </w:trPr>
         <w:tc>
           <w:tcPr>
-            <w:tcW w:w="3783" w:type="dxa"/>
+            <w:tcW w:w="4224" w:type="dxa"/>
           </w:tcPr>
           <w:p>
             <w:pPr>
@@ -12944,7 +12944,7 @@
         </w:tc>
         <w:tc>
           <w:tcPr>
-            <w:tcW w:w="4132" w:type="dxa"/>
+            <w:tcW w:w="4614" w:type="dxa"/>
           </w:tcPr>
           <w:p>
             <w:pPr>
@@ -12966,7 +12966,7 @@
         </w:trPr>
         <w:tc>
           <w:tcPr>
-            <w:tcW w:w="3783" w:type="dxa"/>
+            <w:tcW w:w="4224" w:type="dxa"/>
           </w:tcPr>
           <w:p>
             <w:pPr>
@@ -12983,7 +12983,7 @@
         </w:tc>
         <w:tc>
           <w:tcPr>
-            <w:tcW w:w="4132" w:type="dxa"/>
+            <w:tcW w:w="4614" w:type="dxa"/>
           </w:tcPr>
           <w:p>
             <w:pPr>
@@ -13005,7 +13005,7 @@
         </w:trPr>
         <w:tc>
           <w:tcPr>
-            <w:tcW w:w="3783" w:type="dxa"/>
+            <w:tcW w:w="4224" w:type="dxa"/>
           </w:tcPr>
           <w:p>
             <w:pPr>
@@ -13022,7 +13022,7 @@
         </w:tc>
         <w:tc>
           <w:tcPr>
-            <w:tcW w:w="4132" w:type="dxa"/>
+            <w:tcW w:w="4614" w:type="dxa"/>
           </w:tcPr>
           <w:p>
             <w:pPr>
@@ -13044,7 +13044,7 @@
         </w:trPr>
         <w:tc>
           <w:tcPr>
-            <w:tcW w:w="3783" w:type="dxa"/>
+            <w:tcW w:w="4224" w:type="dxa"/>
           </w:tcPr>
           <w:p>
             <w:pPr>
@@ -13061,7 +13061,7 @@
         </w:tc>
         <w:tc>
           <w:tcPr>
-            <w:tcW w:w="4132" w:type="dxa"/>
+            <w:tcW w:w="4614" w:type="dxa"/>
           </w:tcPr>
           <w:p>
             <w:pPr>
@@ -13083,7 +13083,7 @@
         </w:trPr>
         <w:tc>
           <w:tcPr>
-            <w:tcW w:w="3783" w:type="dxa"/>
+            <w:tcW w:w="4224" w:type="dxa"/>
           </w:tcPr>
           <w:p>
             <w:pPr>
@@ -13100,7 +13100,7 @@
         </w:tc>
         <w:tc>
           <w:tcPr>
-            <w:tcW w:w="4132" w:type="dxa"/>
+            <w:tcW w:w="4614" w:type="dxa"/>
           </w:tcPr>
           <w:p>
             <w:pPr>
@@ -13122,7 +13122,7 @@
         </w:trPr>
         <w:tc>
           <w:tcPr>
-            <w:tcW w:w="3783" w:type="dxa"/>
+            <w:tcW w:w="4224" w:type="dxa"/>
           </w:tcPr>
           <w:p>
             <w:pPr>
@@ -13139,7 +13139,7 @@
         </w:tc>
         <w:tc>
           <w:tcPr>
-            <w:tcW w:w="4132" w:type="dxa"/>
+            <w:tcW w:w="4614" w:type="dxa"/>
           </w:tcPr>
           <w:p>
             <w:pPr>
@@ -13161,7 +13161,7 @@
         </w:trPr>
         <w:tc>
           <w:tcPr>
-            <w:tcW w:w="3783" w:type="dxa"/>
+            <w:tcW w:w="4224" w:type="dxa"/>
           </w:tcPr>
           <w:p>
             <w:pPr>
@@ -13178,7 +13178,7 @@
         </w:tc>
         <w:tc>
           <w:tcPr>
-            <w:tcW w:w="4132" w:type="dxa"/>
+            <w:tcW w:w="4614" w:type="dxa"/>
           </w:tcPr>
           <w:p>
             <w:pPr>
@@ -13200,7 +13200,7 @@
         </w:trPr>
         <w:tc>
           <w:tcPr>
-            <w:tcW w:w="3783" w:type="dxa"/>
+            <w:tcW w:w="4224" w:type="dxa"/>
           </w:tcPr>
           <w:p>
             <w:pPr>
@@ -13217,7 +13217,7 @@
         </w:tc>
         <w:tc>
           <w:tcPr>
-            <w:tcW w:w="4132" w:type="dxa"/>
+            <w:tcW w:w="4614" w:type="dxa"/>
           </w:tcPr>
           <w:p>
             <w:pPr>
@@ -13239,7 +13239,7 @@
         </w:trPr>
         <w:tc>
           <w:tcPr>
-            <w:tcW w:w="3783" w:type="dxa"/>
+            <w:tcW w:w="4224" w:type="dxa"/>
           </w:tcPr>
           <w:p>
             <w:pPr>
@@ -13256,7 +13256,7 @@
         </w:tc>
         <w:tc>
           <w:tcPr>
-            <w:tcW w:w="4132" w:type="dxa"/>
+            <w:tcW w:w="4614" w:type="dxa"/>
           </w:tcPr>
           <w:p>
             <w:pPr>
@@ -13278,7 +13278,7 @@
         </w:trPr>
         <w:tc>
           <w:tcPr>
-            <w:tcW w:w="3783" w:type="dxa"/>
+            <w:tcW w:w="4224" w:type="dxa"/>
           </w:tcPr>
           <w:p>
             <w:pPr>
@@ -13295,7 +13295,7 @@
         </w:tc>
         <w:tc>
           <w:tcPr>
-            <w:tcW w:w="4132" w:type="dxa"/>
+            <w:tcW w:w="4614" w:type="dxa"/>
           </w:tcPr>
           <w:p>
             <w:pPr>
@@ -13317,7 +13317,7 @@
         </w:trPr>
         <w:tc>
           <w:tcPr>
-            <w:tcW w:w="3783" w:type="dxa"/>
+            <w:tcW w:w="4224" w:type="dxa"/>
           </w:tcPr>
           <w:p>
             <w:pPr>
@@ -13334,7 +13334,7 @@
         </w:tc>
         <w:tc>
           <w:tcPr>
-            <w:tcW w:w="4132" w:type="dxa"/>
+            <w:tcW w:w="4614" w:type="dxa"/>
           </w:tcPr>
           <w:p>
             <w:pPr>
@@ -13356,7 +13356,7 @@
         </w:trPr>
         <w:tc>
           <w:tcPr>
-            <w:tcW w:w="3783" w:type="dxa"/>
+            <w:tcW w:w="4224" w:type="dxa"/>
           </w:tcPr>
           <w:p>
             <w:pPr>
@@ -13373,7 +13373,7 @@
         </w:tc>
         <w:tc>
           <w:tcPr>
-            <w:tcW w:w="4132" w:type="dxa"/>
+            <w:tcW w:w="4614" w:type="dxa"/>
           </w:tcPr>
           <w:p>
             <w:pPr>
@@ -13395,7 +13395,7 @@
         </w:trPr>
         <w:tc>
           <w:tcPr>
-            <w:tcW w:w="3783" w:type="dxa"/>
+            <w:tcW w:w="4224" w:type="dxa"/>
           </w:tcPr>
           <w:p>
             <w:pPr>
@@ -13412,7 +13412,7 @@
         </w:tc>
         <w:tc>
           <w:tcPr>
-            <w:tcW w:w="4132" w:type="dxa"/>
+            <w:tcW w:w="4614" w:type="dxa"/>
           </w:tcPr>
           <w:p>
             <w:pPr>
@@ -13484,11 +13484,11 @@
         </w:tblBorders>
       </w:tblPr>
       <w:tblGrid>
-        <w:gridCol w:w="837"/>
-        <w:gridCol w:w="2450"/>
-        <w:gridCol w:w="2329"/>
-        <w:gridCol w:w="1267"/>
-        <w:gridCol w:w="1025"/>
+        <w:gridCol w:w="935"/>
+        <w:gridCol w:w="2738"/>
+        <w:gridCol w:w="2603"/>
+        <w:gridCol w:w="1416"/>
+        <w:gridCol w:w="1146"/>
       </w:tblGrid>
       <w:tr>
         <w:trPr>
@@ -13497,7 +13497,7 @@
         </w:trPr>
         <w:tc>
           <w:tcPr>
-            <w:tcW w:w="837" w:type="dxa"/>
+            <w:tcW w:w="935" w:type="dxa"/>
             <w:shd w:val="clear" w:color="auto" w:fill="D9E2F3"/>
           </w:tcPr>
           <w:p>
@@ -13516,7 +13516,7 @@
         </w:tc>
         <w:tc>
           <w:tcPr>
-            <w:tcW w:w="2450" w:type="dxa"/>
+            <w:tcW w:w="2738" w:type="dxa"/>
             <w:shd w:val="clear" w:color="auto" w:fill="D9E2F3"/>
           </w:tcPr>
           <w:p>
@@ -13535,7 +13535,7 @@
         </w:tc>
         <w:tc>
           <w:tcPr>
-            <w:tcW w:w="2329" w:type="dxa"/>
+            <w:tcW w:w="2603" w:type="dxa"/>
             <w:shd w:val="clear" w:color="auto" w:fill="D9E2F3"/>
           </w:tcPr>
           <w:p>
@@ -13554,7 +13554,7 @@
         </w:tc>
         <w:tc>
           <w:tcPr>
-            <w:tcW w:w="1267" w:type="dxa"/>
+            <w:tcW w:w="1416" w:type="dxa"/>
             <w:shd w:val="clear" w:color="auto" w:fill="D9E2F3"/>
           </w:tcPr>
           <w:p>
@@ -13573,7 +13573,7 @@
         </w:tc>
         <w:tc>
           <w:tcPr>
-            <w:tcW w:w="1025" w:type="dxa"/>
+            <w:tcW w:w="1146" w:type="dxa"/>
             <w:shd w:val="clear" w:color="auto" w:fill="D9E2F3"/>
           </w:tcPr>
           <w:p>
@@ -13597,7 +13597,7 @@
         </w:trPr>
         <w:tc>
           <w:tcPr>
-            <w:tcW w:w="837" w:type="dxa"/>
+            <w:tcW w:w="935" w:type="dxa"/>
           </w:tcPr>
           <w:p>
             <w:pPr>
@@ -13614,7 +13614,7 @@
         </w:tc>
         <w:tc>
           <w:tcPr>
-            <w:tcW w:w="2450" w:type="dxa"/>
+            <w:tcW w:w="2738" w:type="dxa"/>
           </w:tcPr>
           <w:p>
             <w:pPr>
@@ -13631,7 +13631,7 @@
         </w:tc>
         <w:tc>
           <w:tcPr>
-            <w:tcW w:w="2329" w:type="dxa"/>
+            <w:tcW w:w="2603" w:type="dxa"/>
           </w:tcPr>
           <w:p>
             <w:pPr>
@@ -13648,7 +13648,7 @@
         </w:tc>
         <w:tc>
           <w:tcPr>
-            <w:tcW w:w="1267" w:type="dxa"/>
+            <w:tcW w:w="1416" w:type="dxa"/>
           </w:tcPr>
           <w:p>
             <w:pPr>
@@ -13665,7 +13665,7 @@
         </w:tc>
         <w:tc>
           <w:tcPr>
-            <w:tcW w:w="1025" w:type="dxa"/>
+            <w:tcW w:w="1146" w:type="dxa"/>
           </w:tcPr>
           <w:p>
             <w:pPr>
@@ -13687,7 +13687,7 @@
         </w:trPr>
         <w:tc>
           <w:tcPr>
-            <w:tcW w:w="837" w:type="dxa"/>
+            <w:tcW w:w="935" w:type="dxa"/>
           </w:tcPr>
           <w:p>
             <w:pPr>
@@ -13704,7 +13704,7 @@
         </w:tc>
         <w:tc>
           <w:tcPr>
-            <w:tcW w:w="2450" w:type="dxa"/>
+            <w:tcW w:w="2738" w:type="dxa"/>
           </w:tcPr>
           <w:p>
             <w:pPr>
@@ -13740,7 +13740,7 @@
         </w:tc>
         <w:tc>
           <w:tcPr>
-            <w:tcW w:w="2329" w:type="dxa"/>
+            <w:tcW w:w="2603" w:type="dxa"/>
           </w:tcPr>
           <w:p>
             <w:pPr>
@@ -13770,7 +13770,7 @@
         </w:tc>
         <w:tc>
           <w:tcPr>
-            <w:tcW w:w="1267" w:type="dxa"/>
+            <w:tcW w:w="1416" w:type="dxa"/>
           </w:tcPr>
           <w:p>
             <w:pPr>
@@ -13787,7 +13787,7 @@
         </w:tc>
         <w:tc>
           <w:tcPr>
-            <w:tcW w:w="1025" w:type="dxa"/>
+            <w:tcW w:w="1146" w:type="dxa"/>
           </w:tcPr>
           <w:p>
             <w:pPr>
@@ -13809,7 +13809,7 @@
         </w:trPr>
         <w:tc>
           <w:tcPr>
-            <w:tcW w:w="837" w:type="dxa"/>
+            <w:tcW w:w="935" w:type="dxa"/>
           </w:tcPr>
           <w:p>
             <w:pPr>
@@ -13826,7 +13826,7 @@
         </w:tc>
         <w:tc>
           <w:tcPr>
-            <w:tcW w:w="2450" w:type="dxa"/>
+            <w:tcW w:w="2738" w:type="dxa"/>
           </w:tcPr>
           <w:p>
             <w:pPr>
@@ -13843,7 +13843,7 @@
         </w:tc>
         <w:tc>
           <w:tcPr>
-            <w:tcW w:w="2329" w:type="dxa"/>
+            <w:tcW w:w="2603" w:type="dxa"/>
           </w:tcPr>
           <w:p>
             <w:pPr>
@@ -13860,7 +13860,7 @@
         </w:tc>
         <w:tc>
           <w:tcPr>
-            <w:tcW w:w="1267" w:type="dxa"/>
+            <w:tcW w:w="1416" w:type="dxa"/>
           </w:tcPr>
           <w:p>
             <w:pPr>
@@ -13877,7 +13877,7 @@
         </w:tc>
         <w:tc>
           <w:tcPr>
-            <w:tcW w:w="1025" w:type="dxa"/>
+            <w:tcW w:w="1146" w:type="dxa"/>
           </w:tcPr>
           <w:p>
             <w:pPr>
@@ -13899,7 +13899,7 @@
         </w:trPr>
         <w:tc>
           <w:tcPr>
-            <w:tcW w:w="837" w:type="dxa"/>
+            <w:tcW w:w="935" w:type="dxa"/>
           </w:tcPr>
           <w:p>
             <w:pPr>
@@ -13916,7 +13916,7 @@
         </w:tc>
         <w:tc>
           <w:tcPr>
-            <w:tcW w:w="2450" w:type="dxa"/>
+            <w:tcW w:w="2738" w:type="dxa"/>
           </w:tcPr>
           <w:p>
             <w:pPr>
@@ -13933,7 +13933,7 @@
         </w:tc>
         <w:tc>
           <w:tcPr>
-            <w:tcW w:w="2329" w:type="dxa"/>
+            <w:tcW w:w="2603" w:type="dxa"/>
           </w:tcPr>
           <w:p>
             <w:pPr>
@@ -13950,7 +13950,7 @@
         </w:tc>
         <w:tc>
           <w:tcPr>
-            <w:tcW w:w="1267" w:type="dxa"/>
+            <w:tcW w:w="1416" w:type="dxa"/>
           </w:tcPr>
           <w:p>
             <w:pPr>
@@ -13967,7 +13967,7 @@
         </w:tc>
         <w:tc>
           <w:tcPr>
-            <w:tcW w:w="1025" w:type="dxa"/>
+            <w:tcW w:w="1146" w:type="dxa"/>
           </w:tcPr>
           <w:p>
             <w:pPr>
@@ -13989,7 +13989,7 @@
         </w:trPr>
         <w:tc>
           <w:tcPr>
-            <w:tcW w:w="837" w:type="dxa"/>
+            <w:tcW w:w="935" w:type="dxa"/>
           </w:tcPr>
           <w:p>
             <w:pPr>
@@ -14006,7 +14006,7 @@
         </w:tc>
         <w:tc>
           <w:tcPr>
-            <w:tcW w:w="2450" w:type="dxa"/>
+            <w:tcW w:w="2738" w:type="dxa"/>
           </w:tcPr>
           <w:p>
             <w:pPr>
@@ -14023,7 +14023,7 @@
         </w:tc>
         <w:tc>
           <w:tcPr>
-            <w:tcW w:w="2329" w:type="dxa"/>
+            <w:tcW w:w="2603" w:type="dxa"/>
           </w:tcPr>
           <w:p>
             <w:pPr>
@@ -14040,7 +14040,7 @@
         </w:tc>
         <w:tc>
           <w:tcPr>
-            <w:tcW w:w="1267" w:type="dxa"/>
+            <w:tcW w:w="1416" w:type="dxa"/>
           </w:tcPr>
           <w:p>
             <w:pPr>
@@ -14057,7 +14057,7 @@
         </w:tc>
         <w:tc>
           <w:tcPr>
-            <w:tcW w:w="1025" w:type="dxa"/>
+            <w:tcW w:w="1146" w:type="dxa"/>
           </w:tcPr>
           <w:p>
             <w:pPr>
@@ -14079,7 +14079,7 @@
         </w:trPr>
         <w:tc>
           <w:tcPr>
-            <w:tcW w:w="837" w:type="dxa"/>
+            <w:tcW w:w="935" w:type="dxa"/>
           </w:tcPr>
           <w:p>
             <w:pPr>
@@ -14096,7 +14096,7 @@
         </w:tc>
         <w:tc>
           <w:tcPr>
-            <w:tcW w:w="2450" w:type="dxa"/>
+            <w:tcW w:w="2738" w:type="dxa"/>
           </w:tcPr>
           <w:p>
             <w:pPr>
@@ -14113,7 +14113,7 @@
         </w:tc>
         <w:tc>
           <w:tcPr>
-            <w:tcW w:w="2329" w:type="dxa"/>
+            <w:tcW w:w="2603" w:type="dxa"/>
           </w:tcPr>
           <w:p>
             <w:pPr>
@@ -14130,7 +14130,7 @@
         </w:tc>
         <w:tc>
           <w:tcPr>
-            <w:tcW w:w="1267" w:type="dxa"/>
+            <w:tcW w:w="1416" w:type="dxa"/>
           </w:tcPr>
           <w:p>
             <w:pPr>
@@ -14147,7 +14147,7 @@
         </w:tc>
         <w:tc>
           <w:tcPr>
-            <w:tcW w:w="1025" w:type="dxa"/>
+            <w:tcW w:w="1146" w:type="dxa"/>
           </w:tcPr>
           <w:p>
             <w:pPr>
@@ -14169,7 +14169,7 @@
         </w:trPr>
         <w:tc>
           <w:tcPr>
-            <w:tcW w:w="837" w:type="dxa"/>
+            <w:tcW w:w="935" w:type="dxa"/>
           </w:tcPr>
           <w:p>
             <w:pPr>
@@ -14186,7 +14186,7 @@
         </w:tc>
         <w:tc>
           <w:tcPr>
-            <w:tcW w:w="2450" w:type="dxa"/>
+            <w:tcW w:w="2738" w:type="dxa"/>
           </w:tcPr>
           <w:p>
             <w:pPr>
@@ -14203,7 +14203,7 @@
         </w:tc>
         <w:tc>
           <w:tcPr>
-            <w:tcW w:w="2329" w:type="dxa"/>
+            <w:tcW w:w="2603" w:type="dxa"/>
           </w:tcPr>
           <w:p>
             <w:pPr>
@@ -14220,7 +14220,7 @@
         </w:tc>
         <w:tc>
           <w:tcPr>
-            <w:tcW w:w="1267" w:type="dxa"/>
+            <w:tcW w:w="1416" w:type="dxa"/>
           </w:tcPr>
           <w:p>
             <w:pPr>
@@ -14237,7 +14237,7 @@
         </w:tc>
         <w:tc>
           <w:tcPr>
-            <w:tcW w:w="1025" w:type="dxa"/>
+            <w:tcW w:w="1146" w:type="dxa"/>
           </w:tcPr>
           <w:p>
             <w:pPr>
@@ -14259,7 +14259,7 @@
         </w:trPr>
         <w:tc>
           <w:tcPr>
-            <w:tcW w:w="837" w:type="dxa"/>
+            <w:tcW w:w="935" w:type="dxa"/>
           </w:tcPr>
           <w:p>
             <w:pPr>
@@ -14276,7 +14276,7 @@
         </w:tc>
         <w:tc>
           <w:tcPr>
-            <w:tcW w:w="2450" w:type="dxa"/>
+            <w:tcW w:w="2738" w:type="dxa"/>
           </w:tcPr>
           <w:p>
             <w:pPr>
@@ -14293,7 +14293,7 @@
         </w:tc>
         <w:tc>
           <w:tcPr>
-            <w:tcW w:w="2329" w:type="dxa"/>
+            <w:tcW w:w="2603" w:type="dxa"/>
           </w:tcPr>
           <w:p>
             <w:pPr>
@@ -14310,7 +14310,7 @@
         </w:tc>
         <w:tc>
           <w:tcPr>
-            <w:tcW w:w="1267" w:type="dxa"/>
+            <w:tcW w:w="1416" w:type="dxa"/>
           </w:tcPr>
           <w:p>
             <w:pPr>
@@ -14327,7 +14327,7 @@
         </w:tc>
         <w:tc>
           <w:tcPr>
-            <w:tcW w:w="1025" w:type="dxa"/>
+            <w:tcW w:w="1146" w:type="dxa"/>
           </w:tcPr>
           <w:p>
             <w:pPr>
@@ -14349,7 +14349,7 @@
         </w:trPr>
         <w:tc>
           <w:tcPr>
-            <w:tcW w:w="837" w:type="dxa"/>
+            <w:tcW w:w="935" w:type="dxa"/>
           </w:tcPr>
           <w:p>
             <w:pPr>
@@ -14366,7 +14366,7 @@
         </w:tc>
         <w:tc>
           <w:tcPr>
-            <w:tcW w:w="2450" w:type="dxa"/>
+            <w:tcW w:w="2738" w:type="dxa"/>
           </w:tcPr>
           <w:p>
             <w:pPr>
@@ -14383,7 +14383,7 @@
         </w:tc>
         <w:tc>
           <w:tcPr>
-            <w:tcW w:w="2329" w:type="dxa"/>
+            <w:tcW w:w="2603" w:type="dxa"/>
           </w:tcPr>
           <w:p>
             <w:pPr>
@@ -14400,7 +14400,7 @@
         </w:tc>
         <w:tc>
           <w:tcPr>
-            <w:tcW w:w="1267" w:type="dxa"/>
+            <w:tcW w:w="1416" w:type="dxa"/>
           </w:tcPr>
           <w:p>
             <w:pPr>
@@ -14417,7 +14417,7 @@
         </w:tc>
         <w:tc>
           <w:tcPr>
-            <w:tcW w:w="1025" w:type="dxa"/>
+            <w:tcW w:w="1146" w:type="dxa"/>
           </w:tcPr>
           <w:p>
             <w:pPr>
@@ -14439,7 +14439,7 @@
         </w:trPr>
         <w:tc>
           <w:tcPr>
-            <w:tcW w:w="837" w:type="dxa"/>
+            <w:tcW w:w="935" w:type="dxa"/>
           </w:tcPr>
           <w:p>
             <w:pPr>
@@ -14456,7 +14456,7 @@
         </w:tc>
         <w:tc>
           <w:tcPr>
-            <w:tcW w:w="2450" w:type="dxa"/>
+            <w:tcW w:w="2738" w:type="dxa"/>
           </w:tcPr>
           <w:p>
             <w:pPr>
@@ -14473,7 +14473,7 @@
         </w:tc>
         <w:tc>
           <w:tcPr>
-            <w:tcW w:w="2329" w:type="dxa"/>
+            <w:tcW w:w="2603" w:type="dxa"/>
           </w:tcPr>
           <w:p>
             <w:pPr>
@@ -14490,7 +14490,7 @@
         </w:tc>
         <w:tc>
           <w:tcPr>
-            <w:tcW w:w="1267" w:type="dxa"/>
+            <w:tcW w:w="1416" w:type="dxa"/>
           </w:tcPr>
           <w:p>
             <w:pPr>
@@ -14507,7 +14507,7 @@
         </w:tc>
         <w:tc>
           <w:tcPr>
-            <w:tcW w:w="1025" w:type="dxa"/>
+            <w:tcW w:w="1146" w:type="dxa"/>
           </w:tcPr>
           <w:p>
             <w:pPr>
@@ -14529,7 +14529,7 @@
         </w:trPr>
         <w:tc>
           <w:tcPr>
-            <w:tcW w:w="837" w:type="dxa"/>
+            <w:tcW w:w="935" w:type="dxa"/>
           </w:tcPr>
           <w:p>
             <w:pPr>
@@ -14546,7 +14546,7 @@
         </w:tc>
         <w:tc>
           <w:tcPr>
-            <w:tcW w:w="2450" w:type="dxa"/>
+            <w:tcW w:w="2738" w:type="dxa"/>
           </w:tcPr>
           <w:p>
             <w:pPr>
@@ -14563,7 +14563,7 @@
         </w:tc>
         <w:tc>
           <w:tcPr>
-            <w:tcW w:w="2329" w:type="dxa"/>
+            <w:tcW w:w="2603" w:type="dxa"/>
           </w:tcPr>
           <w:p>
             <w:pPr>
@@ -14580,7 +14580,7 @@
         </w:tc>
         <w:tc>
           <w:tcPr>
-            <w:tcW w:w="1267" w:type="dxa"/>
+            <w:tcW w:w="1416" w:type="dxa"/>
           </w:tcPr>
           <w:p>
             <w:pPr>
@@ -14597,7 +14597,7 @@
         </w:tc>
         <w:tc>
           <w:tcPr>
-            <w:tcW w:w="1025" w:type="dxa"/>
+            <w:tcW w:w="1146" w:type="dxa"/>
           </w:tcPr>
           <w:p>
             <w:pPr>
@@ -14619,7 +14619,7 @@
         </w:trPr>
         <w:tc>
           <w:tcPr>
-            <w:tcW w:w="837" w:type="dxa"/>
+            <w:tcW w:w="935" w:type="dxa"/>
           </w:tcPr>
           <w:p>
             <w:pPr>
@@ -14636,7 +14636,7 @@
         </w:tc>
         <w:tc>
           <w:tcPr>
-            <w:tcW w:w="2450" w:type="dxa"/>
+            <w:tcW w:w="2738" w:type="dxa"/>
           </w:tcPr>
           <w:p>
             <w:pPr>
@@ -14653,7 +14653,7 @@
         </w:tc>
         <w:tc>
           <w:tcPr>
-            <w:tcW w:w="2329" w:type="dxa"/>
+            <w:tcW w:w="2603" w:type="dxa"/>
           </w:tcPr>
           <w:p>
             <w:pPr>
@@ -14670,7 +14670,7 @@
         </w:tc>
         <w:tc>
           <w:tcPr>
-            <w:tcW w:w="1267" w:type="dxa"/>
+            <w:tcW w:w="1416" w:type="dxa"/>
           </w:tcPr>
           <w:p>
             <w:pPr>
@@ -14687,7 +14687,7 @@
         </w:tc>
         <w:tc>
           <w:tcPr>
-            <w:tcW w:w="1025" w:type="dxa"/>
+            <w:tcW w:w="1146" w:type="dxa"/>
           </w:tcPr>
           <w:p>
             <w:pPr>
@@ -14709,7 +14709,7 @@
         </w:trPr>
         <w:tc>
           <w:tcPr>
-            <w:tcW w:w="837" w:type="dxa"/>
+            <w:tcW w:w="935" w:type="dxa"/>
           </w:tcPr>
           <w:p>
             <w:pPr>
@@ -14726,7 +14726,7 @@
         </w:tc>
         <w:tc>
           <w:tcPr>
-            <w:tcW w:w="2450" w:type="dxa"/>
+            <w:tcW w:w="2738" w:type="dxa"/>
           </w:tcPr>
           <w:p>
             <w:pPr>
@@ -14743,7 +14743,7 @@
         </w:tc>
         <w:tc>
           <w:tcPr>
-            <w:tcW w:w="2329" w:type="dxa"/>
+            <w:tcW w:w="2603" w:type="dxa"/>
           </w:tcPr>
           <w:p>
             <w:pPr>
@@ -14760,7 +14760,7 @@
         </w:tc>
         <w:tc>
           <w:tcPr>
-            <w:tcW w:w="1267" w:type="dxa"/>
+            <w:tcW w:w="1416" w:type="dxa"/>
           </w:tcPr>
           <w:p>
             <w:pPr>
@@ -14777,7 +14777,7 @@
         </w:tc>
         <w:tc>
           <w:tcPr>
-            <w:tcW w:w="1025" w:type="dxa"/>
+            <w:tcW w:w="1146" w:type="dxa"/>
           </w:tcPr>
           <w:p>
             <w:pPr>
@@ -14799,7 +14799,7 @@
         </w:trPr>
         <w:tc>
           <w:tcPr>
-            <w:tcW w:w="837" w:type="dxa"/>
+            <w:tcW w:w="935" w:type="dxa"/>
           </w:tcPr>
           <w:p>
             <w:pPr>
@@ -14816,7 +14816,7 @@
         </w:tc>
         <w:tc>
           <w:tcPr>
-            <w:tcW w:w="2450" w:type="dxa"/>
+            <w:tcW w:w="2738" w:type="dxa"/>
           </w:tcPr>
           <w:p>
             <w:pPr>
@@ -14833,7 +14833,7 @@
         </w:tc>
         <w:tc>
           <w:tcPr>
-            <w:tcW w:w="2329" w:type="dxa"/>
+            <w:tcW w:w="2603" w:type="dxa"/>
           </w:tcPr>
           <w:p>
             <w:pPr>
@@ -14850,7 +14850,7 @@
         </w:tc>
         <w:tc>
           <w:tcPr>
-            <w:tcW w:w="1267" w:type="dxa"/>
+            <w:tcW w:w="1416" w:type="dxa"/>
           </w:tcPr>
           <w:p>
             <w:pPr>
@@ -14867,7 +14867,7 @@
         </w:tc>
         <w:tc>
           <w:tcPr>
-            <w:tcW w:w="1025" w:type="dxa"/>
+            <w:tcW w:w="1146" w:type="dxa"/>
           </w:tcPr>
           <w:p>
             <w:pPr>
@@ -14889,7 +14889,7 @@
         </w:trPr>
         <w:tc>
           <w:tcPr>
-            <w:tcW w:w="837" w:type="dxa"/>
+            <w:tcW w:w="935" w:type="dxa"/>
           </w:tcPr>
           <w:p>
             <w:pPr>
@@ -14906,7 +14906,7 @@
         </w:tc>
         <w:tc>
           <w:tcPr>
-            <w:tcW w:w="2450" w:type="dxa"/>
+            <w:tcW w:w="2738" w:type="dxa"/>
           </w:tcPr>
           <w:p>
             <w:pPr>
@@ -14923,7 +14923,7 @@
         </w:tc>
         <w:tc>
           <w:tcPr>
-            <w:tcW w:w="2329" w:type="dxa"/>
+            <w:tcW w:w="2603" w:type="dxa"/>
           </w:tcPr>
           <w:p>
             <w:pPr>
@@ -14940,7 +14940,7 @@
         </w:tc>
         <w:tc>
           <w:tcPr>
-            <w:tcW w:w="1267" w:type="dxa"/>
+            <w:tcW w:w="1416" w:type="dxa"/>
           </w:tcPr>
           <w:p>
             <w:pPr>
@@ -14957,7 +14957,7 @@
         </w:tc>
         <w:tc>
           <w:tcPr>
-            <w:tcW w:w="1025" w:type="dxa"/>
+            <w:tcW w:w="1146" w:type="dxa"/>
           </w:tcPr>
           <w:p>
             <w:pPr>
@@ -14979,7 +14979,7 @@
         </w:trPr>
         <w:tc>
           <w:tcPr>
-            <w:tcW w:w="837" w:type="dxa"/>
+            <w:tcW w:w="935" w:type="dxa"/>
           </w:tcPr>
           <w:p>
             <w:pPr>
@@ -14996,7 +14996,7 @@
         </w:tc>
         <w:tc>
           <w:tcPr>
-            <w:tcW w:w="2450" w:type="dxa"/>
+            <w:tcW w:w="2738" w:type="dxa"/>
           </w:tcPr>
           <w:p>
             <w:pPr>
@@ -15013,7 +15013,7 @@
         </w:tc>
         <w:tc>
           <w:tcPr>
-            <w:tcW w:w="2329" w:type="dxa"/>
+            <w:tcW w:w="2603" w:type="dxa"/>
           </w:tcPr>
           <w:p>
             <w:pPr>
@@ -15030,7 +15030,7 @@
         </w:tc>
         <w:tc>
           <w:tcPr>
-            <w:tcW w:w="1267" w:type="dxa"/>
+            <w:tcW w:w="1416" w:type="dxa"/>
           </w:tcPr>
           <w:p>
             <w:pPr>
@@ -15047,7 +15047,7 @@
         </w:tc>
         <w:tc>
           <w:tcPr>
-            <w:tcW w:w="1025" w:type="dxa"/>
+            <w:tcW w:w="1146" w:type="dxa"/>
           </w:tcPr>
           <w:p>
             <w:pPr>
@@ -15104,8 +15104,8 @@
         </w:tblBorders>
       </w:tblPr>
       <w:tblGrid>
-        <w:gridCol w:w="2851"/>
-        <w:gridCol w:w="5064"/>
+        <w:gridCol w:w="3183"/>
+        <w:gridCol w:w="5655"/>
       </w:tblGrid>
       <w:tr>
         <w:trPr>
@@ -15114,7 +15114,7 @@
         </w:trPr>
         <w:tc>
           <w:tcPr>
-            <w:tcW w:w="2851" w:type="dxa"/>
+            <w:tcW w:w="3183" w:type="dxa"/>
             <w:shd w:val="clear" w:color="auto" w:fill="D9E2F3"/>
           </w:tcPr>
           <w:p>
@@ -15133,7 +15133,7 @@
         </w:tc>
         <w:tc>
           <w:tcPr>
-            <w:tcW w:w="5064" w:type="dxa"/>
+            <w:tcW w:w="5655" w:type="dxa"/>
             <w:shd w:val="clear" w:color="auto" w:fill="D9E2F3"/>
           </w:tcPr>
           <w:p>
@@ -15157,7 +15157,7 @@
         </w:trPr>
         <w:tc>
           <w:tcPr>
-            <w:tcW w:w="2851" w:type="dxa"/>
+            <w:tcW w:w="3183" w:type="dxa"/>
           </w:tcPr>
           <w:p>
             <w:pPr>
@@ -15174,7 +15174,7 @@
         </w:tc>
         <w:tc>
           <w:tcPr>
-            <w:tcW w:w="5064" w:type="dxa"/>
+            <w:tcW w:w="5655" w:type="dxa"/>
           </w:tcPr>
           <w:p>
             <w:pPr>
@@ -15196,7 +15196,7 @@
         </w:trPr>
         <w:tc>
           <w:tcPr>
-            <w:tcW w:w="2851" w:type="dxa"/>
+            <w:tcW w:w="3183" w:type="dxa"/>
           </w:tcPr>
           <w:p>
             <w:pPr>
@@ -15213,7 +15213,7 @@
         </w:tc>
         <w:tc>
           <w:tcPr>
-            <w:tcW w:w="5064" w:type="dxa"/>
+            <w:tcW w:w="5655" w:type="dxa"/>
           </w:tcPr>
           <w:p>
             <w:pPr>
@@ -15235,7 +15235,7 @@
         </w:trPr>
         <w:tc>
           <w:tcPr>
-            <w:tcW w:w="2851" w:type="dxa"/>
+            <w:tcW w:w="3183" w:type="dxa"/>
           </w:tcPr>
           <w:p>
             <w:pPr>
@@ -15252,7 +15252,7 @@
         </w:tc>
         <w:tc>
           <w:tcPr>
-            <w:tcW w:w="5064" w:type="dxa"/>
+            <w:tcW w:w="5655" w:type="dxa"/>
           </w:tcPr>
           <w:p>
             <w:pPr>
@@ -15299,7 +15299,7 @@
         </w:trPr>
         <w:tc>
           <w:tcPr>
-            <w:tcW w:w="2851" w:type="dxa"/>
+            <w:tcW w:w="3183" w:type="dxa"/>
           </w:tcPr>
           <w:p>
             <w:pPr>
@@ -15316,7 +15316,7 @@
         </w:tc>
         <w:tc>
           <w:tcPr>
-            <w:tcW w:w="5064" w:type="dxa"/>
+            <w:tcW w:w="5655" w:type="dxa"/>
           </w:tcPr>
           <w:p>
             <w:pPr>
@@ -15338,7 +15338,7 @@
         </w:trPr>
         <w:tc>
           <w:tcPr>
-            <w:tcW w:w="2851" w:type="dxa"/>
+            <w:tcW w:w="3183" w:type="dxa"/>
           </w:tcPr>
           <w:p>
             <w:pPr>
@@ -15355,7 +15355,7 @@
         </w:tc>
         <w:tc>
           <w:tcPr>
-            <w:tcW w:w="5064" w:type="dxa"/>
+            <w:tcW w:w="5655" w:type="dxa"/>
           </w:tcPr>
           <w:p>
             <w:pPr>
@@ -15377,7 +15377,7 @@
         </w:trPr>
         <w:tc>
           <w:tcPr>
-            <w:tcW w:w="2851" w:type="dxa"/>
+            <w:tcW w:w="3183" w:type="dxa"/>
           </w:tcPr>
           <w:p>
             <w:pPr>
@@ -15394,7 +15394,7 @@
         </w:tc>
         <w:tc>
           <w:tcPr>
-            <w:tcW w:w="5064" w:type="dxa"/>
+            <w:tcW w:w="5655" w:type="dxa"/>
           </w:tcPr>
           <w:p>
             <w:pPr>
@@ -15416,7 +15416,7 @@
         </w:trPr>
         <w:tc>
           <w:tcPr>
-            <w:tcW w:w="2851" w:type="dxa"/>
+            <w:tcW w:w="3183" w:type="dxa"/>
           </w:tcPr>
           <w:p>
             <w:pPr>
@@ -15433,7 +15433,7 @@
         </w:tc>
         <w:tc>
           <w:tcPr>
-            <w:tcW w:w="5064" w:type="dxa"/>
+            <w:tcW w:w="5655" w:type="dxa"/>
           </w:tcPr>
           <w:p>
             <w:pPr>
@@ -15455,7 +15455,7 @@
         </w:trPr>
         <w:tc>
           <w:tcPr>
-            <w:tcW w:w="2851" w:type="dxa"/>
+            <w:tcW w:w="3183" w:type="dxa"/>
           </w:tcPr>
           <w:p>
             <w:pPr>
@@ -15472,7 +15472,7 @@
         </w:tc>
         <w:tc>
           <w:tcPr>
-            <w:tcW w:w="5064" w:type="dxa"/>
+            <w:tcW w:w="5655" w:type="dxa"/>
           </w:tcPr>
           <w:p>
             <w:pPr>
@@ -15494,7 +15494,7 @@
         </w:trPr>
         <w:tc>
           <w:tcPr>
-            <w:tcW w:w="2851" w:type="dxa"/>
+            <w:tcW w:w="3183" w:type="dxa"/>
           </w:tcPr>
           <w:p>
             <w:pPr>
@@ -15511,7 +15511,7 @@
         </w:tc>
         <w:tc>
           <w:tcPr>
-            <w:tcW w:w="5064" w:type="dxa"/>
+            <w:tcW w:w="5655" w:type="dxa"/>
           </w:tcPr>
           <w:p>
             <w:pPr>
@@ -15533,7 +15533,7 @@
         </w:trPr>
         <w:tc>
           <w:tcPr>
-            <w:tcW w:w="2851" w:type="dxa"/>
+            <w:tcW w:w="3183" w:type="dxa"/>
           </w:tcPr>
           <w:p>
             <w:pPr>
@@ -15550,7 +15550,7 @@
         </w:tc>
         <w:tc>
           <w:tcPr>
-            <w:tcW w:w="5064" w:type="dxa"/>
+            <w:tcW w:w="5655" w:type="dxa"/>
           </w:tcPr>
           <w:p>
             <w:pPr>
@@ -15572,7 +15572,7 @@
         </w:trPr>
         <w:tc>
           <w:tcPr>
-            <w:tcW w:w="2851" w:type="dxa"/>
+            <w:tcW w:w="3183" w:type="dxa"/>
           </w:tcPr>
           <w:p>
             <w:pPr>
@@ -15589,7 +15589,7 @@
         </w:tc>
         <w:tc>
           <w:tcPr>
-            <w:tcW w:w="5064" w:type="dxa"/>
+            <w:tcW w:w="5655" w:type="dxa"/>
           </w:tcPr>
           <w:p>
             <w:pPr>
